--- a/_book/HWE-Skript.docx
+++ b/_book/HWE-Skript.docx
@@ -29,7 +29,7 @@
         <w:pStyle w:val="Date"/>
       </w:pPr>
       <w:r>
-        <w:t xml:space="preserve">2023-12-22</w:t>
+        <w:t xml:space="preserve">2023-12-23</w:t>
       </w:r>
     </w:p>
     <w:sdt>
@@ -9093,14 +9093,14 @@
       </w:pPr>
       <m:oMath>
         <m:r>
-          <m:t>Y</m:t>
+          <m:t>C</m:t>
         </m:r>
       </m:oMath>
       <w:r>
         <w:t xml:space="preserve"> </w:t>
       </w:r>
       <w:r>
-        <w:t xml:space="preserve">… Y Ausgang</w:t>
+        <w:t xml:space="preserve">… C Eingang</w:t>
       </w:r>
     </w:p>
     <w:p>
@@ -9141,14 +9141,14 @@
       </w:pPr>
       <m:oMath>
         <m:r>
-          <m:t>B</m:t>
+          <m:t>Y</m:t>
         </m:r>
       </m:oMath>
       <w:r>
         <w:t xml:space="preserve"> </w:t>
       </w:r>
       <w:r>
-        <w:t xml:space="preserve">… B Eingang</w:t>
+        <w:t xml:space="preserve">… Y Ausgang</w:t>
       </w:r>
     </w:p>
     <w:p>
@@ -9157,14 +9157,14 @@
       </w:pPr>
       <m:oMath>
         <m:r>
-          <m:t>C</m:t>
+          <m:t>B</m:t>
         </m:r>
       </m:oMath>
       <w:r>
         <w:t xml:space="preserve"> </w:t>
       </w:r>
       <w:r>
-        <w:t xml:space="preserve">… C Eingang</w:t>
+        <w:t xml:space="preserve">… B Eingang</w:t>
       </w:r>
     </w:p>
     <w:p>
@@ -14056,7 +14056,7 @@
     <w:bookmarkEnd w:id="65"/>
     <w:bookmarkEnd w:id="66"/>
     <w:bookmarkEnd w:id="67"/>
-    <w:bookmarkStart w:id="190" w:name="leistungsverstärker"/>
+    <w:bookmarkStart w:id="189" w:name="leistungsverstärker"/>
     <w:p>
       <w:pPr>
         <w:pStyle w:val="Heading1"/>
@@ -17234,7 +17234,7 @@
         <w:t xml:space="preserve">, und damit die Verlustleistung, trotzdem nicht ganz Null sein kann, sehen wir im folgenden Teil.</w:t>
       </w:r>
     </w:p>
-    <w:bookmarkStart w:id="80" w:name="die-gegentaktendstufe"/>
+    <w:bookmarkStart w:id="79" w:name="die-gegentaktendstufe"/>
     <w:p>
       <w:pPr>
         <w:pStyle w:val="Heading2"/>
@@ -17307,7 +17307,7 @@
             <w:r>
               <w:drawing>
                 <wp:inline>
-                  <wp:extent cx="5334000" cy="5136000"/>
+                  <wp:extent cx="5334000" cy="5403028"/>
                   <wp:effectExtent b="0" l="0" r="0" t="0"/>
                   <wp:docPr descr="" title="" id="73" name="Picture"/>
                   <a:graphic>
@@ -17328,7 +17328,7 @@
                         <pic:spPr bwMode="auto">
                           <a:xfrm>
                             <a:off x="0" y="0"/>
-                            <a:ext cx="5334000" cy="5136000"/>
+                            <a:ext cx="5334000" cy="5403028"/>
                           </a:xfrm>
                           <a:prstGeom prst="rect">
                             <a:avLst/>
@@ -17385,54 +17385,108 @@
       <w:tr>
         <w:tc>
           <w:tcPr/>
-          <w:bookmarkStart w:id="79" w:name="fig-BJT_Gegen_Sim1"/>
-          <w:p>
-            <w:pPr>
-              <w:jc w:val="center"/>
-            </w:pPr>
-            <w:r>
-              <w:drawing>
-                <wp:inline>
-                  <wp:extent cx="5334000" cy="3599413"/>
-                  <wp:effectExtent b="0" l="0" r="0" t="0"/>
-                  <wp:docPr descr="" title="" id="77" name="Picture"/>
-                  <a:graphic>
-                    <a:graphicData uri="http://schemas.openxmlformats.org/drawingml/2006/picture">
-                      <pic:pic>
-                        <pic:nvPicPr>
-                          <pic:cNvPr descr="Projekte/Grafiken/01_GegentaktendstufeSimulation.png" id="78" name="Picture"/>
-                          <pic:cNvPicPr>
-                            <a:picLocks noChangeArrowheads="1" noChangeAspect="1"/>
-                          </pic:cNvPicPr>
-                        </pic:nvPicPr>
-                        <pic:blipFill>
-                          <a:blip r:embed="rId76"/>
-                          <a:stretch>
-                            <a:fillRect/>
-                          </a:stretch>
-                        </pic:blipFill>
-                        <pic:spPr bwMode="auto">
-                          <a:xfrm>
-                            <a:off x="0" y="0"/>
-                            <a:ext cx="5334000" cy="3599413"/>
-                          </a:xfrm>
-                          <a:prstGeom prst="rect">
-                            <a:avLst/>
-                          </a:prstGeom>
-                          <a:noFill/>
-                          <a:ln w="9525">
-                            <a:noFill/>
-                            <a:headEnd/>
-                            <a:tailEnd/>
-                          </a:ln>
-                        </pic:spPr>
-                      </pic:pic>
-                    </a:graphicData>
-                  </a:graphic>
-                </wp:inline>
-              </w:drawing>
-            </w:r>
-          </w:p>
+          <w:bookmarkStart w:id="78" w:name="fig-bjt_gegen_sim1"/>
+          <w:tbl>
+            <w:tblPr>
+              <w:tblStyle w:val="Table"/>
+              <w:tblW w:type="pct" w:w="5000"/>
+              <w:tblLook w:firstRow="0" w:lastRow="0" w:firstColumn="0" w:lastColumn="0" w:noHBand="0" w:noVBand="0" w:val="0000"/>
+              <w:jc w:val="start"/>
+            </w:tblPr>
+            <w:tblGrid>
+              <w:gridCol w:w="7920"/>
+            </w:tblGrid>
+            <w:tr>
+              <w:tc>
+                <w:tcPr/>
+                <w:bookmarkStart w:id="76" w:name="fig-bjt_gegen_sim1-1"/>
+                <w:p>
+                  <w:pPr>
+                    <w:pStyle w:val="SourceCode"/>
+                    <w:jc w:val="center"/>
+                    <w:jc w:val="center"/>
+                  </w:pPr>
+                  <w:r>
+                    <w:rPr>
+                      <w:rStyle w:val="VerbatimChar"/>
+                    </w:rPr>
+                    <w:t xml:space="preserve">Unable to display output for mime type(s): text/html</w:t>
+                  </w:r>
+                </w:p>
+                <w:p>
+                  <w:pPr>
+                    <w:jc w:val="center"/>
+                    <w:jc w:val="center"/>
+                  </w:pPr>
+                  <w:pPr>
+                    <w:jc w:val="start"/>
+                    <w:spacing w:before="200"/>
+                    <w:pStyle w:val="ImageCaption"/>
+                  </w:pPr>
+                  <w:r>
+                    <w:t xml:space="preserve">(a) Bipolartransistoren in Gegentakt, Simulationsergebnisse</w:t>
+                  </w:r>
+                </w:p>
+                <w:bookmarkEnd w:id="76"/>
+              </w:tc>
+            </w:tr>
+          </w:tbl>
+          <w:p/>
+          <w:tbl>
+            <w:tblPr>
+              <w:tblStyle w:val="Table"/>
+              <w:tblW w:type="pct" w:w="5000"/>
+              <w:tblLook w:firstRow="0" w:lastRow="0" w:firstColumn="0" w:lastColumn="0" w:noHBand="0" w:noVBand="0" w:val="0000"/>
+              <w:jc w:val="start"/>
+            </w:tblPr>
+            <w:tblGrid>
+              <w:gridCol w:w="7920"/>
+            </w:tblGrid>
+            <w:tr>
+              <w:tc>
+                <w:tcPr/>
+                <w:bookmarkStart w:id="77" w:name="fig-bjt_gegen_sim1-2"/>
+                <w:p>
+                  <w:pPr>
+                    <w:pStyle w:val="SourceCode"/>
+                    <w:jc w:val="center"/>
+                    <w:jc w:val="center"/>
+                  </w:pPr>
+                  <w:r>
+                    <w:rPr>
+                      <w:rStyle w:val="VerbatimChar"/>
+                    </w:rPr>
+                    <w:t xml:space="preserve">Unable to display output for mime type(s): text/html</w:t>
+                  </w:r>
+                </w:p>
+                <w:p>
+                  <w:pPr>
+                    <w:jc w:val="center"/>
+                    <w:jc w:val="center"/>
+                  </w:pPr>
+                  <w:pPr>
+                    <w:jc w:val="start"/>
+                    <w:spacing w:before="200"/>
+                    <w:pStyle w:val="ImageCaption"/>
+                  </w:pPr>
+                  <w:r>
+                    <w:t xml:space="preserve">(b)</w:t>
+                  </w:r>
+                  <w:r>
+                    <w:t xml:space="preserve"> </w:t>
+                  </w:r>
+                  <w:r>
+                    <w:rPr>
+                      <w:bCs/>
+                      <w:b/>
+                    </w:rPr>
+                    <w:t xml:space="preserve">?(caption)</w:t>
+                  </w:r>
+                </w:p>
+                <w:bookmarkEnd w:id="77"/>
+              </w:tc>
+            </w:tr>
+          </w:tbl>
           <w:p>
             <w:pPr>
               <w:jc w:val="center"/>
@@ -17443,21 +17497,24 @@
               <w:pStyle w:val="ImageCaption"/>
             </w:pPr>
             <w:r>
-              <w:t xml:space="preserve">Abbildung 3.3: Bipolartransistoren in Gegentakt, Simulationsergebnisse</w:t>
-            </w:r>
-          </w:p>
-          <w:bookmarkEnd w:id="79"/>
+              <w:t xml:space="preserve">Abbildung 3.3:</w:t>
+            </w:r>
+            <w:r>
+              <w:t xml:space="preserve"> </w:t>
+            </w:r>
+            <w:r>
+              <w:rPr>
+                <w:bCs/>
+                <w:b/>
+              </w:rPr>
+              <w:t xml:space="preserve">?(caption)</w:t>
+            </w:r>
+          </w:p>
+          <w:bookmarkEnd w:id="78"/>
         </w:tc>
       </w:tr>
     </w:tbl>
-    <w:p>
-      <w:pPr>
-        <w:pStyle w:val="BodyText"/>
-      </w:pPr>
-      <w:r>
-        <w:t xml:space="preserve"> </w:t>
-      </w:r>
-    </w:p>
+    <w:p/>
     <w:tbl>
       <w:tblPr>
         <w:tblStyle w:val="Table"/>
@@ -17654,8 +17711,8 @@
         </w:tc>
       </w:tr>
     </w:tbl>
-    <w:bookmarkEnd w:id="80"/>
-    <w:bookmarkStart w:id="89" w:name="rückkopplung"/>
+    <w:bookmarkEnd w:id="79"/>
+    <w:bookmarkStart w:id="88" w:name="rückkopplung"/>
     <w:p>
       <w:pPr>
         <w:pStyle w:val="Heading2"/>
@@ -17691,7 +17748,7 @@
       <w:tr>
         <w:tc>
           <w:tcPr/>
-          <w:bookmarkStart w:id="84" w:name="fig-BJT_GegenRueck"/>
+          <w:bookmarkStart w:id="83" w:name="fig-BJT_GegenRueck"/>
           <w:p>
             <w:pPr>
               <w:jc w:val="center"/>
@@ -17701,18 +17758,18 @@
                 <wp:inline>
                   <wp:extent cx="3900587" cy="3133258"/>
                   <wp:effectExtent b="0" l="0" r="0" t="0"/>
-                  <wp:docPr descr="" title="" id="82" name="Picture"/>
+                  <wp:docPr descr="" title="" id="81" name="Picture"/>
                   <a:graphic>
                     <a:graphicData uri="http://schemas.openxmlformats.org/drawingml/2006/picture">
                       <pic:pic>
                         <pic:nvPicPr>
-                          <pic:cNvPr descr="Projekte/Grafiken/02_LV_Rueckkopplung.png" id="83" name="Picture"/>
+                          <pic:cNvPr descr="Projekte/Grafiken/02_LV_Rueckkopplung.png" id="82" name="Picture"/>
                           <pic:cNvPicPr>
                             <a:picLocks noChangeArrowheads="1" noChangeAspect="1"/>
                           </pic:cNvPicPr>
                         </pic:nvPicPr>
                         <pic:blipFill>
-                          <a:blip r:embed="rId81"/>
+                          <a:blip r:embed="rId80"/>
                           <a:stretch>
                             <a:fillRect/>
                           </a:stretch>
@@ -17752,7 +17809,7 @@
               <w:t xml:space="preserve">Abbildung 3.4: Gegentaktendstufe mit Rückkopplung</w:t>
             </w:r>
           </w:p>
-          <w:bookmarkEnd w:id="84"/>
+          <w:bookmarkEnd w:id="83"/>
         </w:tc>
       </w:tr>
     </w:tbl>
@@ -17893,7 +17950,7 @@
       <w:tr>
         <w:tc>
           <w:tcPr/>
-          <w:bookmarkStart w:id="88" w:name="fig-BJT_GegenRueck"/>
+          <w:bookmarkStart w:id="87" w:name="fig-BJT_GegenRueck"/>
           <w:p>
             <w:pPr>
               <w:jc w:val="center"/>
@@ -17903,18 +17960,18 @@
                 <wp:inline>
                   <wp:extent cx="5334000" cy="3871556"/>
                   <wp:effectExtent b="0" l="0" r="0" t="0"/>
-                  <wp:docPr descr="" title="" id="86" name="Picture"/>
+                  <wp:docPr descr="" title="" id="85" name="Picture"/>
                   <a:graphic>
                     <a:graphicData uri="http://schemas.openxmlformats.org/drawingml/2006/picture">
                       <pic:pic>
                         <pic:nvPicPr>
-                          <pic:cNvPr descr="Projekte/Grafiken/02_Rueckkopplung_Sim12.png" id="87" name="Picture"/>
+                          <pic:cNvPr descr="Projekte/Grafiken/02_Rueckkopplung_Sim12.png" id="86" name="Picture"/>
                           <pic:cNvPicPr>
                             <a:picLocks noChangeArrowheads="1" noChangeAspect="1"/>
                           </pic:cNvPicPr>
                         </pic:nvPicPr>
                         <pic:blipFill>
-                          <a:blip r:embed="rId85"/>
+                          <a:blip r:embed="rId84"/>
                           <a:stretch>
                             <a:fillRect/>
                           </a:stretch>
@@ -17954,7 +18011,7 @@
               <w:t xml:space="preserve">Abbildung 3.5: Gegentaktendstufe mit Rückkopplung, Simulationsergebnisse</w:t>
             </w:r>
           </w:p>
-          <w:bookmarkEnd w:id="88"/>
+          <w:bookmarkEnd w:id="87"/>
         </w:tc>
       </w:tr>
     </w:tbl>
@@ -18162,8 +18219,8 @@
         </w:tc>
       </w:tr>
     </w:tbl>
-    <w:bookmarkEnd w:id="89"/>
-    <w:bookmarkStart w:id="104" w:name="sec-LV_Vorspannen"/>
+    <w:bookmarkEnd w:id="88"/>
+    <w:bookmarkStart w:id="103" w:name="sec-LV_Vorspannen"/>
     <w:p>
       <w:pPr>
         <w:pStyle w:val="Heading2"/>
@@ -18266,7 +18323,7 @@
       <w:tr>
         <w:tc>
           <w:tcPr/>
-          <w:bookmarkStart w:id="93" w:name="fig-BJT_GegenRueckVor"/>
+          <w:bookmarkStart w:id="92" w:name="fig-BJT_GegenRueckVor"/>
           <w:p>
             <w:pPr>
               <w:jc w:val="center"/>
@@ -18276,18 +18333,18 @@
                 <wp:inline>
                   <wp:extent cx="5334000" cy="3386598"/>
                   <wp:effectExtent b="0" l="0" r="0" t="0"/>
-                  <wp:docPr descr="" title="" id="91" name="Picture"/>
+                  <wp:docPr descr="" title="" id="90" name="Picture"/>
                   <a:graphic>
                     <a:graphicData uri="http://schemas.openxmlformats.org/drawingml/2006/picture">
                       <pic:pic>
                         <pic:nvPicPr>
-                          <pic:cNvPr descr="Projekte/Grafiken/03_LV_Vorspannung.png" id="92" name="Picture"/>
+                          <pic:cNvPr descr="Projekte/Grafiken/03_LV_Vorspannung.png" id="91" name="Picture"/>
                           <pic:cNvPicPr>
                             <a:picLocks noChangeArrowheads="1" noChangeAspect="1"/>
                           </pic:cNvPicPr>
                         </pic:nvPicPr>
                         <pic:blipFill>
-                          <a:blip r:embed="rId90"/>
+                          <a:blip r:embed="rId89"/>
                           <a:stretch>
                             <a:fillRect/>
                           </a:stretch>
@@ -18327,7 +18384,7 @@
               <w:t xml:space="preserve">Abbildung 3.6: Gegentaktendstufe mit vorgespannten Transistoren</w:t>
             </w:r>
           </w:p>
-          <w:bookmarkEnd w:id="93"/>
+          <w:bookmarkEnd w:id="92"/>
         </w:tc>
       </w:tr>
     </w:tbl>
@@ -18410,24 +18467,24 @@
       <w:r>
         <w:t xml:space="preserve"> </w:t>
       </w:r>
-      <w:bookmarkStart w:id="97" w:name="fig-BJT_GegenRueckVorDCSw"/>
+      <w:bookmarkStart w:id="96" w:name="fig-BJT_GegenRueckVorDCSw"/>
       <w:r>
         <w:drawing>
           <wp:inline>
             <wp:extent cx="5334000" cy="3871556"/>
             <wp:effectExtent b="0" l="0" r="0" t="0"/>
-            <wp:docPr descr="Gegentaktendstufe mit vorgespannten Transistoren, DC-Sweep" title="" id="95" name="Picture"/>
+            <wp:docPr descr="Gegentaktendstufe mit vorgespannten Transistoren, DC-Sweep" title="" id="94" name="Picture"/>
             <a:graphic>
               <a:graphicData uri="http://schemas.openxmlformats.org/drawingml/2006/picture">
                 <pic:pic>
                   <pic:nvPicPr>
-                    <pic:cNvPr descr="Projekte/Grafiken/03_Vorspannung_DCSweepSim12.png" id="96" name="Picture"/>
+                    <pic:cNvPr descr="Projekte/Grafiken/03_Vorspannung_DCSweepSim12.png" id="95" name="Picture"/>
                     <pic:cNvPicPr>
                       <a:picLocks noChangeArrowheads="1" noChangeAspect="1"/>
                     </pic:cNvPicPr>
                   </pic:nvPicPr>
                   <pic:blipFill>
-                    <a:blip r:embed="rId94"/>
+                    <a:blip r:embed="rId93"/>
                     <a:stretch>
                       <a:fillRect/>
                     </a:stretch>
@@ -18453,7 +18510,7 @@
           </wp:inline>
         </w:drawing>
       </w:r>
-      <w:bookmarkEnd w:id="97"/>
+      <w:bookmarkEnd w:id="96"/>
     </w:p>
     <w:tbl>
       <w:tblPr>
@@ -19009,7 +19066,7 @@
       <w:tr>
         <w:tc>
           <w:tcPr/>
-          <w:bookmarkStart w:id="101" w:name="fig-BJT_GegenRueckVorSim1"/>
+          <w:bookmarkStart w:id="100" w:name="fig-BJT_GegenRueckVorSim1"/>
           <w:p>
             <w:pPr>
               <w:jc w:val="center"/>
@@ -19019,18 +19076,18 @@
                 <wp:inline>
                   <wp:extent cx="5334000" cy="3119390"/>
                   <wp:effectExtent b="0" l="0" r="0" t="0"/>
-                  <wp:docPr descr="" title="" id="99" name="Picture"/>
+                  <wp:docPr descr="" title="" id="98" name="Picture"/>
                   <a:graphic>
                     <a:graphicData uri="http://schemas.openxmlformats.org/drawingml/2006/picture">
                       <pic:pic>
                         <pic:nvPicPr>
-                          <pic:cNvPr descr="Projekte/Grafiken/03_Vorspannung_Sim1.png" id="100" name="Picture"/>
+                          <pic:cNvPr descr="Projekte/Grafiken/03_Vorspannung_Sim1.png" id="99" name="Picture"/>
                           <pic:cNvPicPr>
                             <a:picLocks noChangeArrowheads="1" noChangeAspect="1"/>
                           </pic:cNvPicPr>
                         </pic:nvPicPr>
                         <pic:blipFill>
-                          <a:blip r:embed="rId98"/>
+                          <a:blip r:embed="rId97"/>
                           <a:stretch>
                             <a:fillRect/>
                           </a:stretch>
@@ -19070,7 +19127,7 @@
               <w:t xml:space="preserve">Abbildung 3.7: Gegentaktendstufe mit vorgespannten Transistoren, Simulationsergebnisse</w:t>
             </w:r>
           </w:p>
-          <w:bookmarkEnd w:id="101"/>
+          <w:bookmarkEnd w:id="100"/>
         </w:tc>
       </w:tr>
     </w:tbl>
@@ -19320,12 +19377,12 @@
                 <wp:inline>
                   <wp:extent cx="152400" cy="152400"/>
                   <wp:effectExtent b="0" l="0" r="0" t="0"/>
-                  <wp:docPr descr="" title="" id="102" name="Picture"/>
+                  <wp:docPr descr="" title="" id="101" name="Picture"/>
                   <a:graphic>
                     <a:graphicData uri="http://schemas.openxmlformats.org/drawingml/2006/picture">
                       <pic:pic>
                         <pic:nvPicPr>
-                          <pic:cNvPr descr="C:\Program Files\Quarto\share\formats\docx\note.png" id="103" name="Picture"/>
+                          <pic:cNvPr descr="C:\Program Files\Quarto\share\formats\docx\note.png" id="102" name="Picture"/>
                           <pic:cNvPicPr>
                             <a:picLocks noChangeArrowheads="1" noChangeAspect="1"/>
                           </pic:cNvPicPr>
@@ -19394,8 +19451,8 @@
         </w:tc>
       </w:tr>
     </w:tbl>
-    <w:bookmarkEnd w:id="104"/>
-    <w:bookmarkStart w:id="161" w:name="reale-spannungsquelle"/>
+    <w:bookmarkEnd w:id="103"/>
+    <w:bookmarkStart w:id="160" w:name="reale-spannungsquelle"/>
     <w:p>
       <w:pPr>
         <w:pStyle w:val="Heading2"/>
@@ -19613,7 +19670,7 @@
       <w:tr>
         <w:tc>
           <w:tcPr/>
-          <w:bookmarkStart w:id="108" w:name="fig-BJT_GegenRueckVorReal2"/>
+          <w:bookmarkStart w:id="107" w:name="fig-BJT_GegenRueckVorReal2"/>
           <w:p>
             <w:pPr>
               <w:jc w:val="center"/>
@@ -19623,18 +19680,18 @@
                 <wp:inline>
                   <wp:extent cx="2097365" cy="1470713"/>
                   <wp:effectExtent b="0" l="0" r="0" t="0"/>
-                  <wp:docPr descr="" title="" id="106" name="Picture"/>
+                  <wp:docPr descr="" title="" id="105" name="Picture"/>
                   <a:graphic>
                     <a:graphicData uri="http://schemas.openxmlformats.org/drawingml/2006/picture">
                       <pic:pic>
                         <pic:nvPicPr>
-                          <pic:cNvPr descr="Projekte/Grafiken/04.01_LV_Reale_Vorspannung.png" id="107" name="Picture"/>
+                          <pic:cNvPr descr="Projekte/Grafiken/04.01_LV_Reale_Vorspannung.png" id="106" name="Picture"/>
                           <pic:cNvPicPr>
                             <a:picLocks noChangeArrowheads="1" noChangeAspect="1"/>
                           </pic:cNvPicPr>
                         </pic:nvPicPr>
                         <pic:blipFill>
-                          <a:blip r:embed="rId105"/>
+                          <a:blip r:embed="rId104"/>
                           <a:stretch>
                             <a:fillRect/>
                           </a:stretch>
@@ -19697,7 +19754,7 @@
               <w:t xml:space="preserve">-Vervielfacher</w:t>
             </w:r>
           </w:p>
-          <w:bookmarkEnd w:id="108"/>
+          <w:bookmarkEnd w:id="107"/>
         </w:tc>
       </w:tr>
     </w:tbl>
@@ -19709,7 +19766,7 @@
         <w:t xml:space="preserve">Der Ablauf ist wie folgt und gilt für alle Dimensionierungsaufgaben von Schaltungen.</w:t>
       </w:r>
     </w:p>
-    <w:bookmarkStart w:id="131" w:name="sec-ube_verf_bere"/>
+    <w:bookmarkStart w:id="130" w:name="sec-ube_verf_bere"/>
     <w:p>
       <w:pPr>
         <w:pStyle w:val="Heading3"/>
@@ -20059,7 +20116,7 @@
       <w:pPr>
         <w:pStyle w:val="BodyText"/>
       </w:pPr>
-      <w:bookmarkStart w:id="109" w:name="eq-I1_eq"/>
+      <w:bookmarkStart w:id="108" w:name="eq-I1_eq"/>
       <m:oMathPara>
         <m:oMathParaPr>
           <m:jc m:val="center"/>
@@ -20131,13 +20188,13 @@
           </m:d>
         </m:oMath>
       </m:oMathPara>
-      <w:bookmarkEnd w:id="109"/>
+      <w:bookmarkEnd w:id="108"/>
     </w:p>
     <w:p>
       <w:pPr>
         <w:pStyle w:val="FirstParagraph"/>
       </w:pPr>
-      <w:bookmarkStart w:id="110" w:name="eq-Ib_eq"/>
+      <w:bookmarkStart w:id="109" w:name="eq-Ib_eq"/>
       <m:oMathPara>
         <m:oMathParaPr>
           <m:jc m:val="center"/>
@@ -20203,13 +20260,13 @@
           </m:d>
         </m:oMath>
       </m:oMathPara>
-      <w:bookmarkEnd w:id="110"/>
+      <w:bookmarkEnd w:id="109"/>
     </w:p>
     <w:p>
       <w:pPr>
         <w:pStyle w:val="FirstParagraph"/>
       </w:pPr>
-      <w:bookmarkStart w:id="111" w:name="eq-Ispg_eq"/>
+      <w:bookmarkStart w:id="110" w:name="eq-Ispg_eq"/>
       <m:oMathPara>
         <m:oMathParaPr>
           <m:jc m:val="center"/>
@@ -20281,7 +20338,7 @@
           </m:d>
         </m:oMath>
       </m:oMathPara>
-      <w:bookmarkEnd w:id="111"/>
+      <w:bookmarkEnd w:id="110"/>
     </w:p>
     <w:p>
       <w:pPr>
@@ -20467,7 +20524,7 @@
       <w:pPr>
         <w:pStyle w:val="BodyText"/>
       </w:pPr>
-      <w:bookmarkStart w:id="112" w:name="eq-M1_eq"/>
+      <w:bookmarkStart w:id="111" w:name="eq-M1_eq"/>
       <m:oMathPara>
         <m:oMathParaPr>
           <m:jc m:val="center"/>
@@ -20539,13 +20596,13 @@
           </m:d>
         </m:oMath>
       </m:oMathPara>
-      <w:bookmarkEnd w:id="112"/>
+      <w:bookmarkEnd w:id="111"/>
     </w:p>
     <w:p>
       <w:pPr>
         <w:pStyle w:val="FirstParagraph"/>
       </w:pPr>
-      <w:bookmarkStart w:id="113" w:name="eq-U2_eq"/>
+      <w:bookmarkStart w:id="112" w:name="eq-U2_eq"/>
       <m:oMathPara>
         <m:oMathParaPr>
           <m:jc m:val="center"/>
@@ -20602,7 +20659,7 @@
           </m:d>
         </m:oMath>
       </m:oMathPara>
-      <w:bookmarkEnd w:id="113"/>
+      <w:bookmarkEnd w:id="112"/>
     </w:p>
     <w:p>
       <w:pPr>
@@ -20709,7 +20766,7 @@
       <w:pPr>
         <w:pStyle w:val="BodyText"/>
       </w:pPr>
-      <w:bookmarkStart w:id="114" w:name="eq-M2_eq"/>
+      <w:bookmarkStart w:id="113" w:name="eq-M2_eq"/>
       <m:oMathPara>
         <m:oMathParaPr>
           <m:jc m:val="center"/>
@@ -20796,13 +20853,13 @@
           </m:d>
         </m:oMath>
       </m:oMathPara>
-      <w:bookmarkEnd w:id="114"/>
+      <w:bookmarkEnd w:id="113"/>
     </w:p>
     <w:p>
       <w:pPr>
         <w:pStyle w:val="FirstParagraph"/>
       </w:pPr>
-      <w:bookmarkStart w:id="115" w:name="eq-U1_eq"/>
+      <w:bookmarkStart w:id="114" w:name="eq-U1_eq"/>
       <m:oMathPara>
         <m:oMathParaPr>
           <m:jc m:val="center"/>
@@ -20886,7 +20943,7 @@
           </m:d>
         </m:oMath>
       </m:oMathPara>
-      <w:bookmarkEnd w:id="115"/>
+      <w:bookmarkEnd w:id="114"/>
     </w:p>
     <w:p>
       <w:pPr>
@@ -20981,7 +21038,7 @@
       <w:pPr>
         <w:pStyle w:val="BodyText"/>
       </w:pPr>
-      <w:bookmarkStart w:id="116" w:name="eq-K2_eq"/>
+      <w:bookmarkStart w:id="115" w:name="eq-K2_eq"/>
       <m:oMathPara>
         <m:oMathParaPr>
           <m:jc m:val="center"/>
@@ -21062,13 +21119,13 @@
           </m:d>
         </m:oMath>
       </m:oMathPara>
-      <w:bookmarkEnd w:id="116"/>
+      <w:bookmarkEnd w:id="115"/>
     </w:p>
     <w:p>
       <w:pPr>
         <w:pStyle w:val="FirstParagraph"/>
       </w:pPr>
-      <w:bookmarkStart w:id="117" w:name="eq-I1_eq"/>
+      <w:bookmarkStart w:id="116" w:name="eq-I1_eq"/>
       <m:oMathPara>
         <m:oMathParaPr>
           <m:jc m:val="center"/>
@@ -21140,13 +21197,13 @@
           </m:d>
         </m:oMath>
       </m:oMathPara>
-      <w:bookmarkEnd w:id="117"/>
+      <w:bookmarkEnd w:id="116"/>
     </w:p>
     <w:p>
       <w:pPr>
         <w:pStyle w:val="FirstParagraph"/>
       </w:pPr>
-      <w:bookmarkStart w:id="118" w:name="eq-I2_eq"/>
+      <w:bookmarkStart w:id="117" w:name="eq-I2_eq"/>
       <m:oMathPara>
         <m:oMathParaPr>
           <m:jc m:val="center"/>
@@ -21203,13 +21260,13 @@
           </m:d>
         </m:oMath>
       </m:oMathPara>
-      <w:bookmarkEnd w:id="118"/>
+      <w:bookmarkEnd w:id="117"/>
     </w:p>
     <w:p>
       <w:pPr>
         <w:pStyle w:val="FirstParagraph"/>
       </w:pPr>
-      <w:bookmarkStart w:id="119" w:name="eq-I1_eq2"/>
+      <w:bookmarkStart w:id="118" w:name="eq-I1_eq2"/>
       <m:oMathPara>
         <m:oMathParaPr>
           <m:jc m:val="center"/>
@@ -21266,7 +21323,7 @@
           </m:d>
         </m:oMath>
       </m:oMathPara>
-      <w:bookmarkEnd w:id="119"/>
+      <w:bookmarkEnd w:id="118"/>
     </w:p>
     <w:p>
       <w:pPr>
@@ -21357,7 +21414,7 @@
       <w:pPr>
         <w:pStyle w:val="BodyText"/>
       </w:pPr>
-      <w:bookmarkStart w:id="120" w:name="eq-I1_eq3"/>
+      <w:bookmarkStart w:id="119" w:name="eq-I1_eq3"/>
       <m:oMathPara>
         <m:oMathParaPr>
           <m:jc m:val="center"/>
@@ -21426,7 +21483,7 @@
           </m:d>
         </m:oMath>
       </m:oMathPara>
-      <w:bookmarkEnd w:id="120"/>
+      <w:bookmarkEnd w:id="119"/>
     </w:p>
     <w:p>
       <w:pPr>
@@ -21583,7 +21640,7 @@
       <w:pPr>
         <w:pStyle w:val="BodyText"/>
       </w:pPr>
-      <w:bookmarkStart w:id="121" w:name="eq-K1_eq"/>
+      <w:bookmarkStart w:id="120" w:name="eq-K1_eq"/>
       <m:oMathPara>
         <m:oMathParaPr>
           <m:jc m:val="center"/>
@@ -21694,13 +21751,13 @@
           </m:d>
         </m:oMath>
       </m:oMathPara>
-      <w:bookmarkEnd w:id="121"/>
+      <w:bookmarkEnd w:id="120"/>
     </w:p>
     <w:p>
       <w:pPr>
         <w:pStyle w:val="FirstParagraph"/>
       </w:pPr>
-      <w:bookmarkStart w:id="122" w:name="eq-Ic_eq"/>
+      <w:bookmarkStart w:id="121" w:name="eq-Ic_eq"/>
       <m:oMathPara>
         <m:oMathParaPr>
           <m:jc m:val="center"/>
@@ -21796,13 +21853,13 @@
           </m:d>
         </m:oMath>
       </m:oMathPara>
-      <w:bookmarkEnd w:id="122"/>
+      <w:bookmarkEnd w:id="121"/>
     </w:p>
     <w:p>
       <w:pPr>
         <w:pStyle w:val="FirstParagraph"/>
       </w:pPr>
-      <w:bookmarkStart w:id="123" w:name="eq-Ic_eq2"/>
+      <w:bookmarkStart w:id="122" w:name="eq-Ic_eq2"/>
       <m:oMathPara>
         <m:oMathParaPr>
           <m:jc m:val="center"/>
@@ -21880,7 +21937,7 @@
           </m:d>
         </m:oMath>
       </m:oMathPara>
-      <w:bookmarkEnd w:id="123"/>
+      <w:bookmarkEnd w:id="122"/>
     </w:p>
     <w:p>
       <w:pPr>
@@ -21999,7 +22056,7 @@
       <w:pPr>
         <w:pStyle w:val="BodyText"/>
       </w:pPr>
-      <w:bookmarkStart w:id="124" w:name="eq-Ib_eq"/>
+      <w:bookmarkStart w:id="123" w:name="eq-Ib_eq"/>
       <m:oMathPara>
         <m:oMathParaPr>
           <m:jc m:val="center"/>
@@ -22065,7 +22122,7 @@
           </m:d>
         </m:oMath>
       </m:oMathPara>
-      <w:bookmarkEnd w:id="124"/>
+      <w:bookmarkEnd w:id="123"/>
     </w:p>
     <w:p>
       <w:pPr>
@@ -22118,7 +22175,7 @@
       <w:pPr>
         <w:pStyle w:val="FirstParagraph"/>
       </w:pPr>
-      <w:bookmarkStart w:id="125" w:name="eq-I1_eq3"/>
+      <w:bookmarkStart w:id="124" w:name="eq-I1_eq3"/>
       <m:oMathPara>
         <m:oMathParaPr>
           <m:jc m:val="center"/>
@@ -22175,7 +22232,7 @@
           </m:d>
         </m:oMath>
       </m:oMathPara>
-      <w:bookmarkEnd w:id="125"/>
+      <w:bookmarkEnd w:id="124"/>
     </w:p>
     <w:p>
       <w:pPr>
@@ -22228,7 +22285,7 @@
       <w:pPr>
         <w:pStyle w:val="FirstParagraph"/>
       </w:pPr>
-      <w:bookmarkStart w:id="126" w:name="eq-R1_eq"/>
+      <w:bookmarkStart w:id="125" w:name="eq-R1_eq"/>
       <m:oMathPara>
         <m:oMathParaPr>
           <m:jc m:val="center"/>
@@ -22309,7 +22366,7 @@
           </m:d>
         </m:oMath>
       </m:oMathPara>
-      <w:bookmarkEnd w:id="126"/>
+      <w:bookmarkEnd w:id="125"/>
     </w:p>
     <w:p>
       <w:pPr>
@@ -22367,7 +22424,7 @@
       <w:pPr>
         <w:pStyle w:val="FirstParagraph"/>
       </w:pPr>
-      <w:bookmarkStart w:id="127" w:name="eq-Dummy"/>
+      <w:bookmarkStart w:id="126" w:name="eq-Dummy"/>
       <m:oMathPara>
         <m:oMathParaPr>
           <m:jc m:val="center"/>
@@ -22424,7 +22481,7 @@
           </m:d>
         </m:oMath>
       </m:oMathPara>
-      <w:bookmarkEnd w:id="127"/>
+      <w:bookmarkEnd w:id="126"/>
     </w:p>
     <w:p>
       <w:pPr>
@@ -22477,7 +22534,7 @@
       <w:pPr>
         <w:pStyle w:val="FirstParagraph"/>
       </w:pPr>
-      <w:bookmarkStart w:id="128" w:name="eq-R2_eq"/>
+      <w:bookmarkStart w:id="127" w:name="eq-R2_eq"/>
       <m:oMathPara>
         <m:oMathParaPr>
           <m:jc m:val="center"/>
@@ -22558,7 +22615,7 @@
           </m:d>
         </m:oMath>
       </m:oMathPara>
-      <w:bookmarkEnd w:id="128"/>
+      <w:bookmarkEnd w:id="127"/>
     </w:p>
     <w:p>
       <w:pPr>
@@ -22654,12 +22711,12 @@
                 <wp:inline>
                   <wp:extent cx="152400" cy="152400"/>
                   <wp:effectExtent b="0" l="0" r="0" t="0"/>
-                  <wp:docPr descr="" title="" id="129" name="Picture"/>
+                  <wp:docPr descr="" title="" id="128" name="Picture"/>
                   <a:graphic>
                     <a:graphicData uri="http://schemas.openxmlformats.org/drawingml/2006/picture">
                       <pic:pic>
                         <pic:nvPicPr>
-                          <pic:cNvPr descr="C:\Program Files\Quarto\share\formats\docx\note.png" id="130" name="Picture"/>
+                          <pic:cNvPr descr="C:\Program Files\Quarto\share\formats\docx\note.png" id="129" name="Picture"/>
                           <pic:cNvPicPr>
                             <a:picLocks noChangeArrowheads="1" noChangeAspect="1"/>
                           </pic:cNvPicPr>
@@ -22833,8 +22890,8 @@
         </w:tc>
       </w:tr>
     </w:tbl>
-    <w:bookmarkEnd w:id="131"/>
-    <w:bookmarkStart w:id="144" w:name="X2ab2ef3b459fd03723ebd6efd62d42916678e5b"/>
+    <w:bookmarkEnd w:id="130"/>
+    <w:bookmarkStart w:id="143" w:name="X2ab2ef3b459fd03723ebd6efd62d42916678e5b"/>
     <w:p>
       <w:pPr>
         <w:pStyle w:val="Heading3"/>
@@ -22917,7 +22974,7 @@
       <w:tr>
         <w:tc>
           <w:tcPr/>
-          <w:bookmarkStart w:id="135" w:name="fig-BJT_LV_RealeSpannungsquelleSim1"/>
+          <w:bookmarkStart w:id="134" w:name="fig-BJT_LV_RealeSpannungsquelleSim1"/>
           <w:p>
             <w:pPr>
               <w:jc w:val="center"/>
@@ -22927,18 +22984,18 @@
                 <wp:inline>
                   <wp:extent cx="5334000" cy="3178208"/>
                   <wp:effectExtent b="0" l="0" r="0" t="0"/>
-                  <wp:docPr descr="" title="" id="133" name="Picture"/>
+                  <wp:docPr descr="" title="" id="132" name="Picture"/>
                   <a:graphic>
                     <a:graphicData uri="http://schemas.openxmlformats.org/drawingml/2006/picture">
                       <pic:pic>
                         <pic:nvPicPr>
-                          <pic:cNvPr descr="Projekte/Grafiken/04.01_LV_RealeSpannungsquelleSim1.png" id="134" name="Picture"/>
+                          <pic:cNvPr descr="Projekte/Grafiken/04.01_LV_RealeSpannungsquelleSim1.png" id="133" name="Picture"/>
                           <pic:cNvPicPr>
                             <a:picLocks noChangeArrowheads="1" noChangeAspect="1"/>
                           </pic:cNvPicPr>
                         </pic:nvPicPr>
                         <pic:blipFill>
-                          <a:blip r:embed="rId132"/>
+                          <a:blip r:embed="rId131"/>
                           <a:stretch>
                             <a:fillRect/>
                           </a:stretch>
@@ -22978,7 +23035,7 @@
               <w:t xml:space="preserve">Abbildung 3.9: Reale Spannungsquelle, Simulation 1</w:t>
             </w:r>
           </w:p>
-          <w:bookmarkEnd w:id="135"/>
+          <w:bookmarkEnd w:id="134"/>
         </w:tc>
       </w:tr>
     </w:tbl>
@@ -23233,7 +23290,7 @@
       <w:tr>
         <w:tc>
           <w:tcPr/>
-          <w:bookmarkStart w:id="139" w:name="fig-BJT_LV_RealeSpannungsquelleSim2"/>
+          <w:bookmarkStart w:id="138" w:name="fig-BJT_LV_RealeSpannungsquelleSim2"/>
           <w:p>
             <w:pPr>
               <w:jc w:val="center"/>
@@ -23243,18 +23300,18 @@
                 <wp:inline>
                   <wp:extent cx="5334000" cy="3759286"/>
                   <wp:effectExtent b="0" l="0" r="0" t="0"/>
-                  <wp:docPr descr="" title="" id="137" name="Picture"/>
+                  <wp:docPr descr="" title="" id="136" name="Picture"/>
                   <a:graphic>
                     <a:graphicData uri="http://schemas.openxmlformats.org/drawingml/2006/picture">
                       <pic:pic>
                         <pic:nvPicPr>
-                          <pic:cNvPr descr="Projekte/Grafiken/04.01_LV_RealeSpannungsquelleSim2.png" id="138" name="Picture"/>
+                          <pic:cNvPr descr="Projekte/Grafiken/04.01_LV_RealeSpannungsquelleSim2.png" id="137" name="Picture"/>
                           <pic:cNvPicPr>
                             <a:picLocks noChangeArrowheads="1" noChangeAspect="1"/>
                           </pic:cNvPicPr>
                         </pic:nvPicPr>
                         <pic:blipFill>
-                          <a:blip r:embed="rId136"/>
+                          <a:blip r:embed="rId135"/>
                           <a:stretch>
                             <a:fillRect/>
                           </a:stretch>
@@ -23294,7 +23351,7 @@
               <w:t xml:space="preserve">Abbildung 3.10: Reale Spannungsquelle, DC-Sweep</w:t>
             </w:r>
           </w:p>
-          <w:bookmarkEnd w:id="139"/>
+          <w:bookmarkEnd w:id="138"/>
         </w:tc>
       </w:tr>
     </w:tbl>
@@ -23625,7 +23682,7 @@
       <w:tr>
         <w:tc>
           <w:tcPr/>
-          <w:bookmarkStart w:id="143" w:name="fig-BJT_LV_RealeSpannungsquelleSim3"/>
+          <w:bookmarkStart w:id="142" w:name="fig-BJT_LV_RealeSpannungsquelleSim3"/>
           <w:p>
             <w:pPr>
               <w:jc w:val="center"/>
@@ -23635,18 +23692,18 @@
                 <wp:inline>
                   <wp:extent cx="5334000" cy="3069197"/>
                   <wp:effectExtent b="0" l="0" r="0" t="0"/>
-                  <wp:docPr descr="" title="" id="141" name="Picture"/>
+                  <wp:docPr descr="" title="" id="140" name="Picture"/>
                   <a:graphic>
                     <a:graphicData uri="http://schemas.openxmlformats.org/drawingml/2006/picture">
                       <pic:pic>
                         <pic:nvPicPr>
-                          <pic:cNvPr descr="Projekte/Grafiken/04.01_LV_RealeSpannungsquelleSim3.png" id="142" name="Picture"/>
+                          <pic:cNvPr descr="Projekte/Grafiken/04.01_LV_RealeSpannungsquelleSim3.png" id="141" name="Picture"/>
                           <pic:cNvPicPr>
                             <a:picLocks noChangeArrowheads="1" noChangeAspect="1"/>
                           </pic:cNvPicPr>
                         </pic:nvPicPr>
                         <pic:blipFill>
-                          <a:blip r:embed="rId140"/>
+                          <a:blip r:embed="rId139"/>
                           <a:stretch>
                             <a:fillRect/>
                           </a:stretch>
@@ -23686,12 +23743,12 @@
               <w:t xml:space="preserve">Abbildung 3.11: Reale Spannungsquelle, Simulation 2</w:t>
             </w:r>
           </w:p>
-          <w:bookmarkEnd w:id="143"/>
+          <w:bookmarkEnd w:id="142"/>
         </w:tc>
       </w:tr>
     </w:tbl>
-    <w:bookmarkEnd w:id="144"/>
-    <w:bookmarkStart w:id="145" w:name="aufbau"/>
+    <w:bookmarkEnd w:id="143"/>
+    <w:bookmarkStart w:id="144" w:name="aufbau"/>
     <w:p>
       <w:pPr>
         <w:pStyle w:val="Heading3"/>
@@ -23766,8 +23823,8 @@
         <w:t xml:space="preserve">Weiters ist zu beachten, dass für einen realen Aufbau Widerstandswerte aus den E-Reihen zu wählen sind!</w:t>
       </w:r>
     </w:p>
-    <w:bookmarkEnd w:id="145"/>
-    <w:bookmarkStart w:id="160" w:name="sec-RealeVorspannung"/>
+    <w:bookmarkEnd w:id="144"/>
+    <w:bookmarkStart w:id="159" w:name="sec-RealeVorspannung"/>
     <w:p>
       <w:pPr>
         <w:pStyle w:val="Heading3"/>
@@ -23820,7 +23877,7 @@
       <w:tr>
         <w:tc>
           <w:tcPr/>
-          <w:bookmarkStart w:id="149" w:name="fig-BJT_GegenRueckVorReal"/>
+          <w:bookmarkStart w:id="148" w:name="fig-BJT_GegenRueckVorReal"/>
           <w:p>
             <w:pPr>
               <w:jc w:val="center"/>
@@ -23830,18 +23887,18 @@
                 <wp:inline>
                   <wp:extent cx="5334000" cy="3455527"/>
                   <wp:effectExtent b="0" l="0" r="0" t="0"/>
-                  <wp:docPr descr="" title="" id="147" name="Picture"/>
+                  <wp:docPr descr="" title="" id="146" name="Picture"/>
                   <a:graphic>
                     <a:graphicData uri="http://schemas.openxmlformats.org/drawingml/2006/picture">
                       <pic:pic>
                         <pic:nvPicPr>
-                          <pic:cNvPr descr="Projekte/Grafiken/04_LV_Reale_Vorspannung.png" id="148" name="Picture"/>
+                          <pic:cNvPr descr="Projekte/Grafiken/04_LV_Reale_Vorspannung.png" id="147" name="Picture"/>
                           <pic:cNvPicPr>
                             <a:picLocks noChangeArrowheads="1" noChangeAspect="1"/>
                           </pic:cNvPicPr>
                         </pic:nvPicPr>
                         <pic:blipFill>
-                          <a:blip r:embed="rId146"/>
+                          <a:blip r:embed="rId145"/>
                           <a:stretch>
                             <a:fillRect/>
                           </a:stretch>
@@ -23881,7 +23938,7 @@
               <w:t xml:space="preserve">Abbildung 3.12: Gegentaktendstufe mit realer Vorspannungsquelle</w:t>
             </w:r>
           </w:p>
-          <w:bookmarkEnd w:id="149"/>
+          <w:bookmarkEnd w:id="148"/>
         </w:tc>
       </w:tr>
     </w:tbl>
@@ -23943,7 +24000,7 @@
       <w:tr>
         <w:tc>
           <w:tcPr/>
-          <w:bookmarkStart w:id="153" w:name="fig-BJT_GegenRueckVorReal3"/>
+          <w:bookmarkStart w:id="152" w:name="fig-BJT_GegenRueckVorReal3"/>
           <w:p>
             <w:pPr>
               <w:jc w:val="center"/>
@@ -23953,18 +24010,18 @@
                 <wp:inline>
                   <wp:extent cx="5334000" cy="3340971"/>
                   <wp:effectExtent b="0" l="0" r="0" t="0"/>
-                  <wp:docPr descr="" title="" id="151" name="Picture"/>
+                  <wp:docPr descr="" title="" id="150" name="Picture"/>
                   <a:graphic>
                     <a:graphicData uri="http://schemas.openxmlformats.org/drawingml/2006/picture">
                       <pic:pic>
                         <pic:nvPicPr>
-                          <pic:cNvPr descr="Projekte/Grafiken/04_LV_Reale_VorspannungDCSim1.png" id="152" name="Picture"/>
+                          <pic:cNvPr descr="Projekte/Grafiken/04_LV_Reale_VorspannungDCSim1.png" id="151" name="Picture"/>
                           <pic:cNvPicPr>
                             <a:picLocks noChangeArrowheads="1" noChangeAspect="1"/>
                           </pic:cNvPicPr>
                         </pic:nvPicPr>
                         <pic:blipFill>
-                          <a:blip r:embed="rId150"/>
+                          <a:blip r:embed="rId149"/>
                           <a:stretch>
                             <a:fillRect/>
                           </a:stretch>
@@ -24004,7 +24061,7 @@
               <w:t xml:space="preserve">Abbildung 3.13: Gegentaktendstufe mit realer Vorspannungsquelle, Simulation 1</w:t>
             </w:r>
           </w:p>
-          <w:bookmarkEnd w:id="153"/>
+          <w:bookmarkEnd w:id="152"/>
         </w:tc>
       </w:tr>
     </w:tbl>
@@ -24029,7 +24086,7 @@
       <w:tr>
         <w:tc>
           <w:tcPr/>
-          <w:bookmarkStart w:id="157" w:name="fig-BJT_GegenRueckVorReal4"/>
+          <w:bookmarkStart w:id="156" w:name="fig-BJT_GegenRueckVorReal4"/>
           <w:p>
             <w:pPr>
               <w:jc w:val="center"/>
@@ -24039,18 +24096,18 @@
                 <wp:inline>
                   <wp:extent cx="5334000" cy="2912133"/>
                   <wp:effectExtent b="0" l="0" r="0" t="0"/>
-                  <wp:docPr descr="" title="" id="155" name="Picture"/>
+                  <wp:docPr descr="" title="" id="154" name="Picture"/>
                   <a:graphic>
                     <a:graphicData uri="http://schemas.openxmlformats.org/drawingml/2006/picture">
                       <pic:pic>
                         <pic:nvPicPr>
-                          <pic:cNvPr descr="Projekte/Grafiken/04_LV_Reale_VorspannungTRANSim1.png" id="156" name="Picture"/>
+                          <pic:cNvPr descr="Projekte/Grafiken/04_LV_Reale_VorspannungTRANSim1.png" id="155" name="Picture"/>
                           <pic:cNvPicPr>
                             <a:picLocks noChangeArrowheads="1" noChangeAspect="1"/>
                           </pic:cNvPicPr>
                         </pic:nvPicPr>
                         <pic:blipFill>
-                          <a:blip r:embed="rId154"/>
+                          <a:blip r:embed="rId153"/>
                           <a:stretch>
                             <a:fillRect/>
                           </a:stretch>
@@ -24090,7 +24147,7 @@
               <w:t xml:space="preserve">Abbildung 3.14: Gegentaktendstufe mit realer Vorspannungsquelle, Transienten Simulation</w:t>
             </w:r>
           </w:p>
-          <w:bookmarkEnd w:id="157"/>
+          <w:bookmarkEnd w:id="156"/>
         </w:tc>
       </w:tr>
     </w:tbl>
@@ -24348,12 +24405,12 @@
                 <wp:inline>
                   <wp:extent cx="152400" cy="152400"/>
                   <wp:effectExtent b="0" l="0" r="0" t="0"/>
-                  <wp:docPr descr="" title="" id="158" name="Picture"/>
+                  <wp:docPr descr="" title="" id="157" name="Picture"/>
                   <a:graphic>
                     <a:graphicData uri="http://schemas.openxmlformats.org/drawingml/2006/picture">
                       <pic:pic>
                         <pic:nvPicPr>
-                          <pic:cNvPr descr="C:\Program Files\Quarto\share\formats\docx\note.png" id="159" name="Picture"/>
+                          <pic:cNvPr descr="C:\Program Files\Quarto\share\formats\docx\note.png" id="158" name="Picture"/>
                           <pic:cNvPicPr>
                             <a:picLocks noChangeArrowheads="1" noChangeAspect="1"/>
                           </pic:cNvPicPr>
@@ -24428,9 +24485,9 @@
         </w:tc>
       </w:tr>
     </w:tbl>
+    <w:bookmarkEnd w:id="159"/>
     <w:bookmarkEnd w:id="160"/>
-    <w:bookmarkEnd w:id="161"/>
-    <w:bookmarkStart w:id="170" w:name="stromversorgung"/>
+    <w:bookmarkStart w:id="169" w:name="stromversorgung"/>
     <w:p>
       <w:pPr>
         <w:pStyle w:val="Heading2"/>
@@ -24514,7 +24571,7 @@
       <w:tr>
         <w:tc>
           <w:tcPr/>
-          <w:bookmarkStart w:id="165" w:name="fig-BJT_GegenRueckVorRealStromDCSim1"/>
+          <w:bookmarkStart w:id="164" w:name="fig-BJT_GegenRueckVorRealStromDCSim1"/>
           <w:p>
             <w:pPr>
               <w:jc w:val="center"/>
@@ -24524,18 +24581,18 @@
                 <wp:inline>
                   <wp:extent cx="5334000" cy="3391859"/>
                   <wp:effectExtent b="0" l="0" r="0" t="0"/>
-                  <wp:docPr descr="" title="" id="163" name="Picture"/>
+                  <wp:docPr descr="" title="" id="162" name="Picture"/>
                   <a:graphic>
                     <a:graphicData uri="http://schemas.openxmlformats.org/drawingml/2006/picture">
                       <pic:pic>
                         <pic:nvPicPr>
-                          <pic:cNvPr descr="Projekte/Grafiken/05_LV_StromquellenDCSim1.png" id="164" name="Picture"/>
+                          <pic:cNvPr descr="Projekte/Grafiken/05_LV_StromquellenDCSim1.png" id="163" name="Picture"/>
                           <pic:cNvPicPr>
                             <a:picLocks noChangeArrowheads="1" noChangeAspect="1"/>
                           </pic:cNvPicPr>
                         </pic:nvPicPr>
                         <pic:blipFill>
-                          <a:blip r:embed="rId162"/>
+                          <a:blip r:embed="rId161"/>
                           <a:stretch>
                             <a:fillRect/>
                           </a:stretch>
@@ -24575,7 +24632,7 @@
               <w:t xml:space="preserve">Abbildung 3.15: Gegentaktendstufe mit Stromversorgung, Simulation 1</w:t>
             </w:r>
           </w:p>
-          <w:bookmarkEnd w:id="165"/>
+          <w:bookmarkEnd w:id="164"/>
         </w:tc>
       </w:tr>
     </w:tbl>
@@ -24646,7 +24703,7 @@
       <w:tr>
         <w:tc>
           <w:tcPr/>
-          <w:bookmarkStart w:id="169" w:name="fig-BJT_GegenRueckVorRealStromTRANSim1"/>
+          <w:bookmarkStart w:id="168" w:name="fig-BJT_GegenRueckVorRealStromTRANSim1"/>
           <w:p>
             <w:pPr>
               <w:jc w:val="center"/>
@@ -24656,18 +24713,18 @@
                 <wp:inline>
                   <wp:extent cx="5334000" cy="2912133"/>
                   <wp:effectExtent b="0" l="0" r="0" t="0"/>
-                  <wp:docPr descr="" title="" id="167" name="Picture"/>
+                  <wp:docPr descr="" title="" id="166" name="Picture"/>
                   <a:graphic>
                     <a:graphicData uri="http://schemas.openxmlformats.org/drawingml/2006/picture">
                       <pic:pic>
                         <pic:nvPicPr>
-                          <pic:cNvPr descr="Projekte/Grafiken/05_LV_StromquellenTRANSim1.png" id="168" name="Picture"/>
+                          <pic:cNvPr descr="Projekte/Grafiken/05_LV_StromquellenTRANSim1.png" id="167" name="Picture"/>
                           <pic:cNvPicPr>
                             <a:picLocks noChangeArrowheads="1" noChangeAspect="1"/>
                           </pic:cNvPicPr>
                         </pic:nvPicPr>
                         <pic:blipFill>
-                          <a:blip r:embed="rId166"/>
+                          <a:blip r:embed="rId165"/>
                           <a:stretch>
                             <a:fillRect/>
                           </a:stretch>
@@ -24707,7 +24764,7 @@
               <w:t xml:space="preserve">Abbildung 3.16: Gegentaktendstufe mit Stromversorgung, Transienten Simulation</w:t>
             </w:r>
           </w:p>
-          <w:bookmarkEnd w:id="169"/>
+          <w:bookmarkEnd w:id="168"/>
         </w:tc>
       </w:tr>
     </w:tbl>
@@ -24940,8 +24997,8 @@
         <w:t xml:space="preserve">und damit akzeptabel. Nun müssen nur noch die idealen Stromquellen mit realen ersetzt werden.</w:t>
       </w:r>
     </w:p>
-    <w:bookmarkEnd w:id="170"/>
-    <w:bookmarkStart w:id="187" w:name="reale-stromquelle"/>
+    <w:bookmarkEnd w:id="169"/>
+    <w:bookmarkStart w:id="186" w:name="reale-stromquelle"/>
     <w:p>
       <w:pPr>
         <w:pStyle w:val="Heading2"/>
@@ -24983,7 +25040,7 @@
       <w:tr>
         <w:tc>
           <w:tcPr/>
-          <w:bookmarkStart w:id="174" w:name="fig-BJT_GegenRueckVorRealStromOPSim1"/>
+          <w:bookmarkStart w:id="173" w:name="fig-BJT_GegenRueckVorRealStromOPSim1"/>
           <w:p>
             <w:pPr>
               <w:jc w:val="center"/>
@@ -24993,18 +25050,18 @@
                 <wp:inline>
                   <wp:extent cx="5334000" cy="2446372"/>
                   <wp:effectExtent b="0" l="0" r="0" t="0"/>
-                  <wp:docPr descr="" title="" id="172" name="Picture"/>
+                  <wp:docPr descr="" title="" id="171" name="Picture"/>
                   <a:graphic>
                     <a:graphicData uri="http://schemas.openxmlformats.org/drawingml/2006/picture">
                       <pic:pic>
                         <pic:nvPicPr>
-                          <pic:cNvPr descr="Projekte/Grafiken/05.01_RealeStromquellenOPSim1.png" id="173" name="Picture"/>
+                          <pic:cNvPr descr="Projekte/Grafiken/05.01_RealeStromquellenOPSim1.png" id="172" name="Picture"/>
                           <pic:cNvPicPr>
                             <a:picLocks noChangeArrowheads="1" noChangeAspect="1"/>
                           </pic:cNvPicPr>
                         </pic:nvPicPr>
                         <pic:blipFill>
-                          <a:blip r:embed="rId171"/>
+                          <a:blip r:embed="rId170"/>
                           <a:stretch>
                             <a:fillRect/>
                           </a:stretch>
@@ -25044,7 +25101,7 @@
               <w:t xml:space="preserve">Abbildung 3.17: Gegentaktendstufe mit realen Stromquellen, Simulation 1</w:t>
             </w:r>
           </w:p>
-          <w:bookmarkEnd w:id="174"/>
+          <w:bookmarkEnd w:id="173"/>
         </w:tc>
       </w:tr>
     </w:tbl>
@@ -25087,7 +25144,7 @@
       <w:tr>
         <w:tc>
           <w:tcPr/>
-          <w:bookmarkStart w:id="178" w:name="X719cdff3826e19c00e00b5b4a6fd8381ad90f32"/>
+          <w:bookmarkStart w:id="177" w:name="X719cdff3826e19c00e00b5b4a6fd8381ad90f32"/>
           <w:p>
             <w:pPr>
               <w:jc w:val="center"/>
@@ -25097,18 +25154,18 @@
                 <wp:inline>
                   <wp:extent cx="5334000" cy="3240949"/>
                   <wp:effectExtent b="0" l="0" r="0" t="0"/>
-                  <wp:docPr descr="" title="" id="176" name="Picture"/>
+                  <wp:docPr descr="" title="" id="175" name="Picture"/>
                   <a:graphic>
                     <a:graphicData uri="http://schemas.openxmlformats.org/drawingml/2006/picture">
                       <pic:pic>
                         <pic:nvPicPr>
-                          <pic:cNvPr descr="Projekte/Grafiken/05.01_RealeStromquelleDCSim1.png" id="177" name="Picture"/>
+                          <pic:cNvPr descr="Projekte/Grafiken/05.01_RealeStromquelleDCSim1.png" id="176" name="Picture"/>
                           <pic:cNvPicPr>
                             <a:picLocks noChangeArrowheads="1" noChangeAspect="1"/>
                           </pic:cNvPicPr>
                         </pic:nvPicPr>
                         <pic:blipFill>
-                          <a:blip r:embed="rId175"/>
+                          <a:blip r:embed="rId174"/>
                           <a:stretch>
                             <a:fillRect/>
                           </a:stretch>
@@ -25148,7 +25205,7 @@
               <w:t xml:space="preserve">Abbildung 3.18: Gegentaktendstufe mit realen Stromquellen, DC Sweep</w:t>
             </w:r>
           </w:p>
-          <w:bookmarkEnd w:id="178"/>
+          <w:bookmarkEnd w:id="177"/>
         </w:tc>
       </w:tr>
     </w:tbl>
@@ -25173,7 +25230,7 @@
       <w:tr>
         <w:tc>
           <w:tcPr/>
-          <w:bookmarkStart w:id="182" w:name="fig-BJT_06_LV_Real"/>
+          <w:bookmarkStart w:id="181" w:name="fig-BJT_06_LV_Real"/>
           <w:p>
             <w:pPr>
               <w:jc w:val="center"/>
@@ -25183,18 +25240,18 @@
                 <wp:inline>
                   <wp:extent cx="5334000" cy="4903767"/>
                   <wp:effectExtent b="0" l="0" r="0" t="0"/>
-                  <wp:docPr descr="" title="" id="180" name="Picture"/>
+                  <wp:docPr descr="" title="" id="179" name="Picture"/>
                   <a:graphic>
                     <a:graphicData uri="http://schemas.openxmlformats.org/drawingml/2006/picture">
                       <pic:pic>
                         <pic:nvPicPr>
-                          <pic:cNvPr descr="Projekte/Grafiken/06_LV_Real.png" id="181" name="Picture"/>
+                          <pic:cNvPr descr="Projekte/Grafiken/06_LV_Real.png" id="180" name="Picture"/>
                           <pic:cNvPicPr>
                             <a:picLocks noChangeArrowheads="1" noChangeAspect="1"/>
                           </pic:cNvPicPr>
                         </pic:nvPicPr>
                         <pic:blipFill>
-                          <a:blip r:embed="rId179"/>
+                          <a:blip r:embed="rId178"/>
                           <a:stretch>
                             <a:fillRect/>
                           </a:stretch>
@@ -25234,7 +25291,7 @@
               <w:t xml:space="preserve">Abbildung 3.19: Gegentaktendstufe mit realen Stromquellen, Arbeitspunktanalyse</w:t>
             </w:r>
           </w:p>
-          <w:bookmarkEnd w:id="182"/>
+          <w:bookmarkEnd w:id="181"/>
         </w:tc>
       </w:tr>
     </w:tbl>
@@ -25259,7 +25316,7 @@
       <w:tr>
         <w:tc>
           <w:tcPr/>
-          <w:bookmarkStart w:id="186" w:name="fig-BJT_06_LV_Real_TRANSim1"/>
+          <w:bookmarkStart w:id="185" w:name="fig-BJT_06_LV_Real_TRANSim1"/>
           <w:p>
             <w:pPr>
               <w:jc w:val="center"/>
@@ -25269,18 +25326,18 @@
                 <wp:inline>
                   <wp:extent cx="5334000" cy="3240949"/>
                   <wp:effectExtent b="0" l="0" r="0" t="0"/>
-                  <wp:docPr descr="" title="" id="184" name="Picture"/>
+                  <wp:docPr descr="" title="" id="183" name="Picture"/>
                   <a:graphic>
                     <a:graphicData uri="http://schemas.openxmlformats.org/drawingml/2006/picture">
                       <pic:pic>
                         <pic:nvPicPr>
-                          <pic:cNvPr descr="Projekte/Grafiken/06_LV_Real_TRANSim1.png" id="185" name="Picture"/>
+                          <pic:cNvPr descr="Projekte/Grafiken/06_LV_Real_TRANSim1.png" id="184" name="Picture"/>
                           <pic:cNvPicPr>
                             <a:picLocks noChangeArrowheads="1" noChangeAspect="1"/>
                           </pic:cNvPicPr>
                         </pic:nvPicPr>
                         <pic:blipFill>
-                          <a:blip r:embed="rId183"/>
+                          <a:blip r:embed="rId182"/>
                           <a:stretch>
                             <a:fillRect/>
                           </a:stretch>
@@ -25320,7 +25377,7 @@
               <w:t xml:space="preserve">Abbildung 3.20: Gegentaktendstufe mit realen Stromquellen, Transienten Analyse</w:t>
             </w:r>
           </w:p>
-          <w:bookmarkEnd w:id="186"/>
+          <w:bookmarkEnd w:id="185"/>
         </w:tc>
       </w:tr>
     </w:tbl>
@@ -25581,8 +25638,8 @@
         <w:t xml:space="preserve">.</w:t>
       </w:r>
     </w:p>
-    <w:bookmarkEnd w:id="187"/>
-    <w:bookmarkStart w:id="188" w:name="praktische-herangehensweise"/>
+    <w:bookmarkEnd w:id="186"/>
+    <w:bookmarkStart w:id="187" w:name="praktische-herangehensweise"/>
     <w:p>
       <w:pPr>
         <w:pStyle w:val="Heading2"/>
@@ -25639,8 +25696,8 @@
         <w:t xml:space="preserve">Definition der Qualitätsparameter, z.B. Differenz der ein und Ausgangspannungen, Oberwellen Anteile, …</w:t>
       </w:r>
     </w:p>
-    <w:bookmarkEnd w:id="188"/>
-    <w:bookmarkStart w:id="189" w:name="sec-AbwErw"/>
+    <w:bookmarkEnd w:id="187"/>
+    <w:bookmarkStart w:id="188" w:name="sec-AbwErw"/>
     <w:p>
       <w:pPr>
         <w:pStyle w:val="Heading2"/>
@@ -25681,9 +25738,9 @@
         <w:t xml:space="preserve"> </w:t>
       </w:r>
     </w:p>
+    <w:bookmarkEnd w:id="188"/>
     <w:bookmarkEnd w:id="189"/>
-    <w:bookmarkEnd w:id="190"/>
-    <w:bookmarkStart w:id="220" w:name="sec-H-Bruecke"/>
+    <w:bookmarkStart w:id="219" w:name="sec-H-Bruecke"/>
     <w:p>
       <w:pPr>
         <w:pStyle w:val="Heading1"/>
@@ -28736,7 +28793,7 @@
       <w:pPr>
         <w:pStyle w:val="BodyText"/>
       </w:pPr>
-      <w:hyperlink r:id="rId191">
+      <w:hyperlink r:id="rId190">
         <w:r>
           <w:rPr>
             <w:rStyle w:val="Hyperlink"/>
@@ -28745,7 +28802,7 @@
         </w:r>
       </w:hyperlink>
     </w:p>
-    <w:bookmarkStart w:id="216" w:name="beschreibung-der-h-brücke"/>
+    <w:bookmarkStart w:id="215" w:name="beschreibung-der-h-brücke"/>
     <w:p>
       <w:pPr>
         <w:pStyle w:val="Heading2"/>
@@ -28841,7 +28898,7 @@
       <w:tr>
         <w:tc>
           <w:tcPr/>
-          <w:bookmarkStart w:id="195" w:name="fig-H-Bruecke"/>
+          <w:bookmarkStart w:id="194" w:name="fig-H-Bruecke"/>
           <w:p>
             <w:pPr>
               <w:jc w:val="center"/>
@@ -28851,18 +28908,18 @@
                 <wp:inline>
                   <wp:extent cx="5334000" cy="3419177"/>
                   <wp:effectExtent b="0" l="0" r="0" t="0"/>
-                  <wp:docPr descr="" title="" id="193" name="Picture"/>
+                  <wp:docPr descr="" title="" id="192" name="Picture"/>
                   <a:graphic>
                     <a:graphicData uri="http://schemas.openxmlformats.org/drawingml/2006/picture">
                       <pic:pic>
                         <pic:nvPicPr>
-                          <pic:cNvPr descr="Projekte/Grafiken/Hbruecke/Vierquadrantensteller.png" id="194" name="Picture"/>
+                          <pic:cNvPr descr="Projekte/Grafiken/Hbruecke/Vierquadrantensteller.png" id="193" name="Picture"/>
                           <pic:cNvPicPr>
                             <a:picLocks noChangeArrowheads="1" noChangeAspect="1"/>
                           </pic:cNvPicPr>
                         </pic:nvPicPr>
                         <pic:blipFill>
-                          <a:blip r:embed="rId192"/>
+                          <a:blip r:embed="rId191"/>
                           <a:stretch>
                             <a:fillRect/>
                           </a:stretch>
@@ -28908,11 +28965,11 @@
               <w:t xml:space="preserve">[4]</w:t>
             </w:r>
           </w:p>
-          <w:bookmarkEnd w:id="195"/>
+          <w:bookmarkEnd w:id="194"/>
         </w:tc>
       </w:tr>
     </w:tbl>
-    <w:bookmarkStart w:id="215" w:name="funktionsweise"/>
+    <w:bookmarkStart w:id="214" w:name="funktionsweise"/>
     <w:p>
       <w:pPr>
         <w:pStyle w:val="Heading3"/>
@@ -28956,7 +29013,7 @@
       <w:tr>
         <w:tc>
           <w:tcPr/>
-          <w:bookmarkStart w:id="199" w:name="fig-H-BrueckeMS"/>
+          <w:bookmarkStart w:id="198" w:name="fig-H-BrueckeMS"/>
           <w:p>
             <w:pPr>
               <w:jc w:val="center"/>
@@ -28966,18 +29023,18 @@
                 <wp:inline>
                   <wp:extent cx="3556000" cy="3759200"/>
                   <wp:effectExtent b="0" l="0" r="0" t="0"/>
-                  <wp:docPr descr="" title="" id="197" name="Picture"/>
+                  <wp:docPr descr="" title="" id="196" name="Picture"/>
                   <a:graphic>
                     <a:graphicData uri="http://schemas.openxmlformats.org/drawingml/2006/picture">
                       <pic:pic>
                         <pic:nvPicPr>
-                          <pic:cNvPr descr="Projekte/Grafiken/Hbruecke/MitSchaltern.png" id="198" name="Picture"/>
+                          <pic:cNvPr descr="Projekte/Grafiken/Hbruecke/MitSchaltern.png" id="197" name="Picture"/>
                           <pic:cNvPicPr>
                             <a:picLocks noChangeArrowheads="1" noChangeAspect="1"/>
                           </pic:cNvPicPr>
                         </pic:nvPicPr>
                         <pic:blipFill>
-                          <a:blip r:embed="rId196"/>
+                          <a:blip r:embed="rId195"/>
                           <a:stretch>
                             <a:fillRect/>
                           </a:stretch>
@@ -29017,7 +29074,7 @@
               <w:t xml:space="preserve">Abbildung 4.2: Ersatzschaltbild H-Brücke mit Schaltern</w:t>
             </w:r>
           </w:p>
-          <w:bookmarkEnd w:id="199"/>
+          <w:bookmarkEnd w:id="198"/>
         </w:tc>
       </w:tr>
     </w:tbl>
@@ -29278,7 +29335,7 @@
         <w:t xml:space="preserve">Der Trick ist, den Stromfluss durch den Motor für Rechtslauf und Linkslauf umzukehren. Dies gelingt wie folgt.</w:t>
       </w:r>
     </w:p>
-    <w:bookmarkStart w:id="204" w:name="linkslauf"/>
+    <w:bookmarkStart w:id="203" w:name="linkslauf"/>
     <w:p>
       <w:pPr>
         <w:pStyle w:val="Heading4"/>
@@ -29300,7 +29357,7 @@
       <w:tr>
         <w:tc>
           <w:tcPr/>
-          <w:bookmarkStart w:id="203" w:name="fig-H-BrueckeMSLL"/>
+          <w:bookmarkStart w:id="202" w:name="fig-H-BrueckeMSLL"/>
           <w:p>
             <w:pPr>
               <w:jc w:val="center"/>
@@ -29310,18 +29367,18 @@
                 <wp:inline>
                   <wp:extent cx="3556000" cy="3759200"/>
                   <wp:effectExtent b="0" l="0" r="0" t="0"/>
-                  <wp:docPr descr="" title="" id="201" name="Picture"/>
+                  <wp:docPr descr="" title="" id="200" name="Picture"/>
                   <a:graphic>
                     <a:graphicData uri="http://schemas.openxmlformats.org/drawingml/2006/picture">
                       <pic:pic>
                         <pic:nvPicPr>
-                          <pic:cNvPr descr="Projekte/Grafiken/Hbruecke/MitSchalternLL.png" id="202" name="Picture"/>
+                          <pic:cNvPr descr="Projekte/Grafiken/Hbruecke/MitSchalternLL.png" id="201" name="Picture"/>
                           <pic:cNvPicPr>
                             <a:picLocks noChangeArrowheads="1" noChangeAspect="1"/>
                           </pic:cNvPicPr>
                         </pic:nvPicPr>
                         <pic:blipFill>
-                          <a:blip r:embed="rId200"/>
+                          <a:blip r:embed="rId199"/>
                           <a:stretch>
                             <a:fillRect/>
                           </a:stretch>
@@ -29361,7 +29418,7 @@
               <w:t xml:space="preserve">Abbildung 4.3: Ersatzschaltbild H-Brücke mit Schaltern, Linkslauf</w:t>
             </w:r>
           </w:p>
-          <w:bookmarkEnd w:id="203"/>
+          <w:bookmarkEnd w:id="202"/>
         </w:tc>
       </w:tr>
     </w:tbl>
@@ -29465,8 +29522,8 @@
         <w:t xml:space="preserve">müssen auf LOW sein.</w:t>
       </w:r>
     </w:p>
-    <w:bookmarkEnd w:id="204"/>
-    <w:bookmarkStart w:id="209" w:name="rechtslauf"/>
+    <w:bookmarkEnd w:id="203"/>
+    <w:bookmarkStart w:id="208" w:name="rechtslauf"/>
     <w:p>
       <w:pPr>
         <w:pStyle w:val="Heading4"/>
@@ -29488,7 +29545,7 @@
       <w:tr>
         <w:tc>
           <w:tcPr/>
-          <w:bookmarkStart w:id="208" w:name="fig-H-BrueckeMSRL"/>
+          <w:bookmarkStart w:id="207" w:name="fig-H-BrueckeMSRL"/>
           <w:p>
             <w:pPr>
               <w:jc w:val="center"/>
@@ -29498,18 +29555,18 @@
                 <wp:inline>
                   <wp:extent cx="3556000" cy="3759200"/>
                   <wp:effectExtent b="0" l="0" r="0" t="0"/>
-                  <wp:docPr descr="" title="" id="206" name="Picture"/>
+                  <wp:docPr descr="" title="" id="205" name="Picture"/>
                   <a:graphic>
                     <a:graphicData uri="http://schemas.openxmlformats.org/drawingml/2006/picture">
                       <pic:pic>
                         <pic:nvPicPr>
-                          <pic:cNvPr descr="Projekte/Grafiken/Hbruecke/MitSchalternRL.png" id="207" name="Picture"/>
+                          <pic:cNvPr descr="Projekte/Grafiken/Hbruecke/MitSchalternRL.png" id="206" name="Picture"/>
                           <pic:cNvPicPr>
                             <a:picLocks noChangeArrowheads="1" noChangeAspect="1"/>
                           </pic:cNvPicPr>
                         </pic:nvPicPr>
                         <pic:blipFill>
-                          <a:blip r:embed="rId205"/>
+                          <a:blip r:embed="rId204"/>
                           <a:stretch>
                             <a:fillRect/>
                           </a:stretch>
@@ -29549,7 +29606,7 @@
               <w:t xml:space="preserve">Abbildung 4.4: Ersatzschaltbild H-Brücke mit Schaltern, Rechtslauf</w:t>
             </w:r>
           </w:p>
-          <w:bookmarkEnd w:id="208"/>
+          <w:bookmarkEnd w:id="207"/>
         </w:tc>
       </w:tr>
     </w:tbl>
@@ -29653,8 +29710,8 @@
         <w:t xml:space="preserve">müssen auf LOW sein.</w:t>
       </w:r>
     </w:p>
-    <w:bookmarkEnd w:id="209"/>
-    <w:bookmarkStart w:id="214" w:name="bremsen"/>
+    <w:bookmarkEnd w:id="208"/>
+    <w:bookmarkStart w:id="213" w:name="bremsen"/>
     <w:p>
       <w:pPr>
         <w:pStyle w:val="Heading4"/>
@@ -29776,7 +29833,7 @@
       <w:tr>
         <w:tc>
           <w:tcPr/>
-          <w:bookmarkStart w:id="213" w:name="fig-H-BrueckeMSBremse"/>
+          <w:bookmarkStart w:id="212" w:name="fig-H-BrueckeMSBremse"/>
           <w:p>
             <w:pPr>
               <w:jc w:val="center"/>
@@ -29786,18 +29843,18 @@
                 <wp:inline>
                   <wp:extent cx="3556000" cy="3759200"/>
                   <wp:effectExtent b="0" l="0" r="0" t="0"/>
-                  <wp:docPr descr="" title="" id="211" name="Picture"/>
+                  <wp:docPr descr="" title="" id="210" name="Picture"/>
                   <a:graphic>
                     <a:graphicData uri="http://schemas.openxmlformats.org/drawingml/2006/picture">
                       <pic:pic>
                         <pic:nvPicPr>
-                          <pic:cNvPr descr="Projekte/Grafiken/Hbruecke/MitSchalternBremse.png" id="212" name="Picture"/>
+                          <pic:cNvPr descr="Projekte/Grafiken/Hbruecke/MitSchalternBremse.png" id="211" name="Picture"/>
                           <pic:cNvPicPr>
                             <a:picLocks noChangeArrowheads="1" noChangeAspect="1"/>
                           </pic:cNvPicPr>
                         </pic:nvPicPr>
                         <pic:blipFill>
-                          <a:blip r:embed="rId210"/>
+                          <a:blip r:embed="rId209"/>
                           <a:stretch>
                             <a:fillRect/>
                           </a:stretch>
@@ -29837,14 +29894,14 @@
               <w:t xml:space="preserve">Abbildung 4.5: Ersatzschaltbild H-Brücke mit Schaltern, Bremsen</w:t>
             </w:r>
           </w:p>
-          <w:bookmarkEnd w:id="213"/>
+          <w:bookmarkEnd w:id="212"/>
         </w:tc>
       </w:tr>
     </w:tbl>
+    <w:bookmarkEnd w:id="213"/>
     <w:bookmarkEnd w:id="214"/>
     <w:bookmarkEnd w:id="215"/>
-    <w:bookmarkEnd w:id="216"/>
-    <w:bookmarkStart w:id="219" w:name="entwicklung-der-logik"/>
+    <w:bookmarkStart w:id="218" w:name="entwicklung-der-logik"/>
     <w:p>
       <w:pPr>
         <w:pStyle w:val="Heading2"/>
@@ -29861,7 +29918,7 @@
         <w:t xml:space="preserve">Zunächst muss in der Zuordnungstabelle der Zusammenhang zwischen dem logischen Zustand und dem physikalischen Wert definiert werden.</w:t>
       </w:r>
     </w:p>
-    <w:bookmarkStart w:id="217" w:name="tbl-Zuordnung"/>
+    <w:bookmarkStart w:id="216" w:name="tbl-Zuordnung"/>
     <w:p>
       <w:pPr>
         <w:pStyle w:val="TableCaption"/>
@@ -30188,7 +30245,7 @@
         </w:tc>
       </w:tr>
     </w:tbl>
-    <w:bookmarkEnd w:id="217"/>
+    <w:bookmarkEnd w:id="216"/>
     <w:p>
       <w:pPr>
         <w:pStyle w:val="BodyText"/>
@@ -30197,7 +30254,7 @@
         <w:t xml:space="preserve">In der Wahrheitstabelle wird nun der Schaltzustand der Ausgänge in Abhängigkeit der Eingänge definiert.</w:t>
       </w:r>
     </w:p>
-    <w:bookmarkStart w:id="218" w:name="tbl-wahrheitstabelle"/>
+    <w:bookmarkStart w:id="217" w:name="tbl-wahrheitstabelle"/>
     <w:p>
       <w:pPr>
         <w:pStyle w:val="TableCaption"/>
@@ -31894,13 +31951,13 @@
         </w:tc>
       </w:tr>
     </w:tbl>
-    <w:bookmarkEnd w:id="218"/>
+    <w:bookmarkEnd w:id="217"/>
     <w:p>
       <w:pPr>
         <w:pStyle w:val="BodyText"/>
       </w:pPr>
       <w:r>
-        <w:t xml:space="preserve">Mittels KV-Diagram oder Boolescher Algebra kann aus der Wahrheitstabelle die einfachste Boolesche Gleichung Form ermittelt werden. Da die Logik sehr einfach ist kann das Ergebnis auch direkt aus der Wahrheitstabelle abgelesen werden.</w:t>
+        <w:t xml:space="preserve">Mittels KV-Diagram oder Boolescher Algebra kann aus der Wahrheitstabelle die einfachste Boolesche Gleichung ermittelt werden. Da die Logik sehr einfach ist kann das Ergebnis auch direkt aus der Wahrheitstabelle abgelesen werden.</w:t>
       </w:r>
     </w:p>
     <w:p>
@@ -32213,9 +32270,9 @@
         <w:t xml:space="preserve">Aus den Gleichungen können nun die Schaltungen gezeichnet werden.</w:t>
       </w:r>
     </w:p>
+    <w:bookmarkEnd w:id="218"/>
     <w:bookmarkEnd w:id="219"/>
-    <w:bookmarkEnd w:id="220"/>
-    <w:bookmarkStart w:id="229" w:name="references"/>
+    <w:bookmarkStart w:id="228" w:name="references"/>
     <w:p>
       <w:pPr>
         <w:pStyle w:val="Heading1"/>
@@ -32224,8 +32281,8 @@
         <w:t xml:space="preserve">References</w:t>
       </w:r>
     </w:p>
-    <w:bookmarkStart w:id="228" w:name="refs"/>
-    <w:bookmarkStart w:id="222" w:name="ref-BJT_Kennlinie"/>
+    <w:bookmarkStart w:id="227" w:name="refs"/>
+    <w:bookmarkStart w:id="221" w:name="ref-BJT_Kennlinie"/>
     <w:p>
       <w:pPr>
         <w:pStyle w:val="Bibliography"/>
@@ -32245,7 +32302,7 @@
       <w:r>
         <w:t xml:space="preserve"> </w:t>
       </w:r>
-      <w:hyperlink r:id="rId221">
+      <w:hyperlink r:id="rId220">
         <w:r>
           <w:rPr>
             <w:rStyle w:val="Hyperlink"/>
@@ -32257,8 +32314,8 @@
         <w:t xml:space="preserve">. Accessed 19 Nov 2023</w:t>
       </w:r>
     </w:p>
-    <w:bookmarkEnd w:id="222"/>
-    <w:bookmarkStart w:id="223" w:name="ref-boehmer17"/>
+    <w:bookmarkEnd w:id="221"/>
+    <w:bookmarkStart w:id="222" w:name="ref-boehmer17"/>
     <w:p>
       <w:pPr>
         <w:pStyle w:val="Bibliography"/>
@@ -32276,8 +32333,8 @@
         <w:t xml:space="preserve">E. Böhmer WO D. Ehrhardt (2018) Elemente der angewandten Elektronik. Springer Verlag, Wiesbaden</w:t>
       </w:r>
     </w:p>
-    <w:bookmarkEnd w:id="223"/>
-    <w:bookmarkStart w:id="225" w:name="ref-DC-Motor_Market"/>
+    <w:bookmarkEnd w:id="222"/>
+    <w:bookmarkStart w:id="224" w:name="ref-DC-Motor_Market"/>
     <w:p>
       <w:pPr>
         <w:pStyle w:val="Bibliography"/>
@@ -32297,7 +32354,7 @@
       <w:r>
         <w:t xml:space="preserve"> </w:t>
       </w:r>
-      <w:hyperlink r:id="rId224">
+      <w:hyperlink r:id="rId223">
         <w:r>
           <w:rPr>
             <w:rStyle w:val="Hyperlink"/>
@@ -32309,8 +32366,8 @@
         <w:t xml:space="preserve">. Accessed 13 Dez 2023</w:t>
       </w:r>
     </w:p>
-    <w:bookmarkEnd w:id="225"/>
-    <w:bookmarkStart w:id="227" w:name="ref-HBruecke"/>
+    <w:bookmarkEnd w:id="224"/>
+    <w:bookmarkStart w:id="226" w:name="ref-HBruecke"/>
     <w:p>
       <w:pPr>
         <w:pStyle w:val="Bibliography"/>
@@ -32330,7 +32387,7 @@
       <w:r>
         <w:t xml:space="preserve"> </w:t>
       </w:r>
-      <w:hyperlink r:id="rId226">
+      <w:hyperlink r:id="rId225">
         <w:r>
           <w:rPr>
             <w:rStyle w:val="Hyperlink"/>
@@ -32342,9 +32399,9 @@
         <w:t xml:space="preserve">. Accessed 13 Dez 2023</w:t>
       </w:r>
     </w:p>
+    <w:bookmarkEnd w:id="226"/>
     <w:bookmarkEnd w:id="227"/>
     <w:bookmarkEnd w:id="228"/>
-    <w:bookmarkEnd w:id="229"/>
     <w:sectPr/>
   </w:body>
 </w:document>

--- a/_book/HWE-Skript.docx
+++ b/_book/HWE-Skript.docx
@@ -29,7 +29,7 @@
         <w:pStyle w:val="Date"/>
       </w:pPr>
       <w:r>
-        <w:t xml:space="preserve">2023-12-27</w:t>
+        <w:t xml:space="preserve">2024-01-19</w:t>
       </w:r>
     </w:p>
     <w:sdt>
@@ -5622,6 +5622,54 @@
       </w:pPr>
       <m:oMath>
         <m:r>
+          <m:t>B</m:t>
+        </m:r>
+      </m:oMath>
+      <w:r>
+        <w:t xml:space="preserve"> </w:t>
+      </w:r>
+      <w:r>
+        <w:t xml:space="preserve">… B Eingang</w:t>
+      </w:r>
+    </w:p>
+    <w:p>
+      <w:pPr>
+        <w:pStyle w:val="BodyText"/>
+      </w:pPr>
+      <m:oMath>
+        <m:r>
+          <m:t>D</m:t>
+        </m:r>
+      </m:oMath>
+      <w:r>
+        <w:t xml:space="preserve"> </w:t>
+      </w:r>
+      <w:r>
+        <w:t xml:space="preserve">… D Eingang</w:t>
+      </w:r>
+    </w:p>
+    <w:p>
+      <w:pPr>
+        <w:pStyle w:val="BodyText"/>
+      </w:pPr>
+      <m:oMath>
+        <m:r>
+          <m:t>C</m:t>
+        </m:r>
+      </m:oMath>
+      <w:r>
+        <w:t xml:space="preserve"> </w:t>
+      </w:r>
+      <w:r>
+        <w:t xml:space="preserve">… C Eingang</w:t>
+      </w:r>
+    </w:p>
+    <w:p>
+      <w:pPr>
+        <w:pStyle w:val="BodyText"/>
+      </w:pPr>
+      <m:oMath>
+        <m:r>
           <m:t>Y</m:t>
         </m:r>
       </m:oMath>
@@ -5646,54 +5694,6 @@
       </w:r>
       <w:r>
         <w:t xml:space="preserve">… A Eingang</w:t>
-      </w:r>
-    </w:p>
-    <w:p>
-      <w:pPr>
-        <w:pStyle w:val="BodyText"/>
-      </w:pPr>
-      <m:oMath>
-        <m:r>
-          <m:t>B</m:t>
-        </m:r>
-      </m:oMath>
-      <w:r>
-        <w:t xml:space="preserve"> </w:t>
-      </w:r>
-      <w:r>
-        <w:t xml:space="preserve">… B Eingang</w:t>
-      </w:r>
-    </w:p>
-    <w:p>
-      <w:pPr>
-        <w:pStyle w:val="BodyText"/>
-      </w:pPr>
-      <m:oMath>
-        <m:r>
-          <m:t>C</m:t>
-        </m:r>
-      </m:oMath>
-      <w:r>
-        <w:t xml:space="preserve"> </w:t>
-      </w:r>
-      <w:r>
-        <w:t xml:space="preserve">… C Eingang</w:t>
-      </w:r>
-    </w:p>
-    <w:p>
-      <w:pPr>
-        <w:pStyle w:val="BodyText"/>
-      </w:pPr>
-      <m:oMath>
-        <m:r>
-          <m:t>D</m:t>
-        </m:r>
-      </m:oMath>
-      <w:r>
-        <w:t xml:space="preserve"> </w:t>
-      </w:r>
-      <w:r>
-        <w:t xml:space="preserve">… D Eingang</w:t>
       </w:r>
     </w:p>
     <w:p>
@@ -16260,7 +16260,7 @@
     </w:p>
     <w:bookmarkEnd w:id="185"/>
     <w:bookmarkEnd w:id="186"/>
-    <w:bookmarkStart w:id="218" w:name="sec-H-Bruecke"/>
+    <w:bookmarkStart w:id="247" w:name="sec-H-Bruecke"/>
     <w:p>
       <w:pPr>
         <w:pStyle w:val="Heading1"/>
@@ -16580,7 +16580,7 @@
             <w:r>
               <w:drawing>
                 <wp:inline>
-                  <wp:extent cx="5334000" cy="3419177"/>
+                  <wp:extent cx="2787960" cy="3593655"/>
                   <wp:effectExtent b="0" l="0" r="0" t="0"/>
                   <wp:docPr descr="" title="" id="189" name="Picture"/>
                   <a:graphic>
@@ -16601,7 +16601,7 @@
                         <pic:spPr bwMode="auto">
                           <a:xfrm>
                             <a:off x="0" y="0"/>
-                            <a:ext cx="5334000" cy="3419177"/>
+                            <a:ext cx="2787960" cy="3593655"/>
                           </a:xfrm>
                           <a:prstGeom prst="rect">
                             <a:avLst/>
@@ -17575,13 +17575,22 @@
     <w:bookmarkEnd w:id="210"/>
     <w:bookmarkEnd w:id="211"/>
     <w:bookmarkEnd w:id="212"/>
-    <w:bookmarkStart w:id="217" w:name="entwicklung-der-logik"/>
+    <w:bookmarkStart w:id="225" w:name="entwicklung-der-logik"/>
     <w:p>
       <w:pPr>
         <w:pStyle w:val="Heading2"/>
       </w:pPr>
       <w:r>
         <w:t xml:space="preserve">4.2 Entwicklung der Logik</w:t>
+      </w:r>
+    </w:p>
+    <w:bookmarkStart w:id="217" w:name="X6f5f7d6d4e9bc1471e66f0006b7d95fb04c20b4"/>
+    <w:p>
+      <w:pPr>
+        <w:pStyle w:val="Heading3"/>
+      </w:pPr>
+      <w:r>
+        <w:t xml:space="preserve">4.2.1 Von der Wahrheitstabelle zur Booleschen Gleichung</w:t>
       </w:r>
     </w:p>
     <w:p>
@@ -17928,13 +17937,15 @@
         <w:t xml:space="preserve">In der Wahrheitstabelle wird nun der Schaltzustand der Ausgänge in Abhängigkeit der Eingänge definiert.</w:t>
       </w:r>
     </w:p>
-    <w:bookmarkStart w:id="214" w:name="tbl-wahrheitstabelle"/>
     <w:p>
       <w:pPr>
         <w:pStyle w:val="TableCaption"/>
       </w:pPr>
       <w:r>
-        <w:t xml:space="preserve">Tabelle 4.2: Wahrheitstabelle</w:t>
+        <w:t xml:space="preserve">Wahrheitstabelle</w:t>
+      </w:r>
+      <w:r>
+        <w:t xml:space="preserve"> </w:t>
       </w:r>
     </w:p>
     <w:tbl>
@@ -17943,7 +17954,7 @@
         <w:tblW w:type="auto" w:w="0"/>
         <w:tblLook w:firstRow="1" w:lastRow="0" w:firstColumn="0" w:lastColumn="0" w:noHBand="0" w:noVBand="0" w:val="0020"/>
         <w:jc w:val="start"/>
-        <w:tblCaption w:val="Tabelle 4.2: Wahrheitstabelle"/>
+        <w:tblCaption w:val="Wahrheitstabelle "/>
       </w:tblPr>
       <w:tblGrid>
         <w:gridCol w:w="990"/>
@@ -19625,7 +19636,6 @@
         </w:tc>
       </w:tr>
     </w:tbl>
-    <w:bookmarkEnd w:id="214"/>
     <w:p>
       <w:pPr>
         <w:pStyle w:val="BodyText"/>
@@ -19676,12 +19686,12 @@
                 <wp:inline>
                   <wp:extent cx="152400" cy="152400"/>
                   <wp:effectExtent b="0" l="0" r="0" t="0"/>
-                  <wp:docPr descr="" title="" id="215" name="Picture"/>
+                  <wp:docPr descr="" title="" id="214" name="Picture"/>
                   <a:graphic>
                     <a:graphicData uri="http://schemas.openxmlformats.org/drawingml/2006/picture">
                       <pic:pic>
                         <pic:nvPicPr>
-                          <pic:cNvPr descr="C:\Program Files\Quarto\share\formats\docx\note.png" id="216" name="Picture"/>
+                          <pic:cNvPr descr="C:\Program Files\Quarto\share\formats\docx\note.png" id="215" name="Picture"/>
                           <pic:cNvPicPr>
                             <a:picLocks noChangeArrowheads="1" noChangeAspect="1"/>
                           </pic:cNvPicPr>
@@ -19798,7 +19808,7 @@
           <m:t>=</m:t>
         </m:r>
         <m:r>
-          <m:t>B</m:t>
+          <m:t>D</m:t>
         </m:r>
         <m:r>
           <m:rPr>
@@ -19831,7 +19841,7 @@
           <m:t>¬</m:t>
         </m:r>
         <m:r>
-          <m:t>D</m:t>
+          <m:t>B</m:t>
         </m:r>
       </m:oMath>
     </w:p>
@@ -19876,7 +19886,7 @@
           </m:dPr>
           <m:e>
             <m:r>
-              <m:t>D</m:t>
+              <m:t>B</m:t>
             </m:r>
             <m:r>
               <m:rPr>
@@ -19904,7 +19914,7 @@
           </m:dPr>
           <m:e>
             <m:r>
-              <m:t>D</m:t>
+              <m:t>B</m:t>
             </m:r>
             <m:r>
               <m:rPr>
@@ -19919,7 +19929,7 @@
               <m:t>¬</m:t>
             </m:r>
             <m:r>
-              <m:t>B</m:t>
+              <m:t>D</m:t>
             </m:r>
           </m:e>
         </m:d>
@@ -20061,7 +20071,7 @@
           </m:dPr>
           <m:e>
             <m:r>
-              <m:t>D</m:t>
+              <m:t>B</m:t>
             </m:r>
             <m:r>
               <m:rPr>
@@ -20081,22 +20091,2820 @@
         <w:pStyle w:val="BodyText"/>
       </w:pPr>
       <w:r>
-        <w:t xml:space="preserve">Aus den Gleichungen können nun die Schaltungen gezeichnet werden.</w:t>
+        <w:t xml:space="preserve">Zur Überprüfung wird aus den Gleichungen die Wahrheitstabelle erstellt und mit der oben definierten Wahrheitstabelle verglichen.</w:t>
+      </w:r>
+    </w:p>
+    <w:bookmarkStart w:id="216" w:name="tbl-wahrheitstabellekont"/>
+    <w:p>
+      <w:pPr>
+        <w:pStyle w:val="TableCaption"/>
+      </w:pPr>
+      <w:r>
+        <w:t xml:space="preserve">Tabelle 4.2: Wahrheitstabelle Kontrolle</w:t>
+      </w:r>
+    </w:p>
+    <w:tbl>
+      <w:tblPr>
+        <w:tblStyle w:val="Table"/>
+        <w:tblW w:type="auto" w:w="0"/>
+        <w:tblLook w:firstRow="1" w:lastRow="0" w:firstColumn="0" w:lastColumn="0" w:noHBand="0" w:noVBand="0" w:val="0020"/>
+        <w:jc w:val="start"/>
+        <w:tblCaption w:val="Tabelle 4.2: Wahrheitstabelle Kontrolle"/>
+      </w:tblPr>
+      <w:tblGrid>
+        <w:gridCol w:w="990"/>
+        <w:gridCol w:w="990"/>
+        <w:gridCol w:w="990"/>
+        <w:gridCol w:w="990"/>
+        <w:gridCol w:w="990"/>
+        <w:gridCol w:w="990"/>
+        <w:gridCol w:w="990"/>
+        <w:gridCol w:w="990"/>
+      </w:tblGrid>
+      <w:tr>
+        <w:trPr>
+          <w:tblHeader w:val="true"/>
+        </w:trPr>
+        <w:tc>
+          <w:tcPr/>
+          <w:p>
+            <w:pPr>
+              <w:pStyle w:val="Compact"/>
+              <w:jc w:val="left"/>
+            </w:pPr>
+            <w:r>
+              <w:t xml:space="preserve">P</w:t>
+            </w:r>
+          </w:p>
+        </w:tc>
+        <w:tc>
+          <w:tcPr/>
+          <w:p>
+            <w:pPr>
+              <w:pStyle w:val="Compact"/>
+              <w:jc w:val="left"/>
+            </w:pPr>
+            <w:r>
+              <w:t xml:space="preserve">E</w:t>
+            </w:r>
+          </w:p>
+        </w:tc>
+        <w:tc>
+          <w:tcPr/>
+          <w:p>
+            <w:pPr>
+              <w:pStyle w:val="Compact"/>
+              <w:jc w:val="left"/>
+            </w:pPr>
+            <w:r>
+              <w:t xml:space="preserve">D</w:t>
+            </w:r>
+          </w:p>
+        </w:tc>
+        <w:tc>
+          <w:tcPr/>
+          <w:p>
+            <w:pPr>
+              <w:pStyle w:val="Compact"/>
+              <w:jc w:val="left"/>
+            </w:pPr>
+            <w:r>
+              <w:t xml:space="preserve">B</w:t>
+            </w:r>
+          </w:p>
+        </w:tc>
+        <w:tc>
+          <w:tcPr/>
+          <w:p>
+            <w:pPr>
+              <w:pStyle w:val="Compact"/>
+              <w:jc w:val="left"/>
+            </w:pPr>
+            <w:r>
+              <w:t xml:space="preserve">S1</w:t>
+            </w:r>
+          </w:p>
+        </w:tc>
+        <w:tc>
+          <w:tcPr/>
+          <w:p>
+            <w:pPr>
+              <w:pStyle w:val="Compact"/>
+              <w:jc w:val="left"/>
+            </w:pPr>
+            <w:r>
+              <w:t xml:space="preserve">S2</w:t>
+            </w:r>
+          </w:p>
+        </w:tc>
+        <w:tc>
+          <w:tcPr/>
+          <w:p>
+            <w:pPr>
+              <w:pStyle w:val="Compact"/>
+              <w:jc w:val="left"/>
+            </w:pPr>
+            <w:r>
+              <w:t xml:space="preserve">S3</w:t>
+            </w:r>
+          </w:p>
+        </w:tc>
+        <w:tc>
+          <w:tcPr/>
+          <w:p>
+            <w:pPr>
+              <w:pStyle w:val="Compact"/>
+              <w:jc w:val="left"/>
+            </w:pPr>
+            <w:r>
+              <w:t xml:space="preserve">S4</w:t>
+            </w:r>
+          </w:p>
+        </w:tc>
+      </w:tr>
+      <w:tr>
+        <w:tc>
+          <w:tcPr/>
+          <w:p>
+            <w:pPr>
+              <w:pStyle w:val="Compact"/>
+              <w:jc w:val="left"/>
+            </w:pPr>
+            <w:r>
+              <w:t xml:space="preserve">0</w:t>
+            </w:r>
+          </w:p>
+        </w:tc>
+        <w:tc>
+          <w:tcPr/>
+          <w:p>
+            <w:pPr>
+              <w:pStyle w:val="Compact"/>
+              <w:jc w:val="left"/>
+            </w:pPr>
+            <w:r>
+              <w:t xml:space="preserve">0</w:t>
+            </w:r>
+          </w:p>
+        </w:tc>
+        <w:tc>
+          <w:tcPr/>
+          <w:p>
+            <w:pPr>
+              <w:pStyle w:val="Compact"/>
+              <w:jc w:val="left"/>
+            </w:pPr>
+            <w:r>
+              <w:t xml:space="preserve">0</w:t>
+            </w:r>
+          </w:p>
+        </w:tc>
+        <w:tc>
+          <w:tcPr/>
+          <w:p>
+            <w:pPr>
+              <w:pStyle w:val="Compact"/>
+              <w:jc w:val="left"/>
+            </w:pPr>
+            <w:r>
+              <w:t xml:space="preserve">0</w:t>
+            </w:r>
+          </w:p>
+        </w:tc>
+        <w:tc>
+          <w:tcPr/>
+          <w:p>
+            <w:pPr>
+              <w:pStyle w:val="Compact"/>
+              <w:jc w:val="left"/>
+            </w:pPr>
+            <w:r>
+              <w:t xml:space="preserve">0</w:t>
+            </w:r>
+          </w:p>
+        </w:tc>
+        <w:tc>
+          <w:tcPr/>
+          <w:p>
+            <w:pPr>
+              <w:pStyle w:val="Compact"/>
+              <w:jc w:val="left"/>
+            </w:pPr>
+            <w:r>
+              <w:t xml:space="preserve">0</w:t>
+            </w:r>
+          </w:p>
+        </w:tc>
+        <w:tc>
+          <w:tcPr/>
+          <w:p>
+            <w:pPr>
+              <w:pStyle w:val="Compact"/>
+              <w:jc w:val="left"/>
+            </w:pPr>
+            <w:r>
+              <w:t xml:space="preserve">0</w:t>
+            </w:r>
+          </w:p>
+        </w:tc>
+        <w:tc>
+          <w:tcPr/>
+          <w:p>
+            <w:pPr>
+              <w:pStyle w:val="Compact"/>
+              <w:jc w:val="left"/>
+            </w:pPr>
+            <w:r>
+              <w:t xml:space="preserve">0</w:t>
+            </w:r>
+          </w:p>
+        </w:tc>
+      </w:tr>
+      <w:tr>
+        <w:tc>
+          <w:tcPr/>
+          <w:p>
+            <w:pPr>
+              <w:pStyle w:val="Compact"/>
+              <w:jc w:val="left"/>
+            </w:pPr>
+            <w:r>
+              <w:t xml:space="preserve">0</w:t>
+            </w:r>
+          </w:p>
+        </w:tc>
+        <w:tc>
+          <w:tcPr/>
+          <w:p>
+            <w:pPr>
+              <w:pStyle w:val="Compact"/>
+              <w:jc w:val="left"/>
+            </w:pPr>
+            <w:r>
+              <w:t xml:space="preserve">0</w:t>
+            </w:r>
+          </w:p>
+        </w:tc>
+        <w:tc>
+          <w:tcPr/>
+          <w:p>
+            <w:pPr>
+              <w:pStyle w:val="Compact"/>
+              <w:jc w:val="left"/>
+            </w:pPr>
+            <w:r>
+              <w:t xml:space="preserve">0</w:t>
+            </w:r>
+          </w:p>
+        </w:tc>
+        <w:tc>
+          <w:tcPr/>
+          <w:p>
+            <w:pPr>
+              <w:pStyle w:val="Compact"/>
+              <w:jc w:val="left"/>
+            </w:pPr>
+            <w:r>
+              <w:t xml:space="preserve">1</w:t>
+            </w:r>
+          </w:p>
+        </w:tc>
+        <w:tc>
+          <w:tcPr/>
+          <w:p>
+            <w:pPr>
+              <w:pStyle w:val="Compact"/>
+              <w:jc w:val="left"/>
+            </w:pPr>
+            <w:r>
+              <w:t xml:space="preserve">0</w:t>
+            </w:r>
+          </w:p>
+        </w:tc>
+        <w:tc>
+          <w:tcPr/>
+          <w:p>
+            <w:pPr>
+              <w:pStyle w:val="Compact"/>
+              <w:jc w:val="left"/>
+            </w:pPr>
+            <w:r>
+              <w:t xml:space="preserve">0</w:t>
+            </w:r>
+          </w:p>
+        </w:tc>
+        <w:tc>
+          <w:tcPr/>
+          <w:p>
+            <w:pPr>
+              <w:pStyle w:val="Compact"/>
+              <w:jc w:val="left"/>
+            </w:pPr>
+            <w:r>
+              <w:t xml:space="preserve">0</w:t>
+            </w:r>
+          </w:p>
+        </w:tc>
+        <w:tc>
+          <w:tcPr/>
+          <w:p>
+            <w:pPr>
+              <w:pStyle w:val="Compact"/>
+              <w:jc w:val="left"/>
+            </w:pPr>
+            <w:r>
+              <w:t xml:space="preserve">0</w:t>
+            </w:r>
+          </w:p>
+        </w:tc>
+      </w:tr>
+      <w:tr>
+        <w:tc>
+          <w:tcPr/>
+          <w:p>
+            <w:pPr>
+              <w:pStyle w:val="Compact"/>
+              <w:jc w:val="left"/>
+            </w:pPr>
+            <w:r>
+              <w:t xml:space="preserve">0</w:t>
+            </w:r>
+          </w:p>
+        </w:tc>
+        <w:tc>
+          <w:tcPr/>
+          <w:p>
+            <w:pPr>
+              <w:pStyle w:val="Compact"/>
+              <w:jc w:val="left"/>
+            </w:pPr>
+            <w:r>
+              <w:t xml:space="preserve">0</w:t>
+            </w:r>
+          </w:p>
+        </w:tc>
+        <w:tc>
+          <w:tcPr/>
+          <w:p>
+            <w:pPr>
+              <w:pStyle w:val="Compact"/>
+              <w:jc w:val="left"/>
+            </w:pPr>
+            <w:r>
+              <w:t xml:space="preserve">1</w:t>
+            </w:r>
+          </w:p>
+        </w:tc>
+        <w:tc>
+          <w:tcPr/>
+          <w:p>
+            <w:pPr>
+              <w:pStyle w:val="Compact"/>
+              <w:jc w:val="left"/>
+            </w:pPr>
+            <w:r>
+              <w:t xml:space="preserve">0</w:t>
+            </w:r>
+          </w:p>
+        </w:tc>
+        <w:tc>
+          <w:tcPr/>
+          <w:p>
+            <w:pPr>
+              <w:pStyle w:val="Compact"/>
+              <w:jc w:val="left"/>
+            </w:pPr>
+            <w:r>
+              <w:t xml:space="preserve">0</w:t>
+            </w:r>
+          </w:p>
+        </w:tc>
+        <w:tc>
+          <w:tcPr/>
+          <w:p>
+            <w:pPr>
+              <w:pStyle w:val="Compact"/>
+              <w:jc w:val="left"/>
+            </w:pPr>
+            <w:r>
+              <w:t xml:space="preserve">0</w:t>
+            </w:r>
+          </w:p>
+        </w:tc>
+        <w:tc>
+          <w:tcPr/>
+          <w:p>
+            <w:pPr>
+              <w:pStyle w:val="Compact"/>
+              <w:jc w:val="left"/>
+            </w:pPr>
+            <w:r>
+              <w:t xml:space="preserve">0</w:t>
+            </w:r>
+          </w:p>
+        </w:tc>
+        <w:tc>
+          <w:tcPr/>
+          <w:p>
+            <w:pPr>
+              <w:pStyle w:val="Compact"/>
+              <w:jc w:val="left"/>
+            </w:pPr>
+            <w:r>
+              <w:t xml:space="preserve">0</w:t>
+            </w:r>
+          </w:p>
+        </w:tc>
+      </w:tr>
+      <w:tr>
+        <w:tc>
+          <w:tcPr/>
+          <w:p>
+            <w:pPr>
+              <w:pStyle w:val="Compact"/>
+              <w:jc w:val="left"/>
+            </w:pPr>
+            <w:r>
+              <w:t xml:space="preserve">0</w:t>
+            </w:r>
+          </w:p>
+        </w:tc>
+        <w:tc>
+          <w:tcPr/>
+          <w:p>
+            <w:pPr>
+              <w:pStyle w:val="Compact"/>
+              <w:jc w:val="left"/>
+            </w:pPr>
+            <w:r>
+              <w:t xml:space="preserve">0</w:t>
+            </w:r>
+          </w:p>
+        </w:tc>
+        <w:tc>
+          <w:tcPr/>
+          <w:p>
+            <w:pPr>
+              <w:pStyle w:val="Compact"/>
+              <w:jc w:val="left"/>
+            </w:pPr>
+            <w:r>
+              <w:t xml:space="preserve">1</w:t>
+            </w:r>
+          </w:p>
+        </w:tc>
+        <w:tc>
+          <w:tcPr/>
+          <w:p>
+            <w:pPr>
+              <w:pStyle w:val="Compact"/>
+              <w:jc w:val="left"/>
+            </w:pPr>
+            <w:r>
+              <w:t xml:space="preserve">1</w:t>
+            </w:r>
+          </w:p>
+        </w:tc>
+        <w:tc>
+          <w:tcPr/>
+          <w:p>
+            <w:pPr>
+              <w:pStyle w:val="Compact"/>
+              <w:jc w:val="left"/>
+            </w:pPr>
+            <w:r>
+              <w:t xml:space="preserve">0</w:t>
+            </w:r>
+          </w:p>
+        </w:tc>
+        <w:tc>
+          <w:tcPr/>
+          <w:p>
+            <w:pPr>
+              <w:pStyle w:val="Compact"/>
+              <w:jc w:val="left"/>
+            </w:pPr>
+            <w:r>
+              <w:t xml:space="preserve">0</w:t>
+            </w:r>
+          </w:p>
+        </w:tc>
+        <w:tc>
+          <w:tcPr/>
+          <w:p>
+            <w:pPr>
+              <w:pStyle w:val="Compact"/>
+              <w:jc w:val="left"/>
+            </w:pPr>
+            <w:r>
+              <w:t xml:space="preserve">0</w:t>
+            </w:r>
+          </w:p>
+        </w:tc>
+        <w:tc>
+          <w:tcPr/>
+          <w:p>
+            <w:pPr>
+              <w:pStyle w:val="Compact"/>
+              <w:jc w:val="left"/>
+            </w:pPr>
+            <w:r>
+              <w:t xml:space="preserve">0</w:t>
+            </w:r>
+          </w:p>
+        </w:tc>
+      </w:tr>
+      <w:tr>
+        <w:tc>
+          <w:tcPr/>
+          <w:p>
+            <w:pPr>
+              <w:pStyle w:val="Compact"/>
+              <w:jc w:val="left"/>
+            </w:pPr>
+            <w:r>
+              <w:t xml:space="preserve">0</w:t>
+            </w:r>
+          </w:p>
+        </w:tc>
+        <w:tc>
+          <w:tcPr/>
+          <w:p>
+            <w:pPr>
+              <w:pStyle w:val="Compact"/>
+              <w:jc w:val="left"/>
+            </w:pPr>
+            <w:r>
+              <w:t xml:space="preserve">1</w:t>
+            </w:r>
+          </w:p>
+        </w:tc>
+        <w:tc>
+          <w:tcPr/>
+          <w:p>
+            <w:pPr>
+              <w:pStyle w:val="Compact"/>
+              <w:jc w:val="left"/>
+            </w:pPr>
+            <w:r>
+              <w:t xml:space="preserve">0</w:t>
+            </w:r>
+          </w:p>
+        </w:tc>
+        <w:tc>
+          <w:tcPr/>
+          <w:p>
+            <w:pPr>
+              <w:pStyle w:val="Compact"/>
+              <w:jc w:val="left"/>
+            </w:pPr>
+            <w:r>
+              <w:t xml:space="preserve">0</w:t>
+            </w:r>
+          </w:p>
+        </w:tc>
+        <w:tc>
+          <w:tcPr/>
+          <w:p>
+            <w:pPr>
+              <w:pStyle w:val="Compact"/>
+              <w:jc w:val="left"/>
+            </w:pPr>
+            <w:r>
+              <w:t xml:space="preserve">0</w:t>
+            </w:r>
+          </w:p>
+        </w:tc>
+        <w:tc>
+          <w:tcPr/>
+          <w:p>
+            <w:pPr>
+              <w:pStyle w:val="Compact"/>
+              <w:jc w:val="left"/>
+            </w:pPr>
+            <w:r>
+              <w:t xml:space="preserve">0</w:t>
+            </w:r>
+          </w:p>
+        </w:tc>
+        <w:tc>
+          <w:tcPr/>
+          <w:p>
+            <w:pPr>
+              <w:pStyle w:val="Compact"/>
+              <w:jc w:val="left"/>
+            </w:pPr>
+            <w:r>
+              <w:t xml:space="preserve">0</w:t>
+            </w:r>
+          </w:p>
+        </w:tc>
+        <w:tc>
+          <w:tcPr/>
+          <w:p>
+            <w:pPr>
+              <w:pStyle w:val="Compact"/>
+              <w:jc w:val="left"/>
+            </w:pPr>
+            <w:r>
+              <w:t xml:space="preserve">0</w:t>
+            </w:r>
+          </w:p>
+        </w:tc>
+      </w:tr>
+      <w:tr>
+        <w:tc>
+          <w:tcPr/>
+          <w:p>
+            <w:pPr>
+              <w:pStyle w:val="Compact"/>
+              <w:jc w:val="left"/>
+            </w:pPr>
+            <w:r>
+              <w:t xml:space="preserve">0</w:t>
+            </w:r>
+          </w:p>
+        </w:tc>
+        <w:tc>
+          <w:tcPr/>
+          <w:p>
+            <w:pPr>
+              <w:pStyle w:val="Compact"/>
+              <w:jc w:val="left"/>
+            </w:pPr>
+            <w:r>
+              <w:t xml:space="preserve">1</w:t>
+            </w:r>
+          </w:p>
+        </w:tc>
+        <w:tc>
+          <w:tcPr/>
+          <w:p>
+            <w:pPr>
+              <w:pStyle w:val="Compact"/>
+              <w:jc w:val="left"/>
+            </w:pPr>
+            <w:r>
+              <w:t xml:space="preserve">0</w:t>
+            </w:r>
+          </w:p>
+        </w:tc>
+        <w:tc>
+          <w:tcPr/>
+          <w:p>
+            <w:pPr>
+              <w:pStyle w:val="Compact"/>
+              <w:jc w:val="left"/>
+            </w:pPr>
+            <w:r>
+              <w:t xml:space="preserve">1</w:t>
+            </w:r>
+          </w:p>
+        </w:tc>
+        <w:tc>
+          <w:tcPr/>
+          <w:p>
+            <w:pPr>
+              <w:pStyle w:val="Compact"/>
+              <w:jc w:val="left"/>
+            </w:pPr>
+            <w:r>
+              <w:t xml:space="preserve">0</w:t>
+            </w:r>
+          </w:p>
+        </w:tc>
+        <w:tc>
+          <w:tcPr/>
+          <w:p>
+            <w:pPr>
+              <w:pStyle w:val="Compact"/>
+              <w:jc w:val="left"/>
+            </w:pPr>
+            <w:r>
+              <w:t xml:space="preserve">1</w:t>
+            </w:r>
+          </w:p>
+        </w:tc>
+        <w:tc>
+          <w:tcPr/>
+          <w:p>
+            <w:pPr>
+              <w:pStyle w:val="Compact"/>
+              <w:jc w:val="left"/>
+            </w:pPr>
+            <w:r>
+              <w:t xml:space="preserve">0</w:t>
+            </w:r>
+          </w:p>
+        </w:tc>
+        <w:tc>
+          <w:tcPr/>
+          <w:p>
+            <w:pPr>
+              <w:pStyle w:val="Compact"/>
+              <w:jc w:val="left"/>
+            </w:pPr>
+            <w:r>
+              <w:t xml:space="preserve">1</w:t>
+            </w:r>
+          </w:p>
+        </w:tc>
+      </w:tr>
+      <w:tr>
+        <w:tc>
+          <w:tcPr/>
+          <w:p>
+            <w:pPr>
+              <w:pStyle w:val="Compact"/>
+              <w:jc w:val="left"/>
+            </w:pPr>
+            <w:r>
+              <w:t xml:space="preserve">0</w:t>
+            </w:r>
+          </w:p>
+        </w:tc>
+        <w:tc>
+          <w:tcPr/>
+          <w:p>
+            <w:pPr>
+              <w:pStyle w:val="Compact"/>
+              <w:jc w:val="left"/>
+            </w:pPr>
+            <w:r>
+              <w:t xml:space="preserve">1</w:t>
+            </w:r>
+          </w:p>
+        </w:tc>
+        <w:tc>
+          <w:tcPr/>
+          <w:p>
+            <w:pPr>
+              <w:pStyle w:val="Compact"/>
+              <w:jc w:val="left"/>
+            </w:pPr>
+            <w:r>
+              <w:t xml:space="preserve">1</w:t>
+            </w:r>
+          </w:p>
+        </w:tc>
+        <w:tc>
+          <w:tcPr/>
+          <w:p>
+            <w:pPr>
+              <w:pStyle w:val="Compact"/>
+              <w:jc w:val="left"/>
+            </w:pPr>
+            <w:r>
+              <w:t xml:space="preserve">0</w:t>
+            </w:r>
+          </w:p>
+        </w:tc>
+        <w:tc>
+          <w:tcPr/>
+          <w:p>
+            <w:pPr>
+              <w:pStyle w:val="Compact"/>
+              <w:jc w:val="left"/>
+            </w:pPr>
+            <w:r>
+              <w:t xml:space="preserve">0</w:t>
+            </w:r>
+          </w:p>
+        </w:tc>
+        <w:tc>
+          <w:tcPr/>
+          <w:p>
+            <w:pPr>
+              <w:pStyle w:val="Compact"/>
+              <w:jc w:val="left"/>
+            </w:pPr>
+            <w:r>
+              <w:t xml:space="preserve">0</w:t>
+            </w:r>
+          </w:p>
+        </w:tc>
+        <w:tc>
+          <w:tcPr/>
+          <w:p>
+            <w:pPr>
+              <w:pStyle w:val="Compact"/>
+              <w:jc w:val="left"/>
+            </w:pPr>
+            <w:r>
+              <w:t xml:space="preserve">0</w:t>
+            </w:r>
+          </w:p>
+        </w:tc>
+        <w:tc>
+          <w:tcPr/>
+          <w:p>
+            <w:pPr>
+              <w:pStyle w:val="Compact"/>
+              <w:jc w:val="left"/>
+            </w:pPr>
+            <w:r>
+              <w:t xml:space="preserve">0</w:t>
+            </w:r>
+          </w:p>
+        </w:tc>
+      </w:tr>
+      <w:tr>
+        <w:tc>
+          <w:tcPr/>
+          <w:p>
+            <w:pPr>
+              <w:pStyle w:val="Compact"/>
+              <w:jc w:val="left"/>
+            </w:pPr>
+            <w:r>
+              <w:t xml:space="preserve">0</w:t>
+            </w:r>
+          </w:p>
+        </w:tc>
+        <w:tc>
+          <w:tcPr/>
+          <w:p>
+            <w:pPr>
+              <w:pStyle w:val="Compact"/>
+              <w:jc w:val="left"/>
+            </w:pPr>
+            <w:r>
+              <w:t xml:space="preserve">1</w:t>
+            </w:r>
+          </w:p>
+        </w:tc>
+        <w:tc>
+          <w:tcPr/>
+          <w:p>
+            <w:pPr>
+              <w:pStyle w:val="Compact"/>
+              <w:jc w:val="left"/>
+            </w:pPr>
+            <w:r>
+              <w:t xml:space="preserve">1</w:t>
+            </w:r>
+          </w:p>
+        </w:tc>
+        <w:tc>
+          <w:tcPr/>
+          <w:p>
+            <w:pPr>
+              <w:pStyle w:val="Compact"/>
+              <w:jc w:val="left"/>
+            </w:pPr>
+            <w:r>
+              <w:t xml:space="preserve">1</w:t>
+            </w:r>
+          </w:p>
+        </w:tc>
+        <w:tc>
+          <w:tcPr/>
+          <w:p>
+            <w:pPr>
+              <w:pStyle w:val="Compact"/>
+              <w:jc w:val="left"/>
+            </w:pPr>
+            <w:r>
+              <w:t xml:space="preserve">0</w:t>
+            </w:r>
+          </w:p>
+        </w:tc>
+        <w:tc>
+          <w:tcPr/>
+          <w:p>
+            <w:pPr>
+              <w:pStyle w:val="Compact"/>
+              <w:jc w:val="left"/>
+            </w:pPr>
+            <w:r>
+              <w:t xml:space="preserve">1</w:t>
+            </w:r>
+          </w:p>
+        </w:tc>
+        <w:tc>
+          <w:tcPr/>
+          <w:p>
+            <w:pPr>
+              <w:pStyle w:val="Compact"/>
+              <w:jc w:val="left"/>
+            </w:pPr>
+            <w:r>
+              <w:t xml:space="preserve">0</w:t>
+            </w:r>
+          </w:p>
+        </w:tc>
+        <w:tc>
+          <w:tcPr/>
+          <w:p>
+            <w:pPr>
+              <w:pStyle w:val="Compact"/>
+              <w:jc w:val="left"/>
+            </w:pPr>
+            <w:r>
+              <w:t xml:space="preserve">1</w:t>
+            </w:r>
+          </w:p>
+        </w:tc>
+      </w:tr>
+      <w:tr>
+        <w:tc>
+          <w:tcPr/>
+          <w:p>
+            <w:pPr>
+              <w:pStyle w:val="Compact"/>
+              <w:jc w:val="left"/>
+            </w:pPr>
+            <w:r>
+              <w:t xml:space="preserve">1</w:t>
+            </w:r>
+          </w:p>
+        </w:tc>
+        <w:tc>
+          <w:tcPr/>
+          <w:p>
+            <w:pPr>
+              <w:pStyle w:val="Compact"/>
+              <w:jc w:val="left"/>
+            </w:pPr>
+            <w:r>
+              <w:t xml:space="preserve">0</w:t>
+            </w:r>
+          </w:p>
+        </w:tc>
+        <w:tc>
+          <w:tcPr/>
+          <w:p>
+            <w:pPr>
+              <w:pStyle w:val="Compact"/>
+              <w:jc w:val="left"/>
+            </w:pPr>
+            <w:r>
+              <w:t xml:space="preserve">0</w:t>
+            </w:r>
+          </w:p>
+        </w:tc>
+        <w:tc>
+          <w:tcPr/>
+          <w:p>
+            <w:pPr>
+              <w:pStyle w:val="Compact"/>
+              <w:jc w:val="left"/>
+            </w:pPr>
+            <w:r>
+              <w:t xml:space="preserve">0</w:t>
+            </w:r>
+          </w:p>
+        </w:tc>
+        <w:tc>
+          <w:tcPr/>
+          <w:p>
+            <w:pPr>
+              <w:pStyle w:val="Compact"/>
+              <w:jc w:val="left"/>
+            </w:pPr>
+            <w:r>
+              <w:t xml:space="preserve">0</w:t>
+            </w:r>
+          </w:p>
+        </w:tc>
+        <w:tc>
+          <w:tcPr/>
+          <w:p>
+            <w:pPr>
+              <w:pStyle w:val="Compact"/>
+              <w:jc w:val="left"/>
+            </w:pPr>
+            <w:r>
+              <w:t xml:space="preserve">0</w:t>
+            </w:r>
+          </w:p>
+        </w:tc>
+        <w:tc>
+          <w:tcPr/>
+          <w:p>
+            <w:pPr>
+              <w:pStyle w:val="Compact"/>
+              <w:jc w:val="left"/>
+            </w:pPr>
+            <w:r>
+              <w:t xml:space="preserve">0</w:t>
+            </w:r>
+          </w:p>
+        </w:tc>
+        <w:tc>
+          <w:tcPr/>
+          <w:p>
+            <w:pPr>
+              <w:pStyle w:val="Compact"/>
+              <w:jc w:val="left"/>
+            </w:pPr>
+            <w:r>
+              <w:t xml:space="preserve">0</w:t>
+            </w:r>
+          </w:p>
+        </w:tc>
+      </w:tr>
+      <w:tr>
+        <w:tc>
+          <w:tcPr/>
+          <w:p>
+            <w:pPr>
+              <w:pStyle w:val="Compact"/>
+              <w:jc w:val="left"/>
+            </w:pPr>
+            <w:r>
+              <w:t xml:space="preserve">1</w:t>
+            </w:r>
+          </w:p>
+        </w:tc>
+        <w:tc>
+          <w:tcPr/>
+          <w:p>
+            <w:pPr>
+              <w:pStyle w:val="Compact"/>
+              <w:jc w:val="left"/>
+            </w:pPr>
+            <w:r>
+              <w:t xml:space="preserve">0</w:t>
+            </w:r>
+          </w:p>
+        </w:tc>
+        <w:tc>
+          <w:tcPr/>
+          <w:p>
+            <w:pPr>
+              <w:pStyle w:val="Compact"/>
+              <w:jc w:val="left"/>
+            </w:pPr>
+            <w:r>
+              <w:t xml:space="preserve">0</w:t>
+            </w:r>
+          </w:p>
+        </w:tc>
+        <w:tc>
+          <w:tcPr/>
+          <w:p>
+            <w:pPr>
+              <w:pStyle w:val="Compact"/>
+              <w:jc w:val="left"/>
+            </w:pPr>
+            <w:r>
+              <w:t xml:space="preserve">1</w:t>
+            </w:r>
+          </w:p>
+        </w:tc>
+        <w:tc>
+          <w:tcPr/>
+          <w:p>
+            <w:pPr>
+              <w:pStyle w:val="Compact"/>
+              <w:jc w:val="left"/>
+            </w:pPr>
+            <w:r>
+              <w:t xml:space="preserve">0</w:t>
+            </w:r>
+          </w:p>
+        </w:tc>
+        <w:tc>
+          <w:tcPr/>
+          <w:p>
+            <w:pPr>
+              <w:pStyle w:val="Compact"/>
+              <w:jc w:val="left"/>
+            </w:pPr>
+            <w:r>
+              <w:t xml:space="preserve">0</w:t>
+            </w:r>
+          </w:p>
+        </w:tc>
+        <w:tc>
+          <w:tcPr/>
+          <w:p>
+            <w:pPr>
+              <w:pStyle w:val="Compact"/>
+              <w:jc w:val="left"/>
+            </w:pPr>
+            <w:r>
+              <w:t xml:space="preserve">0</w:t>
+            </w:r>
+          </w:p>
+        </w:tc>
+        <w:tc>
+          <w:tcPr/>
+          <w:p>
+            <w:pPr>
+              <w:pStyle w:val="Compact"/>
+              <w:jc w:val="left"/>
+            </w:pPr>
+            <w:r>
+              <w:t xml:space="preserve">0</w:t>
+            </w:r>
+          </w:p>
+        </w:tc>
+      </w:tr>
+      <w:tr>
+        <w:tc>
+          <w:tcPr/>
+          <w:p>
+            <w:pPr>
+              <w:pStyle w:val="Compact"/>
+              <w:jc w:val="left"/>
+            </w:pPr>
+            <w:r>
+              <w:t xml:space="preserve">1</w:t>
+            </w:r>
+          </w:p>
+        </w:tc>
+        <w:tc>
+          <w:tcPr/>
+          <w:p>
+            <w:pPr>
+              <w:pStyle w:val="Compact"/>
+              <w:jc w:val="left"/>
+            </w:pPr>
+            <w:r>
+              <w:t xml:space="preserve">0</w:t>
+            </w:r>
+          </w:p>
+        </w:tc>
+        <w:tc>
+          <w:tcPr/>
+          <w:p>
+            <w:pPr>
+              <w:pStyle w:val="Compact"/>
+              <w:jc w:val="left"/>
+            </w:pPr>
+            <w:r>
+              <w:t xml:space="preserve">1</w:t>
+            </w:r>
+          </w:p>
+        </w:tc>
+        <w:tc>
+          <w:tcPr/>
+          <w:p>
+            <w:pPr>
+              <w:pStyle w:val="Compact"/>
+              <w:jc w:val="left"/>
+            </w:pPr>
+            <w:r>
+              <w:t xml:space="preserve">0</w:t>
+            </w:r>
+          </w:p>
+        </w:tc>
+        <w:tc>
+          <w:tcPr/>
+          <w:p>
+            <w:pPr>
+              <w:pStyle w:val="Compact"/>
+              <w:jc w:val="left"/>
+            </w:pPr>
+            <w:r>
+              <w:t xml:space="preserve">0</w:t>
+            </w:r>
+          </w:p>
+        </w:tc>
+        <w:tc>
+          <w:tcPr/>
+          <w:p>
+            <w:pPr>
+              <w:pStyle w:val="Compact"/>
+              <w:jc w:val="left"/>
+            </w:pPr>
+            <w:r>
+              <w:t xml:space="preserve">0</w:t>
+            </w:r>
+          </w:p>
+        </w:tc>
+        <w:tc>
+          <w:tcPr/>
+          <w:p>
+            <w:pPr>
+              <w:pStyle w:val="Compact"/>
+              <w:jc w:val="left"/>
+            </w:pPr>
+            <w:r>
+              <w:t xml:space="preserve">0</w:t>
+            </w:r>
+          </w:p>
+        </w:tc>
+        <w:tc>
+          <w:tcPr/>
+          <w:p>
+            <w:pPr>
+              <w:pStyle w:val="Compact"/>
+              <w:jc w:val="left"/>
+            </w:pPr>
+            <w:r>
+              <w:t xml:space="preserve">0</w:t>
+            </w:r>
+          </w:p>
+        </w:tc>
+      </w:tr>
+      <w:tr>
+        <w:tc>
+          <w:tcPr/>
+          <w:p>
+            <w:pPr>
+              <w:pStyle w:val="Compact"/>
+              <w:jc w:val="left"/>
+            </w:pPr>
+            <w:r>
+              <w:t xml:space="preserve">1</w:t>
+            </w:r>
+          </w:p>
+        </w:tc>
+        <w:tc>
+          <w:tcPr/>
+          <w:p>
+            <w:pPr>
+              <w:pStyle w:val="Compact"/>
+              <w:jc w:val="left"/>
+            </w:pPr>
+            <w:r>
+              <w:t xml:space="preserve">0</w:t>
+            </w:r>
+          </w:p>
+        </w:tc>
+        <w:tc>
+          <w:tcPr/>
+          <w:p>
+            <w:pPr>
+              <w:pStyle w:val="Compact"/>
+              <w:jc w:val="left"/>
+            </w:pPr>
+            <w:r>
+              <w:t xml:space="preserve">1</w:t>
+            </w:r>
+          </w:p>
+        </w:tc>
+        <w:tc>
+          <w:tcPr/>
+          <w:p>
+            <w:pPr>
+              <w:pStyle w:val="Compact"/>
+              <w:jc w:val="left"/>
+            </w:pPr>
+            <w:r>
+              <w:t xml:space="preserve">1</w:t>
+            </w:r>
+          </w:p>
+        </w:tc>
+        <w:tc>
+          <w:tcPr/>
+          <w:p>
+            <w:pPr>
+              <w:pStyle w:val="Compact"/>
+              <w:jc w:val="left"/>
+            </w:pPr>
+            <w:r>
+              <w:t xml:space="preserve">0</w:t>
+            </w:r>
+          </w:p>
+        </w:tc>
+        <w:tc>
+          <w:tcPr/>
+          <w:p>
+            <w:pPr>
+              <w:pStyle w:val="Compact"/>
+              <w:jc w:val="left"/>
+            </w:pPr>
+            <w:r>
+              <w:t xml:space="preserve">0</w:t>
+            </w:r>
+          </w:p>
+        </w:tc>
+        <w:tc>
+          <w:tcPr/>
+          <w:p>
+            <w:pPr>
+              <w:pStyle w:val="Compact"/>
+              <w:jc w:val="left"/>
+            </w:pPr>
+            <w:r>
+              <w:t xml:space="preserve">0</w:t>
+            </w:r>
+          </w:p>
+        </w:tc>
+        <w:tc>
+          <w:tcPr/>
+          <w:p>
+            <w:pPr>
+              <w:pStyle w:val="Compact"/>
+              <w:jc w:val="left"/>
+            </w:pPr>
+            <w:r>
+              <w:t xml:space="preserve">0</w:t>
+            </w:r>
+          </w:p>
+        </w:tc>
+      </w:tr>
+      <w:tr>
+        <w:tc>
+          <w:tcPr/>
+          <w:p>
+            <w:pPr>
+              <w:pStyle w:val="Compact"/>
+              <w:jc w:val="left"/>
+            </w:pPr>
+            <w:r>
+              <w:t xml:space="preserve">1</w:t>
+            </w:r>
+          </w:p>
+        </w:tc>
+        <w:tc>
+          <w:tcPr/>
+          <w:p>
+            <w:pPr>
+              <w:pStyle w:val="Compact"/>
+              <w:jc w:val="left"/>
+            </w:pPr>
+            <w:r>
+              <w:t xml:space="preserve">1</w:t>
+            </w:r>
+          </w:p>
+        </w:tc>
+        <w:tc>
+          <w:tcPr/>
+          <w:p>
+            <w:pPr>
+              <w:pStyle w:val="Compact"/>
+              <w:jc w:val="left"/>
+            </w:pPr>
+            <w:r>
+              <w:t xml:space="preserve">0</w:t>
+            </w:r>
+          </w:p>
+        </w:tc>
+        <w:tc>
+          <w:tcPr/>
+          <w:p>
+            <w:pPr>
+              <w:pStyle w:val="Compact"/>
+              <w:jc w:val="left"/>
+            </w:pPr>
+            <w:r>
+              <w:t xml:space="preserve">0</w:t>
+            </w:r>
+          </w:p>
+        </w:tc>
+        <w:tc>
+          <w:tcPr/>
+          <w:p>
+            <w:pPr>
+              <w:pStyle w:val="Compact"/>
+              <w:jc w:val="left"/>
+            </w:pPr>
+            <w:r>
+              <w:t xml:space="preserve">0</w:t>
+            </w:r>
+          </w:p>
+        </w:tc>
+        <w:tc>
+          <w:tcPr/>
+          <w:p>
+            <w:pPr>
+              <w:pStyle w:val="Compact"/>
+              <w:jc w:val="left"/>
+            </w:pPr>
+            <w:r>
+              <w:t xml:space="preserve">1</w:t>
+            </w:r>
+          </w:p>
+        </w:tc>
+        <w:tc>
+          <w:tcPr/>
+          <w:p>
+            <w:pPr>
+              <w:pStyle w:val="Compact"/>
+              <w:jc w:val="left"/>
+            </w:pPr>
+            <w:r>
+              <w:t xml:space="preserve">1</w:t>
+            </w:r>
+          </w:p>
+        </w:tc>
+        <w:tc>
+          <w:tcPr/>
+          <w:p>
+            <w:pPr>
+              <w:pStyle w:val="Compact"/>
+              <w:jc w:val="left"/>
+            </w:pPr>
+            <w:r>
+              <w:t xml:space="preserve">0</w:t>
+            </w:r>
+          </w:p>
+        </w:tc>
+      </w:tr>
+      <w:tr>
+        <w:tc>
+          <w:tcPr/>
+          <w:p>
+            <w:pPr>
+              <w:pStyle w:val="Compact"/>
+              <w:jc w:val="left"/>
+            </w:pPr>
+            <w:r>
+              <w:t xml:space="preserve">1</w:t>
+            </w:r>
+          </w:p>
+        </w:tc>
+        <w:tc>
+          <w:tcPr/>
+          <w:p>
+            <w:pPr>
+              <w:pStyle w:val="Compact"/>
+              <w:jc w:val="left"/>
+            </w:pPr>
+            <w:r>
+              <w:t xml:space="preserve">1</w:t>
+            </w:r>
+          </w:p>
+        </w:tc>
+        <w:tc>
+          <w:tcPr/>
+          <w:p>
+            <w:pPr>
+              <w:pStyle w:val="Compact"/>
+              <w:jc w:val="left"/>
+            </w:pPr>
+            <w:r>
+              <w:t xml:space="preserve">0</w:t>
+            </w:r>
+          </w:p>
+        </w:tc>
+        <w:tc>
+          <w:tcPr/>
+          <w:p>
+            <w:pPr>
+              <w:pStyle w:val="Compact"/>
+              <w:jc w:val="left"/>
+            </w:pPr>
+            <w:r>
+              <w:t xml:space="preserve">1</w:t>
+            </w:r>
+          </w:p>
+        </w:tc>
+        <w:tc>
+          <w:tcPr/>
+          <w:p>
+            <w:pPr>
+              <w:pStyle w:val="Compact"/>
+              <w:jc w:val="left"/>
+            </w:pPr>
+            <w:r>
+              <w:t xml:space="preserve">0</w:t>
+            </w:r>
+          </w:p>
+        </w:tc>
+        <w:tc>
+          <w:tcPr/>
+          <w:p>
+            <w:pPr>
+              <w:pStyle w:val="Compact"/>
+              <w:jc w:val="left"/>
+            </w:pPr>
+            <w:r>
+              <w:t xml:space="preserve">1</w:t>
+            </w:r>
+          </w:p>
+        </w:tc>
+        <w:tc>
+          <w:tcPr/>
+          <w:p>
+            <w:pPr>
+              <w:pStyle w:val="Compact"/>
+              <w:jc w:val="left"/>
+            </w:pPr>
+            <w:r>
+              <w:t xml:space="preserve">0</w:t>
+            </w:r>
+          </w:p>
+        </w:tc>
+        <w:tc>
+          <w:tcPr/>
+          <w:p>
+            <w:pPr>
+              <w:pStyle w:val="Compact"/>
+              <w:jc w:val="left"/>
+            </w:pPr>
+            <w:r>
+              <w:t xml:space="preserve">1</w:t>
+            </w:r>
+          </w:p>
+        </w:tc>
+      </w:tr>
+      <w:tr>
+        <w:tc>
+          <w:tcPr/>
+          <w:p>
+            <w:pPr>
+              <w:pStyle w:val="Compact"/>
+              <w:jc w:val="left"/>
+            </w:pPr>
+            <w:r>
+              <w:t xml:space="preserve">1</w:t>
+            </w:r>
+          </w:p>
+        </w:tc>
+        <w:tc>
+          <w:tcPr/>
+          <w:p>
+            <w:pPr>
+              <w:pStyle w:val="Compact"/>
+              <w:jc w:val="left"/>
+            </w:pPr>
+            <w:r>
+              <w:t xml:space="preserve">1</w:t>
+            </w:r>
+          </w:p>
+        </w:tc>
+        <w:tc>
+          <w:tcPr/>
+          <w:p>
+            <w:pPr>
+              <w:pStyle w:val="Compact"/>
+              <w:jc w:val="left"/>
+            </w:pPr>
+            <w:r>
+              <w:t xml:space="preserve">1</w:t>
+            </w:r>
+          </w:p>
+        </w:tc>
+        <w:tc>
+          <w:tcPr/>
+          <w:p>
+            <w:pPr>
+              <w:pStyle w:val="Compact"/>
+              <w:jc w:val="left"/>
+            </w:pPr>
+            <w:r>
+              <w:t xml:space="preserve">0</w:t>
+            </w:r>
+          </w:p>
+        </w:tc>
+        <w:tc>
+          <w:tcPr/>
+          <w:p>
+            <w:pPr>
+              <w:pStyle w:val="Compact"/>
+              <w:jc w:val="left"/>
+            </w:pPr>
+            <w:r>
+              <w:t xml:space="preserve">1</w:t>
+            </w:r>
+          </w:p>
+        </w:tc>
+        <w:tc>
+          <w:tcPr/>
+          <w:p>
+            <w:pPr>
+              <w:pStyle w:val="Compact"/>
+              <w:jc w:val="left"/>
+            </w:pPr>
+            <w:r>
+              <w:t xml:space="preserve">0</w:t>
+            </w:r>
+          </w:p>
+        </w:tc>
+        <w:tc>
+          <w:tcPr/>
+          <w:p>
+            <w:pPr>
+              <w:pStyle w:val="Compact"/>
+              <w:jc w:val="left"/>
+            </w:pPr>
+            <w:r>
+              <w:t xml:space="preserve">0</w:t>
+            </w:r>
+          </w:p>
+        </w:tc>
+        <w:tc>
+          <w:tcPr/>
+          <w:p>
+            <w:pPr>
+              <w:pStyle w:val="Compact"/>
+              <w:jc w:val="left"/>
+            </w:pPr>
+            <w:r>
+              <w:t xml:space="preserve">1</w:t>
+            </w:r>
+          </w:p>
+        </w:tc>
+      </w:tr>
+      <w:tr>
+        <w:tc>
+          <w:tcPr/>
+          <w:p>
+            <w:pPr>
+              <w:pStyle w:val="Compact"/>
+              <w:jc w:val="left"/>
+            </w:pPr>
+            <w:r>
+              <w:t xml:space="preserve">1</w:t>
+            </w:r>
+          </w:p>
+        </w:tc>
+        <w:tc>
+          <w:tcPr/>
+          <w:p>
+            <w:pPr>
+              <w:pStyle w:val="Compact"/>
+              <w:jc w:val="left"/>
+            </w:pPr>
+            <w:r>
+              <w:t xml:space="preserve">1</w:t>
+            </w:r>
+          </w:p>
+        </w:tc>
+        <w:tc>
+          <w:tcPr/>
+          <w:p>
+            <w:pPr>
+              <w:pStyle w:val="Compact"/>
+              <w:jc w:val="left"/>
+            </w:pPr>
+            <w:r>
+              <w:t xml:space="preserve">1</w:t>
+            </w:r>
+          </w:p>
+        </w:tc>
+        <w:tc>
+          <w:tcPr/>
+          <w:p>
+            <w:pPr>
+              <w:pStyle w:val="Compact"/>
+              <w:jc w:val="left"/>
+            </w:pPr>
+            <w:r>
+              <w:t xml:space="preserve">1</w:t>
+            </w:r>
+          </w:p>
+        </w:tc>
+        <w:tc>
+          <w:tcPr/>
+          <w:p>
+            <w:pPr>
+              <w:pStyle w:val="Compact"/>
+              <w:jc w:val="left"/>
+            </w:pPr>
+            <w:r>
+              <w:t xml:space="preserve">0</w:t>
+            </w:r>
+          </w:p>
+        </w:tc>
+        <w:tc>
+          <w:tcPr/>
+          <w:p>
+            <w:pPr>
+              <w:pStyle w:val="Compact"/>
+              <w:jc w:val="left"/>
+            </w:pPr>
+            <w:r>
+              <w:t xml:space="preserve">1</w:t>
+            </w:r>
+          </w:p>
+        </w:tc>
+        <w:tc>
+          <w:tcPr/>
+          <w:p>
+            <w:pPr>
+              <w:pStyle w:val="Compact"/>
+              <w:jc w:val="left"/>
+            </w:pPr>
+            <w:r>
+              <w:t xml:space="preserve">0</w:t>
+            </w:r>
+          </w:p>
+        </w:tc>
+        <w:tc>
+          <w:tcPr/>
+          <w:p>
+            <w:pPr>
+              <w:pStyle w:val="Compact"/>
+              <w:jc w:val="left"/>
+            </w:pPr>
+            <w:r>
+              <w:t xml:space="preserve">1</w:t>
+            </w:r>
+          </w:p>
+        </w:tc>
+      </w:tr>
+    </w:tbl>
+    <w:bookmarkEnd w:id="216"/>
+    <w:p>
+      <w:pPr>
+        <w:pStyle w:val="BodyText"/>
+      </w:pPr>
+      <w:r>
+        <w:t xml:space="preserve">Die Tabellen stimmen überein. Die Gleichungen sind somit richtig.</w:t>
       </w:r>
     </w:p>
     <w:bookmarkEnd w:id="217"/>
-    <w:bookmarkEnd w:id="218"/>
-    <w:bookmarkStart w:id="227" w:name="references"/>
+    <w:bookmarkStart w:id="224" w:name="schaltung-1"/>
     <w:p>
       <w:pPr>
+        <w:pStyle w:val="Heading3"/>
+      </w:pPr>
+      <w:r>
+        <w:t xml:space="preserve">4.2.2 Schaltung</w:t>
+      </w:r>
+    </w:p>
+    <w:p>
+      <w:pPr>
+        <w:pStyle w:val="FirstParagraph"/>
+      </w:pPr>
+      <w:r>
+        <w:t xml:space="preserve">Die Logik kann mit verschiedenen Technologien umgesetzt werden. Hier wurde eine Lösung mittels TTL Gattern gewählt. Die Schaltung ist in</w:t>
+      </w:r>
+      <w:r>
+        <w:t xml:space="preserve"> </w:t>
+      </w:r>
+      <w:hyperlink w:anchor="fig-LogikSchaltung">
+        <w:r>
+          <w:rPr>
+            <w:rStyle w:val="Hyperlink"/>
+          </w:rPr>
+          <w:t xml:space="preserve">Abbildung 4.6</w:t>
+        </w:r>
+      </w:hyperlink>
+      <w:r>
+        <w:t xml:space="preserve"> </w:t>
+      </w:r>
+      <w:r>
+        <w:t xml:space="preserve">dargestellt. In einer modernen Anwendung würde die Logik mittels Mikrocontroller realisiert werden. Quartus oder PSoC creator bieten hier Lösungen an. In Quartus lässt sich die Logik aus simulieren.</w:t>
+      </w:r>
+    </w:p>
+    <w:tbl>
+      <w:tblPr>
+        <w:tblStyle w:val="Table"/>
+        <w:tblLook w:firstRow="0" w:lastRow="0" w:firstColumn="0" w:lastColumn="0" w:noHBand="0" w:noVBand="0" w:val="0000"/>
+        <w:tblBorders>
+          <w:left w:val="single" w:sz="24" w:space="0" w:color="0758E5"/>
+          <w:right w:val="single" w:sz="4" w:space="0" w:color="0758E5"/>
+          <w:top w:val="single" w:sz="4" w:space="0" w:color="0758E5"/>
+          <w:bottom w:val="single" w:sz="4" w:space="0" w:color="0758E5"/>
+        </w:tblBorders>
+        <w:tblCellMar>
+          <w:left w:w="144" w:type="dxa"/>
+          <w:right w:w="144" w:type="dxa"/>
+        </w:tblCellMar>
+        <w:tblInd w:w="164" w:type="dxa"/>
+        <w:tblW w:type="pct" w:w="100%"/>
+      </w:tblPr>
+      <w:tr>
+        <w:trPr>
+          <w:cantSplit/>
+        </w:trPr>
+        <w:tc>
+          <w:tcPr>
+            <w:shd w:color="auto" w:fill="dae6fb" w:val="clear"/>
+            <w:tcMar>
+              <w:top w:w="92" w:type="dxa"/>
+              <w:bottom w:w="92" w:type="dxa"/>
+            </w:tcMar>
+          </w:tcPr>
+          <w:p>
+            <w:pPr>
+              <w:pStyle w:val="BodyText"/>
+            </w:pPr>
+            <w:pPr>
+              <w:spacing w:before="0" w:after="0"/>
+              <w:textAlignment w:val="center"/>
+            </w:pPr>
+            <w:r>
+              <w:drawing>
+                <wp:inline>
+                  <wp:extent cx="152400" cy="152400"/>
+                  <wp:effectExtent b="0" l="0" r="0" t="0"/>
+                  <wp:docPr descr="" title="" id="218" name="Picture"/>
+                  <a:graphic>
+                    <a:graphicData uri="http://schemas.openxmlformats.org/drawingml/2006/picture">
+                      <pic:pic>
+                        <pic:nvPicPr>
+                          <pic:cNvPr descr="C:\Program Files\Quarto\share\formats\docx\note.png" id="219" name="Picture"/>
+                          <pic:cNvPicPr>
+                            <a:picLocks noChangeArrowheads="1" noChangeAspect="1"/>
+                          </pic:cNvPicPr>
+                        </pic:nvPicPr>
+                        <pic:blipFill>
+                          <a:blip r:embed="rId27"/>
+                          <a:stretch>
+                            <a:fillRect/>
+                          </a:stretch>
+                        </pic:blipFill>
+                        <pic:spPr bwMode="auto">
+                          <a:xfrm>
+                            <a:off x="0" y="0"/>
+                            <a:ext cx="152400" cy="152400"/>
+                          </a:xfrm>
+                          <a:prstGeom prst="rect">
+                            <a:avLst/>
+                          </a:prstGeom>
+                          <a:noFill/>
+                          <a:ln w="9525">
+                            <a:noFill/>
+                            <a:headEnd/>
+                            <a:tailEnd/>
+                          </a:ln>
+                        </pic:spPr>
+                      </pic:pic>
+                    </a:graphicData>
+                  </a:graphic>
+                </wp:inline>
+              </w:drawing>
+            </w:r>
+            <w:r>
+              <w:t xml:space="preserve"> </w:t>
+            </w:r>
+            <w:r>
+              <w:t xml:space="preserve"> </w:t>
+            </w:r>
+            <w:r>
+              <w:t xml:space="preserve">Hinweis</w:t>
+            </w:r>
+          </w:p>
+        </w:tc>
+      </w:tr>
+      <w:tr>
+        <w:trPr>
+          <w:cantSplit/>
+        </w:trPr>
+        <w:tc>
+          <w:tcPr>
+            <w:tcMar>
+              <w:top w:w="108" w:type="dxa"/>
+              <w:bottom w:w="108" w:type="dxa"/>
+            </w:tcMar>
+          </w:tcPr>
+          <w:p>
+            <w:pPr>
+              <w:pStyle w:val="BodyText"/>
+            </w:pPr>
+            <w:pPr>
+              <w:spacing w:before="16" w:after="16"/>
+            </w:pPr>
+            <w:r>
+              <w:t xml:space="preserve">Aus wirtschaftlichen Gründen sollte eine Logikschaltung aus möglichst wenigen verschiedenen Logikgattern bestehen. Es bietet sich an, die Schaltung mit NAND oder NOR Gattern aufzubauen. Aus zeitgründen wird im Moment hier darauf verzichtet. Mit der Regel von DeMorgan kann die Schaltung in die jeweilige schreibweise übergeführt werden.</w:t>
+            </w:r>
+          </w:p>
+          <w:p>
+            <w:pPr>
+              <w:pStyle w:val="BodyText"/>
+            </w:pPr>
+            <m:oMathPara>
+              <m:oMathParaPr>
+                <m:jc m:val="center"/>
+              </m:oMathParaPr>
+              <m:oMath>
+                <m:bar>
+                  <m:barPr>
+                    <m:pos m:val="top"/>
+                  </m:barPr>
+                  <m:e>
+                    <m:r>
+                      <m:t>A</m:t>
+                    </m:r>
+                    <m:r>
+                      <m:rPr>
+                        <m:sty m:val="p"/>
+                      </m:rPr>
+                      <m:t>∧</m:t>
+                    </m:r>
+                    <m:r>
+                      <m:t>B</m:t>
+                    </m:r>
+                  </m:e>
+                </m:bar>
+                <m:r>
+                  <m:rPr>
+                    <m:sty m:val="p"/>
+                  </m:rPr>
+                  <m:t>=</m:t>
+                </m:r>
+                <m:bar>
+                  <m:barPr>
+                    <m:pos m:val="top"/>
+                  </m:barPr>
+                  <m:e>
+                    <m:r>
+                      <m:t>A</m:t>
+                    </m:r>
+                  </m:e>
+                </m:bar>
+                <m:r>
+                  <m:rPr>
+                    <m:sty m:val="p"/>
+                  </m:rPr>
+                  <m:t>∨</m:t>
+                </m:r>
+                <m:bar>
+                  <m:barPr>
+                    <m:pos m:val="top"/>
+                  </m:barPr>
+                  <m:e>
+                    <m:r>
+                      <m:t>B</m:t>
+                    </m:r>
+                  </m:e>
+                </m:bar>
+              </m:oMath>
+            </m:oMathPara>
+          </w:p>
+          <w:p>
+            <w:pPr>
+              <w:pStyle w:val="FirstParagraph"/>
+            </w:pPr>
+            <m:oMathPara>
+              <m:oMathParaPr>
+                <m:jc m:val="center"/>
+              </m:oMathParaPr>
+              <m:oMath>
+                <m:bar>
+                  <m:barPr>
+                    <m:pos m:val="top"/>
+                  </m:barPr>
+                  <m:e>
+                    <m:r>
+                      <m:t>A</m:t>
+                    </m:r>
+                    <m:r>
+                      <m:rPr>
+                        <m:sty m:val="p"/>
+                      </m:rPr>
+                      <m:t>∨</m:t>
+                    </m:r>
+                    <m:r>
+                      <m:t>B</m:t>
+                    </m:r>
+                  </m:e>
+                </m:bar>
+                <m:r>
+                  <m:rPr>
+                    <m:sty m:val="p"/>
+                  </m:rPr>
+                  <m:t>=</m:t>
+                </m:r>
+                <m:bar>
+                  <m:barPr>
+                    <m:pos m:val="top"/>
+                  </m:barPr>
+                  <m:e>
+                    <m:r>
+                      <m:t>A</m:t>
+                    </m:r>
+                  </m:e>
+                </m:bar>
+                <m:r>
+                  <m:rPr>
+                    <m:sty m:val="p"/>
+                  </m:rPr>
+                  <m:t>∧</m:t>
+                </m:r>
+                <m:bar>
+                  <m:barPr>
+                    <m:pos m:val="top"/>
+                  </m:barPr>
+                  <m:e>
+                    <m:r>
+                      <m:t>B</m:t>
+                    </m:r>
+                  </m:e>
+                </m:bar>
+              </m:oMath>
+            </m:oMathPara>
+          </w:p>
+        </w:tc>
+      </w:tr>
+    </w:tbl>
+    <w:tbl>
+      <w:tblPr>
+        <w:tblStyle w:val="Table"/>
+        <w:tblW w:type="pct" w:w="5000"/>
+        <w:tblLook w:firstRow="0" w:lastRow="0" w:firstColumn="0" w:lastColumn="0" w:noHBand="0" w:noVBand="0" w:val="0000"/>
+        <w:jc w:val="start"/>
+      </w:tblPr>
+      <w:tblGrid>
+        <w:gridCol w:w="7920"/>
+      </w:tblGrid>
+      <w:tr>
+        <w:tc>
+          <w:tcPr/>
+          <w:bookmarkStart w:id="223" w:name="fig-LogikSchaltung"/>
+          <w:p>
+            <w:pPr>
+              <w:jc w:val="center"/>
+            </w:pPr>
+            <w:r>
+              <w:drawing>
+                <wp:inline>
+                  <wp:extent cx="5334000" cy="7294785"/>
+                  <wp:effectExtent b="0" l="0" r="0" t="0"/>
+                  <wp:docPr descr="" title="" id="221" name="Picture"/>
+                  <a:graphic>
+                    <a:graphicData uri="http://schemas.openxmlformats.org/drawingml/2006/picture">
+                      <pic:pic>
+                        <pic:nvPicPr>
+                          <pic:cNvPr descr="Projekte/Grafiken/Hbruecke/LogicCirciut.png" id="222" name="Picture"/>
+                          <pic:cNvPicPr>
+                            <a:picLocks noChangeArrowheads="1" noChangeAspect="1"/>
+                          </pic:cNvPicPr>
+                        </pic:nvPicPr>
+                        <pic:blipFill>
+                          <a:blip r:embed="rId220"/>
+                          <a:stretch>
+                            <a:fillRect/>
+                          </a:stretch>
+                        </pic:blipFill>
+                        <pic:spPr bwMode="auto">
+                          <a:xfrm>
+                            <a:off x="0" y="0"/>
+                            <a:ext cx="5334000" cy="7294785"/>
+                          </a:xfrm>
+                          <a:prstGeom prst="rect">
+                            <a:avLst/>
+                          </a:prstGeom>
+                          <a:noFill/>
+                          <a:ln w="9525">
+                            <a:noFill/>
+                            <a:headEnd/>
+                            <a:tailEnd/>
+                          </a:ln>
+                        </pic:spPr>
+                      </pic:pic>
+                    </a:graphicData>
+                  </a:graphic>
+                </wp:inline>
+              </w:drawing>
+            </w:r>
+          </w:p>
+          <w:p>
+            <w:pPr>
+              <w:jc w:val="center"/>
+            </w:pPr>
+            <w:pPr>
+              <w:jc w:val="start"/>
+              <w:spacing w:before="200"/>
+              <w:pStyle w:val="ImageCaption"/>
+            </w:pPr>
+            <w:r>
+              <w:t xml:space="preserve">Abbildung 4.6: Logikschaltung mit TTL</w:t>
+            </w:r>
+          </w:p>
+          <w:bookmarkEnd w:id="223"/>
+        </w:tc>
+      </w:tr>
+    </w:tbl>
+    <w:p>
+      <w:pPr>
+        <w:pStyle w:val="BodyText"/>
+      </w:pPr>
+      <w:r>
+        <w:t xml:space="preserve">Mittels simulation kann die Funktion der Schaltung überprüft werden. Dazu wird der zeitliche verlauf mit der Wahrheitstabelle verglichen. Stimmen die Signale überein, ist die Schaltung richtig.</w:t>
+      </w:r>
+    </w:p>
+    <w:p>
+      <w:pPr>
+        <w:pStyle w:val="BodyText"/>
+      </w:pPr>
+      <w:r>
+        <w:t xml:space="preserve">Der Signallaufplan passt mit der Wahrheitstabelle überein. Somit ist davon auszugehen, dass die TTL-Schaltung korrekt umgesetzt wurde.</w:t>
+      </w:r>
+    </w:p>
+    <w:bookmarkEnd w:id="224"/>
+    <w:bookmarkEnd w:id="225"/>
+    <w:bookmarkStart w:id="230" w:name="ansteuerung-der-h-brücke"/>
+    <w:p>
+      <w:pPr>
+        <w:pStyle w:val="Heading2"/>
+      </w:pPr>
+      <w:r>
+        <w:t xml:space="preserve">4.3 Ansteuerung der H-Brücke</w:t>
+      </w:r>
+    </w:p>
+    <w:p>
+      <w:pPr>
+        <w:pStyle w:val="FirstParagraph"/>
+      </w:pPr>
+      <w:r>
+        <w:t xml:space="preserve">Die H-Brücke besteht aus P-Kanal Mosfets und N-Kanal Mosfets. Mosfets werden über den Potentialunterschied zwischen Gate und Source gesteuert. Bei den N-Kanal Mosfets T2 und T4 könnte direkt der Ausgang der Logikschaltung verwendet werden. Bei den P-Kanal Mosfets T1 und T3 ist dies nicht möglich, da die Logikschaltung nicht das geeignete Potential liefern kann. Die P-Kanal Mosfets sperren wenn am Gate die selbe Spannung anliegt wie am Source Eingang. Sie leiten wenn am Gate Ground anliegt. Es muss also eine Schaltung entworfen werden, welche die Potentiale anpasst. Aus der obigen Überlegung ergibt sich folgende Anforderung an die Pegelanpassung.</w:t>
+      </w:r>
+    </w:p>
+    <w:tbl>
+      <w:tblPr>
+        <w:tblStyle w:val="Table"/>
+        <w:tblW w:type="auto" w:w="0"/>
+        <w:tblLook w:firstRow="1" w:lastRow="0" w:firstColumn="0" w:lastColumn="0" w:noHBand="0" w:noVBand="0" w:val="0020"/>
+        <w:jc w:val="start"/>
+      </w:tblPr>
+      <w:tblGrid>
+        <w:gridCol w:w="3960"/>
+        <w:gridCol w:w="3960"/>
+      </w:tblGrid>
+      <w:tr>
+        <w:trPr>
+          <w:tblHeader w:val="true"/>
+        </w:trPr>
+        <w:tc>
+          <w:tcPr/>
+          <w:p>
+            <w:pPr>
+              <w:pStyle w:val="Compact"/>
+              <w:jc w:val="left"/>
+            </w:pPr>
+            <w:r>
+              <w:t xml:space="preserve">Ausgang TTL S1 und S3</w:t>
+            </w:r>
+          </w:p>
+        </w:tc>
+        <w:tc>
+          <w:tcPr/>
+          <w:p>
+            <w:pPr>
+              <w:pStyle w:val="Compact"/>
+              <w:jc w:val="left"/>
+            </w:pPr>
+            <w:r>
+              <w:t xml:space="preserve">Potential am Source Eingang</w:t>
+            </w:r>
+          </w:p>
+        </w:tc>
+      </w:tr>
+      <w:tr>
+        <w:tc>
+          <w:tcPr/>
+          <w:p>
+            <w:pPr>
+              <w:pStyle w:val="Compact"/>
+              <w:jc w:val="left"/>
+            </w:pPr>
+            <w:r>
+              <w:t xml:space="preserve">0 V</w:t>
+            </w:r>
+          </w:p>
+        </w:tc>
+        <w:tc>
+          <w:tcPr/>
+          <w:p>
+            <w:pPr>
+              <w:pStyle w:val="Compact"/>
+              <w:jc w:val="left"/>
+            </w:pPr>
+            <m:oMath>
+              <m:sSub>
+                <m:e>
+                  <m:r>
+                    <m:t>U</m:t>
+                  </m:r>
+                </m:e>
+                <m:sub>
+                  <m:r>
+                    <m:t>s</m:t>
+                  </m:r>
+                </m:sub>
+              </m:sSub>
+            </m:oMath>
+          </w:p>
+        </w:tc>
+      </w:tr>
+      <w:tr>
+        <w:tc>
+          <w:tcPr/>
+          <w:p>
+            <w:pPr>
+              <w:pStyle w:val="Compact"/>
+              <w:jc w:val="left"/>
+            </w:pPr>
+            <w:r>
+              <w:t xml:space="preserve">5 V</w:t>
+            </w:r>
+          </w:p>
+        </w:tc>
+        <w:tc>
+          <w:tcPr/>
+          <w:p>
+            <w:pPr>
+              <w:pStyle w:val="Compact"/>
+              <w:jc w:val="left"/>
+            </w:pPr>
+            <w:r>
+              <w:t xml:space="preserve">0 V</w:t>
+            </w:r>
+          </w:p>
+        </w:tc>
+      </w:tr>
+    </w:tbl>
+    <w:p>
+      <w:pPr>
+        <w:pStyle w:val="BodyText"/>
+      </w:pPr>
+      <w:r>
+        <w:t xml:space="preserve">Diese Anpassung lässt sich mittels OPV’s realisieren, welche mit der Zwischenkreisspannung, diese liegt am Source Eingang von T1 und T3 an, und Ground versorgt werden. Das TTL Signal wird am negativen Eingang des OPV angelegt um die invertierung zu erreichen. Der OPV verstärkt das Signal und liefert am Ausgang das gewünschte Potential. Die Schaltung ist in</w:t>
+      </w:r>
+      <w:r>
+        <w:t xml:space="preserve"> </w:t>
+      </w:r>
+      <w:hyperlink w:anchor="fig-OPV-Schaltung">
+        <w:r>
+          <w:rPr>
+            <w:rStyle w:val="Hyperlink"/>
+          </w:rPr>
+          <w:t xml:space="preserve">Abbildung 4.7</w:t>
+        </w:r>
+      </w:hyperlink>
+      <w:r>
+        <w:t xml:space="preserve"> </w:t>
+      </w:r>
+      <w:r>
+        <w:t xml:space="preserve">dargestellt. Da das Ausgangssignal der TTL Schaltung nicht genau 0 V beträgt wird am positiven Eingang eine Referenzspannung von 2 V angelegt. Als OPV’s müssen Rail to Rail OPV’s verwendet werden. Diese können bis auf 0 V herunter schalten. Werden andere verwendet schalten die Mosfets nicht ganz durch und es kommt zu Leistungsverlusten.</w:t>
+      </w:r>
+    </w:p>
+    <w:tbl>
+      <w:tblPr>
+        <w:tblStyle w:val="Table"/>
+        <w:tblW w:type="pct" w:w="5000"/>
+        <w:tblLook w:firstRow="0" w:lastRow="0" w:firstColumn="0" w:lastColumn="0" w:noHBand="0" w:noVBand="0" w:val="0000"/>
+        <w:jc w:val="start"/>
+      </w:tblPr>
+      <w:tblGrid>
+        <w:gridCol w:w="7920"/>
+      </w:tblGrid>
+      <w:tr>
+        <w:tc>
+          <w:tcPr/>
+          <w:bookmarkStart w:id="229" w:name="fig-OPV-Schaltung"/>
+          <w:p>
+            <w:pPr>
+              <w:jc w:val="center"/>
+            </w:pPr>
+            <w:r>
+              <w:drawing>
+                <wp:inline>
+                  <wp:extent cx="5334000" cy="3038828"/>
+                  <wp:effectExtent b="0" l="0" r="0" t="0"/>
+                  <wp:docPr descr="" title="" id="227" name="Picture"/>
+                  <a:graphic>
+                    <a:graphicData uri="http://schemas.openxmlformats.org/drawingml/2006/picture">
+                      <pic:pic>
+                        <pic:nvPicPr>
+                          <pic:cNvPr descr="Projekte/Grafiken/Hbruecke/OPV-Schaltung.png" id="228" name="Picture"/>
+                          <pic:cNvPicPr>
+                            <a:picLocks noChangeArrowheads="1" noChangeAspect="1"/>
+                          </pic:cNvPicPr>
+                        </pic:nvPicPr>
+                        <pic:blipFill>
+                          <a:blip r:embed="rId226"/>
+                          <a:stretch>
+                            <a:fillRect/>
+                          </a:stretch>
+                        </pic:blipFill>
+                        <pic:spPr bwMode="auto">
+                          <a:xfrm>
+                            <a:off x="0" y="0"/>
+                            <a:ext cx="5334000" cy="3038828"/>
+                          </a:xfrm>
+                          <a:prstGeom prst="rect">
+                            <a:avLst/>
+                          </a:prstGeom>
+                          <a:noFill/>
+                          <a:ln w="9525">
+                            <a:noFill/>
+                            <a:headEnd/>
+                            <a:tailEnd/>
+                          </a:ln>
+                        </pic:spPr>
+                      </pic:pic>
+                    </a:graphicData>
+                  </a:graphic>
+                </wp:inline>
+              </w:drawing>
+            </w:r>
+          </w:p>
+          <w:p>
+            <w:pPr>
+              <w:jc w:val="center"/>
+            </w:pPr>
+            <w:pPr>
+              <w:jc w:val="start"/>
+              <w:spacing w:before="200"/>
+              <w:pStyle w:val="ImageCaption"/>
+            </w:pPr>
+            <w:r>
+              <w:t xml:space="preserve">Abbildung 4.7: OPV Schaltung</w:t>
+            </w:r>
+          </w:p>
+          <w:bookmarkEnd w:id="229"/>
+        </w:tc>
+      </w:tr>
+    </w:tbl>
+    <w:bookmarkEnd w:id="230"/>
+    <w:bookmarkStart w:id="245" w:name="simulation-der-h-brücke"/>
+    <w:p>
+      <w:pPr>
+        <w:pStyle w:val="Heading2"/>
+      </w:pPr>
+      <w:r>
+        <w:t xml:space="preserve">4.4 Simulation der H-Brücke</w:t>
+      </w:r>
+    </w:p>
+    <w:p>
+      <w:pPr>
+        <w:pStyle w:val="FirstParagraph"/>
+      </w:pPr>
+      <w:r>
+        <w:t xml:space="preserve">Will man nun die Funktion der H-Brücke simulieren, muss die Logikschaltung mit der Pegelanpassung, die H-Brücke und das Motormodel zusammengeführt werden. Die Schaltung ist in</w:t>
+      </w:r>
+      <w:r>
+        <w:t xml:space="preserve"> </w:t>
+      </w:r>
+      <w:hyperlink w:anchor="fig-TopSheet">
+        <w:r>
+          <w:rPr>
+            <w:rStyle w:val="Hyperlink"/>
+          </w:rPr>
+          <w:t xml:space="preserve">Abbildung 4.8</w:t>
+        </w:r>
+      </w:hyperlink>
+      <w:r>
+        <w:t xml:space="preserve"> </w:t>
+      </w:r>
+      <w:r>
+        <w:t xml:space="preserve">dargestellt. Der Motor kann über das einfache Modell</w:t>
+      </w:r>
+      <w:r>
+        <w:t xml:space="preserve"> </w:t>
+      </w:r>
+      <w:hyperlink w:anchor="fig-SimpleMotorModel">
+        <w:r>
+          <w:rPr>
+            <w:rStyle w:val="Hyperlink"/>
+          </w:rPr>
+          <w:t xml:space="preserve">Abbildung 4.9</w:t>
+        </w:r>
+      </w:hyperlink>
+      <w:r>
+        <w:t xml:space="preserve"> </w:t>
+      </w:r>
+      <w:r>
+        <w:t xml:space="preserve">simuliert werden. Das erweiterte Modell</w:t>
+      </w:r>
+      <w:r>
+        <w:t xml:space="preserve"> </w:t>
+      </w:r>
+      <w:hyperlink w:anchor="fig-ExtendedMotorModel">
+        <w:r>
+          <w:rPr>
+            <w:rStyle w:val="Hyperlink"/>
+          </w:rPr>
+          <w:t xml:space="preserve">Abbildung 4.10</w:t>
+        </w:r>
+      </w:hyperlink>
+      <w:r>
+        <w:t xml:space="preserve"> </w:t>
+      </w:r>
+      <w:r>
+        <w:t xml:space="preserve">liefert auch Informationen über die Drehzahl und das Massenträgheitsmoment, damit kann auch der Bremsvorgang betrachtet werden.</w:t>
+      </w:r>
+    </w:p>
+    <w:tbl>
+      <w:tblPr>
+        <w:tblStyle w:val="Table"/>
+        <w:tblW w:type="pct" w:w="5000"/>
+        <w:tblLook w:firstRow="0" w:lastRow="0" w:firstColumn="0" w:lastColumn="0" w:noHBand="0" w:noVBand="0" w:val="0000"/>
+        <w:jc w:val="start"/>
+      </w:tblPr>
+      <w:tblGrid>
+        <w:gridCol w:w="7920"/>
+      </w:tblGrid>
+      <w:tr>
+        <w:tc>
+          <w:tcPr/>
+          <w:bookmarkStart w:id="234" w:name="fig-TopSheet"/>
+          <w:p>
+            <w:pPr>
+              <w:jc w:val="center"/>
+            </w:pPr>
+            <w:r>
+              <w:drawing>
+                <wp:inline>
+                  <wp:extent cx="5334000" cy="2734116"/>
+                  <wp:effectExtent b="0" l="0" r="0" t="0"/>
+                  <wp:docPr descr="" title="" id="232" name="Picture"/>
+                  <a:graphic>
+                    <a:graphicData uri="http://schemas.openxmlformats.org/drawingml/2006/picture">
+                      <pic:pic>
+                        <pic:nvPicPr>
+                          <pic:cNvPr descr="Projekte/Grafiken/Hbruecke/TopSheet.png" id="233" name="Picture"/>
+                          <pic:cNvPicPr>
+                            <a:picLocks noChangeArrowheads="1" noChangeAspect="1"/>
+                          </pic:cNvPicPr>
+                        </pic:nvPicPr>
+                        <pic:blipFill>
+                          <a:blip r:embed="rId231"/>
+                          <a:stretch>
+                            <a:fillRect/>
+                          </a:stretch>
+                        </pic:blipFill>
+                        <pic:spPr bwMode="auto">
+                          <a:xfrm>
+                            <a:off x="0" y="0"/>
+                            <a:ext cx="5334000" cy="2734116"/>
+                          </a:xfrm>
+                          <a:prstGeom prst="rect">
+                            <a:avLst/>
+                          </a:prstGeom>
+                          <a:noFill/>
+                          <a:ln w="9525">
+                            <a:noFill/>
+                            <a:headEnd/>
+                            <a:tailEnd/>
+                          </a:ln>
+                        </pic:spPr>
+                      </pic:pic>
+                    </a:graphicData>
+                  </a:graphic>
+                </wp:inline>
+              </w:drawing>
+            </w:r>
+          </w:p>
+          <w:p>
+            <w:pPr>
+              <w:jc w:val="center"/>
+            </w:pPr>
+            <w:pPr>
+              <w:jc w:val="start"/>
+              <w:spacing w:before="200"/>
+              <w:pStyle w:val="ImageCaption"/>
+            </w:pPr>
+            <w:r>
+              <w:t xml:space="preserve">Abbildung 4.8: Zusammengeführte Schaltung</w:t>
+            </w:r>
+          </w:p>
+          <w:bookmarkEnd w:id="234"/>
+        </w:tc>
+      </w:tr>
+    </w:tbl>
+    <w:p>
+      <w:pPr>
+        <w:pStyle w:val="BodyText"/>
+      </w:pPr>
+      <w:r>
+        <w:t xml:space="preserve"> </w:t>
+      </w:r>
+    </w:p>
+    <w:tbl>
+      <w:tblPr>
+        <w:tblStyle w:val="Table"/>
+        <w:tblW w:type="pct" w:w="5000"/>
+        <w:tblLook w:firstRow="0" w:lastRow="0" w:firstColumn="0" w:lastColumn="0" w:noHBand="0" w:noVBand="0" w:val="0000"/>
+        <w:jc w:val="start"/>
+      </w:tblPr>
+      <w:tblGrid>
+        <w:gridCol w:w="7920"/>
+      </w:tblGrid>
+      <w:tr>
+        <w:tc>
+          <w:tcPr/>
+          <w:bookmarkStart w:id="238" w:name="fig-SimpleMotorModel"/>
+          <w:p>
+            <w:pPr>
+              <w:jc w:val="center"/>
+            </w:pPr>
+            <w:r>
+              <w:drawing>
+                <wp:inline>
+                  <wp:extent cx="1157387" cy="2097365"/>
+                  <wp:effectExtent b="0" l="0" r="0" t="0"/>
+                  <wp:docPr descr="" title="" id="236" name="Picture"/>
+                  <a:graphic>
+                    <a:graphicData uri="http://schemas.openxmlformats.org/drawingml/2006/picture">
+                      <pic:pic>
+                        <pic:nvPicPr>
+                          <pic:cNvPr descr="Projekte/Grafiken/Hbruecke/SimpleMotorModel.png" id="237" name="Picture"/>
+                          <pic:cNvPicPr>
+                            <a:picLocks noChangeArrowheads="1" noChangeAspect="1"/>
+                          </pic:cNvPicPr>
+                        </pic:nvPicPr>
+                        <pic:blipFill>
+                          <a:blip r:embed="rId235"/>
+                          <a:stretch>
+                            <a:fillRect/>
+                          </a:stretch>
+                        </pic:blipFill>
+                        <pic:spPr bwMode="auto">
+                          <a:xfrm>
+                            <a:off x="0" y="0"/>
+                            <a:ext cx="1157387" cy="2097365"/>
+                          </a:xfrm>
+                          <a:prstGeom prst="rect">
+                            <a:avLst/>
+                          </a:prstGeom>
+                          <a:noFill/>
+                          <a:ln w="9525">
+                            <a:noFill/>
+                            <a:headEnd/>
+                            <a:tailEnd/>
+                          </a:ln>
+                        </pic:spPr>
+                      </pic:pic>
+                    </a:graphicData>
+                  </a:graphic>
+                </wp:inline>
+              </w:drawing>
+            </w:r>
+          </w:p>
+          <w:p>
+            <w:pPr>
+              <w:jc w:val="center"/>
+            </w:pPr>
+            <w:pPr>
+              <w:jc w:val="start"/>
+              <w:spacing w:before="200"/>
+              <w:pStyle w:val="ImageCaption"/>
+            </w:pPr>
+            <w:r>
+              <w:t xml:space="preserve">Abbildung 4.9: Einfaches Motormodel</w:t>
+            </w:r>
+          </w:p>
+          <w:bookmarkEnd w:id="238"/>
+        </w:tc>
+      </w:tr>
+    </w:tbl>
+    <w:p>
+      <w:pPr>
+        <w:pStyle w:val="BodyText"/>
+      </w:pPr>
+      <w:r>
+        <w:t xml:space="preserve"> </w:t>
+      </w:r>
+    </w:p>
+    <w:tbl>
+      <w:tblPr>
+        <w:tblStyle w:val="Table"/>
+        <w:tblW w:type="pct" w:w="5000"/>
+        <w:tblLook w:firstRow="0" w:lastRow="0" w:firstColumn="0" w:lastColumn="0" w:noHBand="0" w:noVBand="0" w:val="0000"/>
+        <w:jc w:val="start"/>
+      </w:tblPr>
+      <w:tblGrid>
+        <w:gridCol w:w="7920"/>
+      </w:tblGrid>
+      <w:tr>
+        <w:tc>
+          <w:tcPr/>
+          <w:bookmarkStart w:id="242" w:name="fig-ExtendedMotorModel"/>
+          <w:p>
+            <w:pPr>
+              <w:jc w:val="center"/>
+            </w:pPr>
+            <w:r>
+              <w:drawing>
+                <wp:inline>
+                  <wp:extent cx="4267200" cy="4003721"/>
+                  <wp:effectExtent b="0" l="0" r="0" t="0"/>
+                  <wp:docPr descr="" title="" id="240" name="Picture"/>
+                  <a:graphic>
+                    <a:graphicData uri="http://schemas.openxmlformats.org/drawingml/2006/picture">
+                      <pic:pic>
+                        <pic:nvPicPr>
+                          <pic:cNvPr descr="Projekte/Grafiken/Hbruecke/AdvancedMotorModel.png" id="241" name="Picture"/>
+                          <pic:cNvPicPr>
+                            <a:picLocks noChangeArrowheads="1" noChangeAspect="1"/>
+                          </pic:cNvPicPr>
+                        </pic:nvPicPr>
+                        <pic:blipFill>
+                          <a:blip r:embed="rId239"/>
+                          <a:stretch>
+                            <a:fillRect/>
+                          </a:stretch>
+                        </pic:blipFill>
+                        <pic:spPr bwMode="auto">
+                          <a:xfrm>
+                            <a:off x="0" y="0"/>
+                            <a:ext cx="4267200" cy="4003721"/>
+                          </a:xfrm>
+                          <a:prstGeom prst="rect">
+                            <a:avLst/>
+                          </a:prstGeom>
+                          <a:noFill/>
+                          <a:ln w="9525">
+                            <a:noFill/>
+                            <a:headEnd/>
+                            <a:tailEnd/>
+                          </a:ln>
+                        </pic:spPr>
+                      </pic:pic>
+                    </a:graphicData>
+                  </a:graphic>
+                </wp:inline>
+              </w:drawing>
+            </w:r>
+          </w:p>
+          <w:p>
+            <w:pPr>
+              <w:jc w:val="center"/>
+            </w:pPr>
+            <w:pPr>
+              <w:jc w:val="start"/>
+              <w:spacing w:before="200"/>
+              <w:pStyle w:val="ImageCaption"/>
+            </w:pPr>
+            <w:r>
+              <w:t xml:space="preserve">Abbildung 4.10: Erweitertes Motormodel,</w:t>
+            </w:r>
+            <w:r>
+              <w:t xml:space="preserve"> </w:t>
+            </w:r>
+            <w:r>
+              <w:t xml:space="preserve">[5]</w:t>
+            </w:r>
+          </w:p>
+          <w:bookmarkEnd w:id="242"/>
+        </w:tc>
+      </w:tr>
+    </w:tbl>
+    <w:p>
+      <w:pPr>
+        <w:pStyle w:val="BodyText"/>
+      </w:pPr>
+      <w:r>
+        <w:t xml:space="preserve">Nun können die Betriebzustände simuliert werden. Die Simulation ist in</w:t>
+      </w:r>
+      <w:r>
+        <w:t xml:space="preserve"> </w:t>
+      </w:r>
+      <w:r>
+        <w:rPr>
+          <w:bCs/>
+          <w:b/>
+        </w:rPr>
+        <w:t xml:space="preserve">?@fig-BridgeSim</w:t>
+      </w:r>
+      <w:r>
+        <w:t xml:space="preserve"> </w:t>
+      </w:r>
+      <w:r>
+        <w:t xml:space="preserve">dargestellt. Die Simulation zeigt, dass die H-Brücke wie gewünscht funktioniert. Die Drehzahl lässt sich mittels PWM verändern. Die Drehrichtung lässt sich mittels D ändern. Die Bremsfunktion lässt sich mittels B aktivieren.</w:t>
+      </w:r>
+    </w:p>
+    <w:tbl>
+      <w:tblPr>
+        <w:tblStyle w:val="Table"/>
+        <w:tblLook w:firstRow="0" w:lastRow="0" w:firstColumn="0" w:lastColumn="0" w:noHBand="0" w:noVBand="0" w:val="0000"/>
+        <w:tblBorders>
+          <w:left w:val="single" w:sz="24" w:space="0" w:color="0758E5"/>
+          <w:right w:val="single" w:sz="4" w:space="0" w:color="0758E5"/>
+          <w:top w:val="single" w:sz="4" w:space="0" w:color="0758E5"/>
+          <w:bottom w:val="single" w:sz="4" w:space="0" w:color="0758E5"/>
+        </w:tblBorders>
+        <w:tblCellMar>
+          <w:left w:w="144" w:type="dxa"/>
+          <w:right w:w="144" w:type="dxa"/>
+        </w:tblCellMar>
+        <w:tblInd w:w="164" w:type="dxa"/>
+        <w:tblW w:type="pct" w:w="100%"/>
+      </w:tblPr>
+      <w:tr>
+        <w:trPr>
+          <w:cantSplit/>
+        </w:trPr>
+        <w:tc>
+          <w:tcPr>
+            <w:shd w:color="auto" w:fill="dae6fb" w:val="clear"/>
+            <w:tcMar>
+              <w:top w:w="92" w:type="dxa"/>
+              <w:bottom w:w="92" w:type="dxa"/>
+            </w:tcMar>
+          </w:tcPr>
+          <w:p>
+            <w:pPr>
+              <w:pStyle w:val="BodyText"/>
+            </w:pPr>
+            <w:pPr>
+              <w:spacing w:before="0" w:after="0"/>
+              <w:textAlignment w:val="center"/>
+            </w:pPr>
+            <w:r>
+              <w:drawing>
+                <wp:inline>
+                  <wp:extent cx="152400" cy="152400"/>
+                  <wp:effectExtent b="0" l="0" r="0" t="0"/>
+                  <wp:docPr descr="" title="" id="243" name="Picture"/>
+                  <a:graphic>
+                    <a:graphicData uri="http://schemas.openxmlformats.org/drawingml/2006/picture">
+                      <pic:pic>
+                        <pic:nvPicPr>
+                          <pic:cNvPr descr="C:\Program Files\Quarto\share\formats\docx\note.png" id="244" name="Picture"/>
+                          <pic:cNvPicPr>
+                            <a:picLocks noChangeArrowheads="1" noChangeAspect="1"/>
+                          </pic:cNvPicPr>
+                        </pic:nvPicPr>
+                        <pic:blipFill>
+                          <a:blip r:embed="rId27"/>
+                          <a:stretch>
+                            <a:fillRect/>
+                          </a:stretch>
+                        </pic:blipFill>
+                        <pic:spPr bwMode="auto">
+                          <a:xfrm>
+                            <a:off x="0" y="0"/>
+                            <a:ext cx="152400" cy="152400"/>
+                          </a:xfrm>
+                          <a:prstGeom prst="rect">
+                            <a:avLst/>
+                          </a:prstGeom>
+                          <a:noFill/>
+                          <a:ln w="9525">
+                            <a:noFill/>
+                            <a:headEnd/>
+                            <a:tailEnd/>
+                          </a:ln>
+                        </pic:spPr>
+                      </pic:pic>
+                    </a:graphicData>
+                  </a:graphic>
+                </wp:inline>
+              </w:drawing>
+            </w:r>
+            <w:r>
+              <w:t xml:space="preserve"> </w:t>
+            </w:r>
+            <w:r>
+              <w:t xml:space="preserve"> </w:t>
+            </w:r>
+            <w:r>
+              <w:t xml:space="preserve">Hinweis</w:t>
+            </w:r>
+          </w:p>
+        </w:tc>
+      </w:tr>
+      <w:tr>
+        <w:trPr>
+          <w:cantSplit/>
+        </w:trPr>
+        <w:tc>
+          <w:tcPr>
+            <w:tcMar>
+              <w:top w:w="108" w:type="dxa"/>
+              <w:bottom w:w="108" w:type="dxa"/>
+            </w:tcMar>
+          </w:tcPr>
+          <w:p>
+            <w:pPr>
+              <w:pStyle w:val="BodyText"/>
+            </w:pPr>
+            <w:pPr>
+              <w:spacing w:before="16" w:after="16"/>
+            </w:pPr>
+            <w:r>
+              <w:t xml:space="preserve">Nicht alle Betriebszustände konnten mit Altium simuliert werden wenn sowohl die Logik als auch die H-Brücke mit Motormodel berücksichtig wurde. Speziell das höherfrequente PWM Signal führte zu Fehlern in der Simulation. Auch konnte die Drehrichtung bei verwendung des erweiterten Motormodells nicht gewechselt werden, ohne einen Fehler in der Simulation zu verursachen. Jeder Hinweis zu einer Lösung des Problems wird dankend entgegen genommen!</w:t>
+            </w:r>
+          </w:p>
+        </w:tc>
+      </w:tr>
+    </w:tbl>
+    <w:p>
+      <w:pPr>
+        <w:pStyle w:val="BodyText"/>
+      </w:pPr>
+      <w:r>
+        <w:t xml:space="preserve">Aufgrund der oben beschriebenen Sitaution in Altium wird der einfluss von PWM, hochfrequente Schaltvorgänge, getrennt betrachtet.</w:t>
+      </w:r>
+    </w:p>
+    <w:bookmarkEnd w:id="245"/>
+    <w:bookmarkStart w:id="246" w:name="pwm-und-induktive-lasten"/>
+    <w:p>
+      <w:pPr>
+        <w:pStyle w:val="Heading2"/>
+      </w:pPr>
+      <w:r>
+        <w:t xml:space="preserve">4.5 PWM und induktive Lasten</w:t>
+      </w:r>
+    </w:p>
+    <w:p>
+      <w:pPr>
+        <w:pStyle w:val="FirstParagraph"/>
+      </w:pPr>
+      <w:r>
+        <w:rPr>
+          <w:bCs/>
+          <w:b/>
+        </w:rPr>
+        <w:t xml:space="preserve">To Be Continued</w:t>
+      </w:r>
+    </w:p>
+    <w:bookmarkEnd w:id="246"/>
+    <w:bookmarkEnd w:id="247"/>
+    <w:bookmarkStart w:id="258" w:name="references"/>
+    <w:p>
+      <w:pPr>
         <w:pStyle w:val="Heading1"/>
       </w:pPr>
       <w:r>
         <w:t xml:space="preserve">References</w:t>
       </w:r>
     </w:p>
-    <w:bookmarkStart w:id="226" w:name="refs"/>
-    <w:bookmarkStart w:id="220" w:name="ref-BJT_Kennlinie"/>
+    <w:bookmarkStart w:id="257" w:name="refs"/>
+    <w:bookmarkStart w:id="249" w:name="ref-BJT_Kennlinie"/>
     <w:p>
       <w:pPr>
         <w:pStyle w:val="Bibliography"/>
@@ -20116,7 +22924,7 @@
       <w:r>
         <w:t xml:space="preserve"> </w:t>
       </w:r>
-      <w:hyperlink r:id="rId219">
+      <w:hyperlink r:id="rId248">
         <w:r>
           <w:rPr>
             <w:rStyle w:val="Hyperlink"/>
@@ -20128,8 +22936,8 @@
         <w:t xml:space="preserve">. Accessed 19 Nov 2023</w:t>
       </w:r>
     </w:p>
-    <w:bookmarkEnd w:id="220"/>
-    <w:bookmarkStart w:id="221" w:name="ref-boehmer17"/>
+    <w:bookmarkEnd w:id="249"/>
+    <w:bookmarkStart w:id="250" w:name="ref-boehmer17"/>
     <w:p>
       <w:pPr>
         <w:pStyle w:val="Bibliography"/>
@@ -20147,8 +22955,8 @@
         <w:t xml:space="preserve">E. Böhmer WO D. Ehrhardt (2018) Elemente der angewandten Elektronik. Springer Verlag, Wiesbaden</w:t>
       </w:r>
     </w:p>
-    <w:bookmarkEnd w:id="221"/>
-    <w:bookmarkStart w:id="223" w:name="ref-DC-Motor_Market"/>
+    <w:bookmarkEnd w:id="250"/>
+    <w:bookmarkStart w:id="252" w:name="ref-DC-Motor_Market"/>
     <w:p>
       <w:pPr>
         <w:pStyle w:val="Bibliography"/>
@@ -20168,7 +22976,7 @@
       <w:r>
         <w:t xml:space="preserve"> </w:t>
       </w:r>
-      <w:hyperlink r:id="rId222">
+      <w:hyperlink r:id="rId251">
         <w:r>
           <w:rPr>
             <w:rStyle w:val="Hyperlink"/>
@@ -20180,8 +22988,8 @@
         <w:t xml:space="preserve">. Accessed 13 Dez 2023</w:t>
       </w:r>
     </w:p>
-    <w:bookmarkEnd w:id="223"/>
-    <w:bookmarkStart w:id="225" w:name="ref-HBruecke"/>
+    <w:bookmarkEnd w:id="252"/>
+    <w:bookmarkStart w:id="254" w:name="ref-HBruecke"/>
     <w:p>
       <w:pPr>
         <w:pStyle w:val="Bibliography"/>
@@ -20201,7 +23009,7 @@
       <w:r>
         <w:t xml:space="preserve"> </w:t>
       </w:r>
-      <w:hyperlink r:id="rId224">
+      <w:hyperlink r:id="rId253">
         <w:r>
           <w:rPr>
             <w:rStyle w:val="Hyperlink"/>
@@ -20213,9 +23021,48 @@
         <w:t xml:space="preserve">. Accessed 13 Dez 2023</w:t>
       </w:r>
     </w:p>
-    <w:bookmarkEnd w:id="225"/>
-    <w:bookmarkEnd w:id="226"/>
-    <w:bookmarkEnd w:id="227"/>
+    <w:bookmarkEnd w:id="254"/>
+    <w:bookmarkStart w:id="256" w:name="ref-MotorModel"/>
+    <w:p>
+      <w:pPr>
+        <w:pStyle w:val="Bibliography"/>
+      </w:pPr>
+      <w:r>
+        <w:t xml:space="preserve">5.</w:t>
+      </w:r>
+      <w:r>
+        <w:t xml:space="preserve"> </w:t>
+      </w:r>
+      <w:r>
+        <w:t xml:space="preserve">	</w:t>
+      </w:r>
+      <w:r>
+        <w:t xml:space="preserve">precisionmicrodrives Using SPICE To Model DC Motors.</w:t>
+      </w:r>
+      <w:r>
+        <w:t xml:space="preserve"> </w:t>
+      </w:r>
+      <w:hyperlink r:id="rId255">
+        <w:r>
+          <w:rPr>
+            <w:rStyle w:val="Hyperlink"/>
+          </w:rPr>
+          <w:t xml:space="preserve">https://www.precisionmicrodrives.com/ab-025</w:t>
+        </w:r>
+        <w:r>
+          <w:rPr>
+            <w:rStyle w:val="Hyperlink"/>
+          </w:rPr>
+          <w:t xml:space="preserve"> </w:t>
+        </w:r>
+      </w:hyperlink>
+      <w:r>
+        <w:t xml:space="preserve">. Accessed 19 Jan 2024</w:t>
+      </w:r>
+    </w:p>
+    <w:bookmarkEnd w:id="256"/>
+    <w:bookmarkEnd w:id="257"/>
+    <w:bookmarkEnd w:id="258"/>
     <w:sectPr/>
   </w:body>
 </w:document>

--- a/_book/HWE-Skript.docx
+++ b/_book/HWE-Skript.docx
@@ -29,7 +29,7 @@
         <w:pStyle w:val="Date"/>
       </w:pPr>
       <w:r>
-        <w:t xml:space="preserve">2024-01-19</w:t>
+        <w:t xml:space="preserve">2024-01-20</w:t>
       </w:r>
     </w:p>
     <w:sdt>
@@ -5622,6 +5622,22 @@
       </w:pPr>
       <m:oMath>
         <m:r>
+          <m:t>Y</m:t>
+        </m:r>
+      </m:oMath>
+      <w:r>
+        <w:t xml:space="preserve"> </w:t>
+      </w:r>
+      <w:r>
+        <w:t xml:space="preserve">… Y Ausgang</w:t>
+      </w:r>
+    </w:p>
+    <w:p>
+      <w:pPr>
+        <w:pStyle w:val="BodyText"/>
+      </w:pPr>
+      <m:oMath>
+        <m:r>
           <m:t>B</m:t>
         </m:r>
       </m:oMath>
@@ -5630,6 +5646,22 @@
       </w:r>
       <w:r>
         <w:t xml:space="preserve">… B Eingang</w:t>
+      </w:r>
+    </w:p>
+    <w:p>
+      <w:pPr>
+        <w:pStyle w:val="BodyText"/>
+      </w:pPr>
+      <m:oMath>
+        <m:r>
+          <m:t>A</m:t>
+        </m:r>
+      </m:oMath>
+      <w:r>
+        <w:t xml:space="preserve"> </w:t>
+      </w:r>
+      <w:r>
+        <w:t xml:space="preserve">… A Eingang</w:t>
       </w:r>
     </w:p>
     <w:p>
@@ -5662,38 +5694,6 @@
       </w:r>
       <w:r>
         <w:t xml:space="preserve">… C Eingang</w:t>
-      </w:r>
-    </w:p>
-    <w:p>
-      <w:pPr>
-        <w:pStyle w:val="BodyText"/>
-      </w:pPr>
-      <m:oMath>
-        <m:r>
-          <m:t>Y</m:t>
-        </m:r>
-      </m:oMath>
-      <w:r>
-        <w:t xml:space="preserve"> </w:t>
-      </w:r>
-      <w:r>
-        <w:t xml:space="preserve">… Y Ausgang</w:t>
-      </w:r>
-    </w:p>
-    <w:p>
-      <w:pPr>
-        <w:pStyle w:val="BodyText"/>
-      </w:pPr>
-      <m:oMath>
-        <m:r>
-          <m:t>A</m:t>
-        </m:r>
-      </m:oMath>
-      <w:r>
-        <w:t xml:space="preserve"> </w:t>
-      </w:r>
-      <w:r>
-        <w:t xml:space="preserve">… A Eingang</w:t>
       </w:r>
     </w:p>
     <w:p>
@@ -16915,90 +16915,7 @@
         <w:t xml:space="preserve"> </w:t>
       </w:r>
       <w:r>
-        <w:t xml:space="preserve">überschreitet. In Bild</w:t>
-      </w:r>
-      <w:r>
-        <w:t xml:space="preserve"> </w:t>
-      </w:r>
-      <w:hyperlink w:anchor="fig-H-BrueckeMS">
-        <w:r>
-          <w:rPr>
-            <w:rStyle w:val="Hyperlink"/>
-          </w:rPr>
-          <w:t xml:space="preserve">Abbildung 4.2</w:t>
-        </w:r>
-      </w:hyperlink>
-      <w:r>
-        <w:t xml:space="preserve"> </w:t>
-      </w:r>
-      <w:r>
-        <w:t xml:space="preserve">sind alle Schalter offen. Da es sich um N-Kanal Selbstsperrende MOSFET handelt müssen, für diesen Zustand, alle Potentiale,</w:t>
-      </w:r>
-      <w:r>
-        <w:t xml:space="preserve"> </w:t>
-      </w:r>
-      <m:oMath>
-        <m:sSub>
-          <m:e>
-            <m:r>
-              <m:t>S</m:t>
-            </m:r>
-          </m:e>
-          <m:sub>
-            <m:r>
-              <m:t>1</m:t>
-            </m:r>
-          </m:sub>
-        </m:sSub>
-      </m:oMath>
-      <w:r>
-        <w:t xml:space="preserve"> </w:t>
-      </w:r>
-      <w:r>
-        <w:t xml:space="preserve">bis</w:t>
-      </w:r>
-      <w:r>
-        <w:t xml:space="preserve"> </w:t>
-      </w:r>
-      <m:oMath>
-        <m:sSub>
-          <m:e>
-            <m:r>
-              <m:t>S</m:t>
-            </m:r>
-          </m:e>
-          <m:sub>
-            <m:r>
-              <m:t>4</m:t>
-            </m:r>
-          </m:sub>
-        </m:sSub>
-      </m:oMath>
-      <w:r>
-        <w:t xml:space="preserve">,</w:t>
-      </w:r>
-      <w:r>
-        <w:t xml:space="preserve"> </w:t>
-      </w:r>
-      <m:oMath>
-        <m:r>
-          <m:t>0</m:t>
-        </m:r>
-        <m:r>
-          <m:t> </m:t>
-        </m:r>
-        <m:r>
-          <m:rPr>
-            <m:sty m:val="p"/>
-          </m:rPr>
-          <m:t>V</m:t>
-        </m:r>
-      </m:oMath>
-      <w:r>
-        <w:t xml:space="preserve"> </w:t>
-      </w:r>
-      <w:r>
-        <w:t xml:space="preserve">sein.</w:t>
+        <w:t xml:space="preserve">überschreitet.</w:t>
       </w:r>
     </w:p>
     <w:p>
@@ -17101,7 +17018,7 @@
         <w:pStyle w:val="BodyText"/>
       </w:pPr>
       <w:r>
-        <w:t xml:space="preserve">Potential</w:t>
+        <w:t xml:space="preserve">Transistoren</w:t>
       </w:r>
       <w:r>
         <w:t xml:space="preserve"> </w:t>
@@ -17147,7 +17064,7 @@
         <w:t xml:space="preserve"> </w:t>
       </w:r>
       <w:r>
-        <w:t xml:space="preserve">müssen auf HIGH sein. Potential</w:t>
+        <w:t xml:space="preserve">müssen durchschalten. Transistoren</w:t>
       </w:r>
       <w:r>
         <w:t xml:space="preserve"> </w:t>
@@ -17193,7 +17110,7 @@
         <w:t xml:space="preserve"> </w:t>
       </w:r>
       <w:r>
-        <w:t xml:space="preserve">müssen auf LOW sein.</w:t>
+        <w:t xml:space="preserve">müssen gesperrt sein.</w:t>
       </w:r>
     </w:p>
     <w:bookmarkEnd w:id="200"/>
@@ -17289,7 +17206,7 @@
         <w:pStyle w:val="BodyText"/>
       </w:pPr>
       <w:r>
-        <w:t xml:space="preserve">Potential</w:t>
+        <w:t xml:space="preserve">Transistoren</w:t>
       </w:r>
       <w:r>
         <w:t xml:space="preserve"> </w:t>
@@ -17335,7 +17252,7 @@
         <w:t xml:space="preserve"> </w:t>
       </w:r>
       <w:r>
-        <w:t xml:space="preserve">müssen auf HIGH sein. Potential</w:t>
+        <w:t xml:space="preserve">müssen durchschalten. Transistoren</w:t>
       </w:r>
       <w:r>
         <w:t xml:space="preserve"> </w:t>
@@ -17381,7 +17298,7 @@
         <w:t xml:space="preserve"> </w:t>
       </w:r>
       <w:r>
-        <w:t xml:space="preserve">müssen auf LOW sein.</w:t>
+        <w:t xml:space="preserve">müssen gesperrt sein.</w:t>
       </w:r>
     </w:p>
     <w:bookmarkEnd w:id="205"/>
@@ -17399,7 +17316,7 @@
         <w:pStyle w:val="FirstParagraph"/>
       </w:pPr>
       <w:r>
-        <w:t xml:space="preserve">Um den Motor zu bremsen muss er Kurzgeschlossen werden. Daraus ergibt sich, dass Potential</w:t>
+        <w:t xml:space="preserve">Um den Motor zu bremsen muss er Kurzgeschlossen werden. Daraus ergibt sich, dass die Transistoren</w:t>
       </w:r>
       <w:r>
         <w:t xml:space="preserve"> </w:t>
@@ -17445,7 +17362,7 @@
         <w:t xml:space="preserve"> </w:t>
       </w:r>
       <w:r>
-        <w:t xml:space="preserve">auf HIGH sind und Potential</w:t>
+        <w:t xml:space="preserve">durchgeschaltet sind und die Transistoren</w:t>
       </w:r>
       <w:r>
         <w:t xml:space="preserve"> </w:t>
@@ -17491,7 +17408,7 @@
         <w:t xml:space="preserve"> </w:t>
       </w:r>
       <w:r>
-        <w:t xml:space="preserve">auf LOW sind.</w:t>
+        <w:t xml:space="preserve">gesperrt sind.</w:t>
       </w:r>
     </w:p>
     <w:tbl>
@@ -17922,7 +17839,7 @@
               <w:jc w:val="left"/>
             </w:pPr>
             <w:r>
-              <w:t xml:space="preserve">PWM Signal für die Transistoren.</w:t>
+              <w:t xml:space="preserve">Steuersignal für die Transistoren, diese entsprechen noch nicht dem benötigten Potentialen!</w:t>
             </w:r>
           </w:p>
         </w:tc>

--- a/_book/HWE-Skript.docx
+++ b/_book/HWE-Skript.docx
@@ -29,7 +29,7 @@
         <w:pStyle w:val="Date"/>
       </w:pPr>
       <w:r>
-        <w:t xml:space="preserve">2024-01-20</w:t>
+        <w:t xml:space="preserve">2024-02-01</w:t>
       </w:r>
     </w:p>
     <w:sdt>
@@ -5622,14 +5622,14 @@
       </w:pPr>
       <m:oMath>
         <m:r>
-          <m:t>Y</m:t>
+          <m:t>A</m:t>
         </m:r>
       </m:oMath>
       <w:r>
         <w:t xml:space="preserve"> </w:t>
       </w:r>
       <w:r>
-        <w:t xml:space="preserve">… Y Ausgang</w:t>
+        <w:t xml:space="preserve">… A Eingang</w:t>
       </w:r>
     </w:p>
     <w:p>
@@ -5654,14 +5654,14 @@
       </w:pPr>
       <m:oMath>
         <m:r>
-          <m:t>A</m:t>
+          <m:t>C</m:t>
         </m:r>
       </m:oMath>
       <w:r>
         <w:t xml:space="preserve"> </w:t>
       </w:r>
       <w:r>
-        <w:t xml:space="preserve">… A Eingang</w:t>
+        <w:t xml:space="preserve">… C Eingang</w:t>
       </w:r>
     </w:p>
     <w:p>
@@ -5686,14 +5686,14 @@
       </w:pPr>
       <m:oMath>
         <m:r>
-          <m:t>C</m:t>
+          <m:t>Y</m:t>
         </m:r>
       </m:oMath>
       <w:r>
         <w:t xml:space="preserve"> </w:t>
       </w:r>
       <w:r>
-        <w:t xml:space="preserve">… C Eingang</w:t>
+        <w:t xml:space="preserve">… Y Ausgang</w:t>
       </w:r>
     </w:p>
     <w:p>
@@ -16260,7 +16260,7 @@
     </w:p>
     <w:bookmarkEnd w:id="185"/>
     <w:bookmarkEnd w:id="186"/>
-    <w:bookmarkStart w:id="247" w:name="sec-H-Bruecke"/>
+    <w:bookmarkStart w:id="245" w:name="sec-H-Bruecke"/>
     <w:p>
       <w:pPr>
         <w:pStyle w:val="Heading1"/>
@@ -17854,24 +17854,12 @@
         <w:t xml:space="preserve">In der Wahrheitstabelle wird nun der Schaltzustand der Ausgänge in Abhängigkeit der Eingänge definiert.</w:t>
       </w:r>
     </w:p>
-    <w:p>
-      <w:pPr>
-        <w:pStyle w:val="TableCaption"/>
-      </w:pPr>
-      <w:r>
-        <w:t xml:space="preserve">Wahrheitstabelle</w:t>
-      </w:r>
-      <w:r>
-        <w:t xml:space="preserve"> </w:t>
-      </w:r>
-    </w:p>
     <w:tbl>
       <w:tblPr>
         <w:tblStyle w:val="Table"/>
         <w:tblW w:type="auto" w:w="0"/>
         <w:tblLook w:firstRow="1" w:lastRow="0" w:firstColumn="0" w:lastColumn="0" w:noHBand="0" w:noVBand="0" w:val="0020"/>
         <w:jc w:val="start"/>
-        <w:tblCaption w:val="Wahrheitstabelle "/>
       </w:tblPr>
       <w:tblGrid>
         <w:gridCol w:w="990"/>
@@ -22315,7 +22303,7 @@
       </w:tr>
     </w:tbl>
     <w:bookmarkEnd w:id="230"/>
-    <w:bookmarkStart w:id="245" w:name="simulation-der-h-brücke"/>
+    <w:bookmarkStart w:id="243" w:name="simulation-der-h-brücke"/>
     <w:p>
       <w:pPr>
         <w:pStyle w:val="Heading2"/>
@@ -22404,7 +22392,7 @@
             <w:r>
               <w:drawing>
                 <wp:inline>
-                  <wp:extent cx="5334000" cy="2734116"/>
+                  <wp:extent cx="5334000" cy="1634323"/>
                   <wp:effectExtent b="0" l="0" r="0" t="0"/>
                   <wp:docPr descr="" title="" id="232" name="Picture"/>
                   <a:graphic>
@@ -22425,7 +22413,7 @@
                         <pic:spPr bwMode="auto">
                           <a:xfrm>
                             <a:off x="0" y="0"/>
-                            <a:ext cx="5334000" cy="2734116"/>
+                            <a:ext cx="5334000" cy="1634323"/>
                           </a:xfrm>
                           <a:prstGeom prst="rect">
                             <a:avLst/>
@@ -22644,7 +22632,7 @@
         <w:pStyle w:val="BodyText"/>
       </w:pPr>
       <w:r>
-        <w:t xml:space="preserve">Nun können die Betriebzustände simuliert werden. Die Simulation ist in</w:t>
+        <w:t xml:space="preserve">Nun können die Betriebszustände simuliert werden. Die Simulation ist in</w:t>
       </w:r>
       <w:r>
         <w:t xml:space="preserve"> </w:t>
@@ -22663,132 +22651,8 @@
         <w:t xml:space="preserve">dargestellt. Die Simulation zeigt, dass die H-Brücke wie gewünscht funktioniert. Die Drehzahl lässt sich mittels PWM verändern. Die Drehrichtung lässt sich mittels D ändern. Die Bremsfunktion lässt sich mittels B aktivieren.</w:t>
       </w:r>
     </w:p>
-    <w:tbl>
-      <w:tblPr>
-        <w:tblStyle w:val="Table"/>
-        <w:tblLook w:firstRow="0" w:lastRow="0" w:firstColumn="0" w:lastColumn="0" w:noHBand="0" w:noVBand="0" w:val="0000"/>
-        <w:tblBorders>
-          <w:left w:val="single" w:sz="24" w:space="0" w:color="0758E5"/>
-          <w:right w:val="single" w:sz="4" w:space="0" w:color="0758E5"/>
-          <w:top w:val="single" w:sz="4" w:space="0" w:color="0758E5"/>
-          <w:bottom w:val="single" w:sz="4" w:space="0" w:color="0758E5"/>
-        </w:tblBorders>
-        <w:tblCellMar>
-          <w:left w:w="144" w:type="dxa"/>
-          <w:right w:w="144" w:type="dxa"/>
-        </w:tblCellMar>
-        <w:tblInd w:w="164" w:type="dxa"/>
-        <w:tblW w:type="pct" w:w="100%"/>
-      </w:tblPr>
-      <w:tr>
-        <w:trPr>
-          <w:cantSplit/>
-        </w:trPr>
-        <w:tc>
-          <w:tcPr>
-            <w:shd w:color="auto" w:fill="dae6fb" w:val="clear"/>
-            <w:tcMar>
-              <w:top w:w="92" w:type="dxa"/>
-              <w:bottom w:w="92" w:type="dxa"/>
-            </w:tcMar>
-          </w:tcPr>
-          <w:p>
-            <w:pPr>
-              <w:pStyle w:val="BodyText"/>
-            </w:pPr>
-            <w:pPr>
-              <w:spacing w:before="0" w:after="0"/>
-              <w:textAlignment w:val="center"/>
-            </w:pPr>
-            <w:r>
-              <w:drawing>
-                <wp:inline>
-                  <wp:extent cx="152400" cy="152400"/>
-                  <wp:effectExtent b="0" l="0" r="0" t="0"/>
-                  <wp:docPr descr="" title="" id="243" name="Picture"/>
-                  <a:graphic>
-                    <a:graphicData uri="http://schemas.openxmlformats.org/drawingml/2006/picture">
-                      <pic:pic>
-                        <pic:nvPicPr>
-                          <pic:cNvPr descr="C:\Program Files\Quarto\share\formats\docx\note.png" id="244" name="Picture"/>
-                          <pic:cNvPicPr>
-                            <a:picLocks noChangeArrowheads="1" noChangeAspect="1"/>
-                          </pic:cNvPicPr>
-                        </pic:nvPicPr>
-                        <pic:blipFill>
-                          <a:blip r:embed="rId27"/>
-                          <a:stretch>
-                            <a:fillRect/>
-                          </a:stretch>
-                        </pic:blipFill>
-                        <pic:spPr bwMode="auto">
-                          <a:xfrm>
-                            <a:off x="0" y="0"/>
-                            <a:ext cx="152400" cy="152400"/>
-                          </a:xfrm>
-                          <a:prstGeom prst="rect">
-                            <a:avLst/>
-                          </a:prstGeom>
-                          <a:noFill/>
-                          <a:ln w="9525">
-                            <a:noFill/>
-                            <a:headEnd/>
-                            <a:tailEnd/>
-                          </a:ln>
-                        </pic:spPr>
-                      </pic:pic>
-                    </a:graphicData>
-                  </a:graphic>
-                </wp:inline>
-              </w:drawing>
-            </w:r>
-            <w:r>
-              <w:t xml:space="preserve"> </w:t>
-            </w:r>
-            <w:r>
-              <w:t xml:space="preserve"> </w:t>
-            </w:r>
-            <w:r>
-              <w:t xml:space="preserve">Hinweis</w:t>
-            </w:r>
-          </w:p>
-        </w:tc>
-      </w:tr>
-      <w:tr>
-        <w:trPr>
-          <w:cantSplit/>
-        </w:trPr>
-        <w:tc>
-          <w:tcPr>
-            <w:tcMar>
-              <w:top w:w="108" w:type="dxa"/>
-              <w:bottom w:w="108" w:type="dxa"/>
-            </w:tcMar>
-          </w:tcPr>
-          <w:p>
-            <w:pPr>
-              <w:pStyle w:val="BodyText"/>
-            </w:pPr>
-            <w:pPr>
-              <w:spacing w:before="16" w:after="16"/>
-            </w:pPr>
-            <w:r>
-              <w:t xml:space="preserve">Nicht alle Betriebszustände konnten mit Altium simuliert werden wenn sowohl die Logik als auch die H-Brücke mit Motormodel berücksichtig wurde. Speziell das höherfrequente PWM Signal führte zu Fehlern in der Simulation. Auch konnte die Drehrichtung bei verwendung des erweiterten Motormodells nicht gewechselt werden, ohne einen Fehler in der Simulation zu verursachen. Jeder Hinweis zu einer Lösung des Problems wird dankend entgegen genommen!</w:t>
-            </w:r>
-          </w:p>
-        </w:tc>
-      </w:tr>
-    </w:tbl>
-    <w:p>
-      <w:pPr>
-        <w:pStyle w:val="BodyText"/>
-      </w:pPr>
-      <w:r>
-        <w:t xml:space="preserve">Aufgrund der oben beschriebenen Sitaution in Altium wird der einfluss von PWM, hochfrequente Schaltvorgänge, getrennt betrachtet.</w:t>
-      </w:r>
-    </w:p>
-    <w:bookmarkEnd w:id="245"/>
-    <w:bookmarkStart w:id="246" w:name="pwm-und-induktive-lasten"/>
+    <w:bookmarkEnd w:id="243"/>
+    <w:bookmarkStart w:id="244" w:name="pwm-und-induktive-lasten"/>
     <w:p>
       <w:pPr>
         <w:pStyle w:val="Heading2"/>
@@ -22809,9 +22673,9 @@
         <w:t xml:space="preserve">To Be Continued</w:t>
       </w:r>
     </w:p>
-    <w:bookmarkEnd w:id="246"/>
-    <w:bookmarkEnd w:id="247"/>
-    <w:bookmarkStart w:id="258" w:name="references"/>
+    <w:bookmarkEnd w:id="244"/>
+    <w:bookmarkEnd w:id="245"/>
+    <w:bookmarkStart w:id="256" w:name="references"/>
     <w:p>
       <w:pPr>
         <w:pStyle w:val="Heading1"/>
@@ -22820,8 +22684,8 @@
         <w:t xml:space="preserve">References</w:t>
       </w:r>
     </w:p>
-    <w:bookmarkStart w:id="257" w:name="refs"/>
-    <w:bookmarkStart w:id="249" w:name="ref-BJT_Kennlinie"/>
+    <w:bookmarkStart w:id="255" w:name="refs"/>
+    <w:bookmarkStart w:id="247" w:name="ref-BJT_Kennlinie"/>
     <w:p>
       <w:pPr>
         <w:pStyle w:val="Bibliography"/>
@@ -22841,7 +22705,7 @@
       <w:r>
         <w:t xml:space="preserve"> </w:t>
       </w:r>
-      <w:hyperlink r:id="rId248">
+      <w:hyperlink r:id="rId246">
         <w:r>
           <w:rPr>
             <w:rStyle w:val="Hyperlink"/>
@@ -22853,8 +22717,8 @@
         <w:t xml:space="preserve">. Accessed 19 Nov 2023</w:t>
       </w:r>
     </w:p>
-    <w:bookmarkEnd w:id="249"/>
-    <w:bookmarkStart w:id="250" w:name="ref-boehmer17"/>
+    <w:bookmarkEnd w:id="247"/>
+    <w:bookmarkStart w:id="248" w:name="ref-boehmer17"/>
     <w:p>
       <w:pPr>
         <w:pStyle w:val="Bibliography"/>
@@ -22872,8 +22736,8 @@
         <w:t xml:space="preserve">E. Böhmer WO D. Ehrhardt (2018) Elemente der angewandten Elektronik. Springer Verlag, Wiesbaden</w:t>
       </w:r>
     </w:p>
-    <w:bookmarkEnd w:id="250"/>
-    <w:bookmarkStart w:id="252" w:name="ref-DC-Motor_Market"/>
+    <w:bookmarkEnd w:id="248"/>
+    <w:bookmarkStart w:id="250" w:name="ref-DC-Motor_Market"/>
     <w:p>
       <w:pPr>
         <w:pStyle w:val="Bibliography"/>
@@ -22893,7 +22757,7 @@
       <w:r>
         <w:t xml:space="preserve"> </w:t>
       </w:r>
-      <w:hyperlink r:id="rId251">
+      <w:hyperlink r:id="rId249">
         <w:r>
           <w:rPr>
             <w:rStyle w:val="Hyperlink"/>
@@ -22905,8 +22769,8 @@
         <w:t xml:space="preserve">. Accessed 13 Dez 2023</w:t>
       </w:r>
     </w:p>
-    <w:bookmarkEnd w:id="252"/>
-    <w:bookmarkStart w:id="254" w:name="ref-HBruecke"/>
+    <w:bookmarkEnd w:id="250"/>
+    <w:bookmarkStart w:id="252" w:name="ref-HBruecke"/>
     <w:p>
       <w:pPr>
         <w:pStyle w:val="Bibliography"/>
@@ -22926,7 +22790,7 @@
       <w:r>
         <w:t xml:space="preserve"> </w:t>
       </w:r>
-      <w:hyperlink r:id="rId253">
+      <w:hyperlink r:id="rId251">
         <w:r>
           <w:rPr>
             <w:rStyle w:val="Hyperlink"/>
@@ -22938,8 +22802,8 @@
         <w:t xml:space="preserve">. Accessed 13 Dez 2023</w:t>
       </w:r>
     </w:p>
-    <w:bookmarkEnd w:id="254"/>
-    <w:bookmarkStart w:id="256" w:name="ref-MotorModel"/>
+    <w:bookmarkEnd w:id="252"/>
+    <w:bookmarkStart w:id="254" w:name="ref-MotorModel"/>
     <w:p>
       <w:pPr>
         <w:pStyle w:val="Bibliography"/>
@@ -22959,7 +22823,7 @@
       <w:r>
         <w:t xml:space="preserve"> </w:t>
       </w:r>
-      <w:hyperlink r:id="rId255">
+      <w:hyperlink r:id="rId253">
         <w:r>
           <w:rPr>
             <w:rStyle w:val="Hyperlink"/>
@@ -22977,9 +22841,9 @@
         <w:t xml:space="preserve">. Accessed 19 Jan 2024</w:t>
       </w:r>
     </w:p>
+    <w:bookmarkEnd w:id="254"/>
+    <w:bookmarkEnd w:id="255"/>
     <w:bookmarkEnd w:id="256"/>
-    <w:bookmarkEnd w:id="257"/>
-    <w:bookmarkEnd w:id="258"/>
     <w:sectPr/>
   </w:body>
 </w:document>
